--- a/docs/Semana3/Diagnostic_report.docx
+++ b/docs/Semana3/Diagnostic_report.docx
@@ -14,14 +14,16 @@
         <w:spacing w:line="276" w:lineRule="auto"/>
         <w:rPr>
           <w:rFonts w:ascii="Times New Roman" w:hAnsi="Times New Roman" w:cs="Times New Roman"/>
-          <w:szCs w:val="22"/>
+          <w:sz w:val="20"/>
+          <w:szCs w:val="20"/>
         </w:rPr>
       </w:pPr>
       <w:r>
         <w:rPr>
           <w:rFonts w:ascii="Times New Roman" w:hAnsi="Times New Roman" w:cs="Times New Roman"/>
           <w:noProof/>
-          <w:szCs w:val="22"/>
+          <w:sz w:val="20"/>
+          <w:szCs w:val="20"/>
         </w:rPr>
         <mc:AlternateContent>
           <mc:Choice Requires="wpg">
@@ -481,7 +483,8 @@
         <w:spacing w:line="276" w:lineRule="auto"/>
         <w:rPr>
           <w:rFonts w:ascii="Times New Roman" w:hAnsi="Times New Roman" w:cs="Times New Roman"/>
-          <w:szCs w:val="22"/>
+          <w:sz w:val="20"/>
+          <w:szCs w:val="20"/>
         </w:rPr>
       </w:pPr>
     </w:p>
@@ -490,14 +493,16 @@
         <w:spacing w:line="480" w:lineRule="auto"/>
         <w:rPr>
           <w:rFonts w:ascii="Times New Roman" w:eastAsia="Arial" w:hAnsi="Times New Roman" w:cs="Times New Roman"/>
-          <w:szCs w:val="22"/>
+          <w:sz w:val="20"/>
+          <w:szCs w:val="20"/>
         </w:rPr>
       </w:pPr>
       <w:r>
         <w:rPr>
           <w:rFonts w:ascii="Times New Roman" w:hAnsi="Times New Roman" w:cs="Times New Roman"/>
           <w:noProof/>
-          <w:szCs w:val="22"/>
+          <w:sz w:val="20"/>
+          <w:szCs w:val="20"/>
         </w:rPr>
         <w:drawing>
           <wp:anchor distT="0" distB="0" distL="114300" distR="114300" simplePos="0" relativeHeight="251660288" behindDoc="0" locked="0" layoutInCell="1" hidden="0" allowOverlap="1" wp14:anchorId="7222739B" wp14:editId="2EB9E304">
@@ -521,7 +526,7 @@
                     <pic:cNvPicPr preferRelativeResize="0"/>
                   </pic:nvPicPr>
                   <pic:blipFill>
-                    <a:blip r:embed="rId5"/>
+                    <a:blip r:embed="rId7"/>
                     <a:srcRect/>
                     <a:stretch>
                       <a:fillRect/>
@@ -549,7 +554,8 @@
         <w:spacing w:line="480" w:lineRule="auto"/>
         <w:rPr>
           <w:rFonts w:ascii="Times New Roman" w:eastAsia="Arial" w:hAnsi="Times New Roman" w:cs="Times New Roman"/>
-          <w:szCs w:val="22"/>
+          <w:sz w:val="20"/>
+          <w:szCs w:val="20"/>
         </w:rPr>
       </w:pPr>
     </w:p>
@@ -558,7 +564,8 @@
         <w:spacing w:line="480" w:lineRule="auto"/>
         <w:rPr>
           <w:rFonts w:ascii="Times New Roman" w:eastAsia="Arial" w:hAnsi="Times New Roman" w:cs="Times New Roman"/>
-          <w:szCs w:val="22"/>
+          <w:sz w:val="20"/>
+          <w:szCs w:val="20"/>
         </w:rPr>
       </w:pPr>
     </w:p>
@@ -567,7 +574,8 @@
         <w:spacing w:line="480" w:lineRule="auto"/>
         <w:rPr>
           <w:rFonts w:ascii="Times New Roman" w:eastAsia="Arial" w:hAnsi="Times New Roman" w:cs="Times New Roman"/>
-          <w:szCs w:val="22"/>
+          <w:sz w:val="20"/>
+          <w:szCs w:val="20"/>
         </w:rPr>
       </w:pPr>
     </w:p>
@@ -576,7 +584,8 @@
         <w:spacing w:line="480" w:lineRule="auto"/>
         <w:rPr>
           <w:rFonts w:ascii="Times New Roman" w:eastAsia="Arial" w:hAnsi="Times New Roman" w:cs="Times New Roman"/>
-          <w:szCs w:val="22"/>
+          <w:sz w:val="20"/>
+          <w:szCs w:val="20"/>
         </w:rPr>
       </w:pPr>
     </w:p>
@@ -585,7 +594,8 @@
         <w:spacing w:line="480" w:lineRule="auto"/>
         <w:rPr>
           <w:rFonts w:ascii="Times New Roman" w:eastAsia="Arial" w:hAnsi="Times New Roman" w:cs="Times New Roman"/>
-          <w:szCs w:val="22"/>
+          <w:sz w:val="20"/>
+          <w:szCs w:val="20"/>
         </w:rPr>
       </w:pPr>
     </w:p>
@@ -594,7 +604,8 @@
         <w:spacing w:line="480" w:lineRule="auto"/>
         <w:rPr>
           <w:rFonts w:ascii="Times New Roman" w:eastAsia="Arial" w:hAnsi="Times New Roman" w:cs="Times New Roman"/>
-          <w:szCs w:val="22"/>
+          <w:sz w:val="20"/>
+          <w:szCs w:val="20"/>
         </w:rPr>
       </w:pPr>
     </w:p>
@@ -603,7 +614,8 @@
         <w:spacing w:line="480" w:lineRule="auto"/>
         <w:rPr>
           <w:rFonts w:ascii="Times New Roman" w:eastAsia="Arial" w:hAnsi="Times New Roman" w:cs="Times New Roman"/>
-          <w:szCs w:val="22"/>
+          <w:sz w:val="20"/>
+          <w:szCs w:val="20"/>
         </w:rPr>
       </w:pPr>
     </w:p>
@@ -612,7 +624,8 @@
         <w:spacing w:line="480" w:lineRule="auto"/>
         <w:rPr>
           <w:rFonts w:ascii="Times New Roman" w:eastAsia="Arial" w:hAnsi="Times New Roman" w:cs="Times New Roman"/>
-          <w:szCs w:val="22"/>
+          <w:sz w:val="20"/>
+          <w:szCs w:val="20"/>
         </w:rPr>
       </w:pPr>
     </w:p>
@@ -621,14 +634,16 @@
         <w:spacing w:line="480" w:lineRule="auto"/>
         <w:rPr>
           <w:rFonts w:ascii="Times New Roman" w:eastAsia="Arial" w:hAnsi="Times New Roman" w:cs="Times New Roman"/>
-          <w:szCs w:val="22"/>
+          <w:sz w:val="20"/>
+          <w:szCs w:val="20"/>
         </w:rPr>
       </w:pPr>
       <w:r>
         <w:rPr>
           <w:rFonts w:ascii="Times New Roman" w:hAnsi="Times New Roman" w:cs="Times New Roman"/>
           <w:noProof/>
-          <w:szCs w:val="22"/>
+          <w:sz w:val="20"/>
+          <w:szCs w:val="20"/>
         </w:rPr>
         <mc:AlternateContent>
           <mc:Choice Requires="wpg">
@@ -1323,7 +1338,8 @@
         <w:rPr>
           <w:rFonts w:ascii="Times New Roman" w:hAnsi="Times New Roman" w:cs="Times New Roman"/>
           <w:noProof/>
-          <w:szCs w:val="22"/>
+          <w:sz w:val="20"/>
+          <w:szCs w:val="20"/>
         </w:rPr>
         <mc:AlternateContent>
           <mc:Choice Requires="wpg">
@@ -1829,7 +1845,8 @@
         <w:spacing w:line="480" w:lineRule="auto"/>
         <w:rPr>
           <w:rFonts w:ascii="Times New Roman" w:eastAsia="Arial" w:hAnsi="Times New Roman" w:cs="Times New Roman"/>
-          <w:szCs w:val="22"/>
+          <w:sz w:val="20"/>
+          <w:szCs w:val="20"/>
         </w:rPr>
       </w:pPr>
     </w:p>
@@ -1838,7 +1855,8 @@
         <w:spacing w:line="480" w:lineRule="auto"/>
         <w:rPr>
           <w:rFonts w:ascii="Times New Roman" w:eastAsia="Arial" w:hAnsi="Times New Roman" w:cs="Times New Roman"/>
-          <w:szCs w:val="22"/>
+          <w:sz w:val="20"/>
+          <w:szCs w:val="20"/>
         </w:rPr>
       </w:pPr>
     </w:p>
@@ -1847,7 +1865,8 @@
         <w:spacing w:line="480" w:lineRule="auto"/>
         <w:rPr>
           <w:rFonts w:ascii="Times New Roman" w:eastAsia="Arial" w:hAnsi="Times New Roman" w:cs="Times New Roman"/>
-          <w:szCs w:val="22"/>
+          <w:sz w:val="20"/>
+          <w:szCs w:val="20"/>
         </w:rPr>
       </w:pPr>
     </w:p>
@@ -1856,7 +1875,8 @@
         <w:spacing w:line="480" w:lineRule="auto"/>
         <w:rPr>
           <w:rFonts w:ascii="Times New Roman" w:eastAsia="Arial" w:hAnsi="Times New Roman" w:cs="Times New Roman"/>
-          <w:szCs w:val="22"/>
+          <w:sz w:val="20"/>
+          <w:szCs w:val="20"/>
         </w:rPr>
       </w:pPr>
     </w:p>
@@ -1865,7 +1885,8 @@
         <w:spacing w:line="360" w:lineRule="auto"/>
         <w:rPr>
           <w:rFonts w:ascii="Times New Roman" w:eastAsia="Arial" w:hAnsi="Times New Roman" w:cs="Times New Roman"/>
-          <w:szCs w:val="22"/>
+          <w:sz w:val="20"/>
+          <w:szCs w:val="20"/>
         </w:rPr>
       </w:pPr>
     </w:p>
@@ -1874,14 +1895,16 @@
         <w:spacing w:line="360" w:lineRule="auto"/>
         <w:rPr>
           <w:rFonts w:ascii="Times New Roman" w:eastAsia="Arial" w:hAnsi="Times New Roman" w:cs="Times New Roman"/>
-          <w:szCs w:val="22"/>
+          <w:sz w:val="20"/>
+          <w:szCs w:val="20"/>
         </w:rPr>
       </w:pPr>
       <w:r>
         <w:rPr>
           <w:rFonts w:ascii="Times New Roman" w:hAnsi="Times New Roman" w:cs="Times New Roman"/>
           <w:noProof/>
-          <w:szCs w:val="22"/>
+          <w:sz w:val="20"/>
+          <w:szCs w:val="20"/>
         </w:rPr>
         <mc:AlternateContent>
           <mc:Choice Requires="wpg">
@@ -2479,7 +2502,8 @@
         <w:spacing w:line="360" w:lineRule="auto"/>
         <w:rPr>
           <w:rFonts w:ascii="Times New Roman" w:eastAsia="Arial" w:hAnsi="Times New Roman" w:cs="Times New Roman"/>
-          <w:szCs w:val="22"/>
+          <w:sz w:val="20"/>
+          <w:szCs w:val="20"/>
         </w:rPr>
       </w:pPr>
     </w:p>
@@ -2488,7 +2512,8 @@
         <w:spacing w:line="360" w:lineRule="auto"/>
         <w:rPr>
           <w:rFonts w:ascii="Times New Roman" w:eastAsia="Arial" w:hAnsi="Times New Roman" w:cs="Times New Roman"/>
-          <w:szCs w:val="22"/>
+          <w:sz w:val="20"/>
+          <w:szCs w:val="20"/>
         </w:rPr>
       </w:pPr>
     </w:p>
@@ -2497,7 +2522,8 @@
         <w:spacing w:line="360" w:lineRule="auto"/>
         <w:rPr>
           <w:rFonts w:ascii="Times New Roman" w:eastAsia="Arial" w:hAnsi="Times New Roman" w:cs="Times New Roman"/>
-          <w:szCs w:val="22"/>
+          <w:sz w:val="20"/>
+          <w:szCs w:val="20"/>
         </w:rPr>
       </w:pPr>
     </w:p>
@@ -2506,7 +2532,8 @@
         <w:spacing w:line="360" w:lineRule="auto"/>
         <w:rPr>
           <w:rFonts w:ascii="Times New Roman" w:eastAsia="Arial" w:hAnsi="Times New Roman" w:cs="Times New Roman"/>
-          <w:szCs w:val="22"/>
+          <w:sz w:val="20"/>
+          <w:szCs w:val="20"/>
         </w:rPr>
       </w:pPr>
     </w:p>
@@ -2515,7 +2542,8 @@
         <w:spacing w:line="360" w:lineRule="auto"/>
         <w:rPr>
           <w:rFonts w:ascii="Times New Roman" w:eastAsia="Arial" w:hAnsi="Times New Roman" w:cs="Times New Roman"/>
-          <w:szCs w:val="22"/>
+          <w:sz w:val="20"/>
+          <w:szCs w:val="20"/>
         </w:rPr>
       </w:pPr>
     </w:p>
@@ -2527,10 +2555,11 @@
           <w:rFonts w:ascii="Times New Roman" w:eastAsia="Arial" w:hAnsi="Times New Roman" w:cs="Times New Roman"/>
           <w:b/>
           <w:bCs/>
-          <w:szCs w:val="22"/>
+          <w:sz w:val="20"/>
+          <w:szCs w:val="20"/>
         </w:rPr>
         <w:sectPr>
-          <w:footerReference w:type="default" r:id="rId6"/>
+          <w:footerReference w:type="default" r:id="rId8"/>
           <w:pgSz w:w="11900" w:h="16850"/>
           <w:pgMar w:top="620" w:right="720" w:bottom="280" w:left="1380" w:header="720" w:footer="720" w:gutter="0"/>
           <w:pgNumType w:start="1"/>
@@ -2546,7 +2575,8 @@
           <w:rFonts w:ascii="Times New Roman" w:hAnsi="Times New Roman" w:cs="Times New Roman"/>
           <w:b/>
           <w:bCs/>
-          <w:szCs w:val="22"/>
+          <w:sz w:val="20"/>
+          <w:szCs w:val="20"/>
         </w:rPr>
       </w:pPr>
       <w:r>
@@ -2555,20 +2585,11 @@
           <w:b/>
           <w:bCs/>
           <w:color w:val="8A0000"/>
-          <w:szCs w:val="22"/>
+          <w:sz w:val="20"/>
+          <w:szCs w:val="20"/>
         </w:rPr>
         <w:lastRenderedPageBreak/>
-        <w:t>Resumen</w:t>
-      </w:r>
-      <w:r>
-        <w:rPr>
-          <w:rFonts w:ascii="Times New Roman" w:hAnsi="Times New Roman" w:cs="Times New Roman"/>
-          <w:b/>
-          <w:bCs/>
-          <w:color w:val="8A0000"/>
-          <w:szCs w:val="22"/>
-        </w:rPr>
-        <w:t>:</w:t>
+        <w:t>Resumen:</w:t>
       </w:r>
     </w:p>
     <w:p>
@@ -2577,22 +2598,17 @@
         <w:jc w:val="both"/>
         <w:rPr>
           <w:rFonts w:ascii="Times New Roman" w:hAnsi="Times New Roman" w:cs="Times New Roman"/>
-          <w:szCs w:val="22"/>
-        </w:rPr>
-      </w:pPr>
-      <w:r>
-        <w:rPr>
-          <w:rFonts w:ascii="Times New Roman" w:hAnsi="Times New Roman" w:cs="Times New Roman"/>
-          <w:szCs w:val="22"/>
-        </w:rPr>
-        <w:t xml:space="preserve">Basado en nuestro tema: </w:t>
-      </w:r>
-      <w:r>
-        <w:rPr>
-          <w:rFonts w:ascii="Times New Roman" w:hAnsi="Times New Roman" w:cs="Times New Roman"/>
-          <w:szCs w:val="22"/>
-        </w:rPr>
-        <w:t>Generación de los puntos más peligrosos de Ecuador para detectar zonas de riesgo para alertar a los turistas para que tomen precauciones usando modelos que puedan predecir los meses de mayores incidentes.</w:t>
+          <w:sz w:val="20"/>
+          <w:szCs w:val="20"/>
+        </w:rPr>
+      </w:pPr>
+      <w:r>
+        <w:rPr>
+          <w:rFonts w:ascii="Times New Roman" w:hAnsi="Times New Roman" w:cs="Times New Roman"/>
+          <w:sz w:val="20"/>
+          <w:szCs w:val="20"/>
+        </w:rPr>
+        <w:t>Basado en nuestro tema: Generación de los puntos más peligrosos de Ecuador para detectar zonas de riesgo para alertar a los turistas para que tomen precauciones usando modelos que puedan predecir los meses de mayores incidentes.</w:t>
       </w:r>
     </w:p>
     <w:p>
@@ -2601,24 +2617,24 @@
         <w:jc w:val="both"/>
         <w:rPr>
           <w:rFonts w:ascii="Times New Roman" w:hAnsi="Times New Roman" w:cs="Times New Roman"/>
-        </w:rPr>
-      </w:pPr>
-      <w:r>
-        <w:rPr>
-          <w:rFonts w:ascii="Times New Roman" w:hAnsi="Times New Roman" w:cs="Times New Roman"/>
-        </w:rPr>
-        <w:t xml:space="preserve">El reporte técnico </w:t>
-      </w:r>
-      <w:r>
-        <w:rPr>
-          <w:rFonts w:ascii="Times New Roman" w:hAnsi="Times New Roman" w:cs="Times New Roman"/>
-        </w:rPr>
-        <w:t xml:space="preserve">analiza el comportamiento de overfitting y </w:t>
+          <w:sz w:val="20"/>
+          <w:szCs w:val="20"/>
+        </w:rPr>
+      </w:pPr>
+      <w:r>
+        <w:rPr>
+          <w:rFonts w:ascii="Times New Roman" w:hAnsi="Times New Roman" w:cs="Times New Roman"/>
+          <w:sz w:val="20"/>
+          <w:szCs w:val="20"/>
+        </w:rPr>
+        <w:t xml:space="preserve">El reporte técnico analiza el comportamiento de overfitting y </w:t>
       </w:r>
       <w:proofErr w:type="spellStart"/>
       <w:r>
         <w:rPr>
           <w:rFonts w:ascii="Times New Roman" w:hAnsi="Times New Roman" w:cs="Times New Roman"/>
+          <w:sz w:val="20"/>
+          <w:szCs w:val="20"/>
         </w:rPr>
         <w:t>underfitting</w:t>
       </w:r>
@@ -2626,6 +2642,8 @@
       <w:r>
         <w:rPr>
           <w:rFonts w:ascii="Times New Roman" w:hAnsi="Times New Roman" w:cs="Times New Roman"/>
+          <w:sz w:val="20"/>
+          <w:szCs w:val="20"/>
         </w:rPr>
         <w:t xml:space="preserve"> en los modelos de machine learning implementados para identificar zonas de riesgo en Ecuador y predecir los meses con mayor incidencia de incidentes. </w:t>
       </w:r>
@@ -2637,11 +2655,15 @@
         <w:rPr>
           <w:rFonts w:ascii="Times New Roman" w:hAnsi="Times New Roman" w:cs="Times New Roman"/>
           <w:color w:val="8A0000"/>
-        </w:rPr>
-      </w:pPr>
-      <w:r>
-        <w:rPr>
-          <w:rFonts w:ascii="Times New Roman" w:hAnsi="Times New Roman" w:cs="Times New Roman"/>
+          <w:sz w:val="20"/>
+          <w:szCs w:val="20"/>
+        </w:rPr>
+      </w:pPr>
+      <w:r>
+        <w:rPr>
+          <w:rFonts w:ascii="Times New Roman" w:hAnsi="Times New Roman" w:cs="Times New Roman"/>
+          <w:sz w:val="20"/>
+          <w:szCs w:val="20"/>
         </w:rPr>
         <w:t>Se evaluaron tres modelos: K-Means (clustering), Random Forest y XGBoost (predicción supervisada).</w:t>
       </w:r>
@@ -2656,6 +2678,8 @@
         <w:jc w:val="both"/>
         <w:rPr>
           <w:rFonts w:ascii="Times New Roman" w:hAnsi="Times New Roman" w:cs="Times New Roman"/>
+          <w:sz w:val="20"/>
+          <w:szCs w:val="20"/>
         </w:rPr>
       </w:pPr>
       <w:r>
@@ -2664,28 +2688,25 @@
           <w:b/>
           <w:bCs/>
           <w:color w:val="8A0000"/>
-        </w:rPr>
-        <w:t>Random Forest</w:t>
-      </w:r>
-      <w:r>
-        <w:rPr>
-          <w:rFonts w:ascii="Times New Roman" w:hAnsi="Times New Roman" w:cs="Times New Roman"/>
-          <w:b/>
-          <w:bCs/>
+          <w:sz w:val="20"/>
+          <w:szCs w:val="20"/>
+        </w:rPr>
+        <w:t>Random Forest:</w:t>
+      </w:r>
+      <w:r>
+        <w:rPr>
+          <w:rFonts w:ascii="Times New Roman" w:hAnsi="Times New Roman" w:cs="Times New Roman"/>
           <w:color w:val="8A0000"/>
-        </w:rPr>
-        <w:t>:</w:t>
-      </w:r>
-      <w:r>
-        <w:rPr>
-          <w:rFonts w:ascii="Times New Roman" w:hAnsi="Times New Roman" w:cs="Times New Roman"/>
-          <w:color w:val="8A0000"/>
+          <w:sz w:val="20"/>
+          <w:szCs w:val="20"/>
         </w:rPr>
         <w:t xml:space="preserve"> </w:t>
       </w:r>
       <w:r>
         <w:rPr>
           <w:rFonts w:ascii="Times New Roman" w:hAnsi="Times New Roman" w:cs="Times New Roman"/>
+          <w:sz w:val="20"/>
+          <w:szCs w:val="20"/>
         </w:rPr>
         <w:t xml:space="preserve">presenta tendencia a overfitting moderado (diferencia </w:t>
       </w:r>
@@ -2693,6 +2714,8 @@
       <w:r>
         <w:rPr>
           <w:rFonts w:ascii="Times New Roman" w:hAnsi="Times New Roman" w:cs="Times New Roman"/>
+          <w:sz w:val="20"/>
+          <w:szCs w:val="20"/>
         </w:rPr>
         <w:t>train</w:t>
       </w:r>
@@ -2700,6 +2723,8 @@
       <w:r>
         <w:rPr>
           <w:rFonts w:ascii="Times New Roman" w:hAnsi="Times New Roman" w:cs="Times New Roman"/>
+          <w:sz w:val="20"/>
+          <w:szCs w:val="20"/>
         </w:rPr>
         <w:t>-test de 8-12%), mejorando con regularización y reducción de profundidad.</w:t>
       </w:r>
@@ -2714,6 +2739,8 @@
         <w:jc w:val="both"/>
         <w:rPr>
           <w:rFonts w:ascii="Times New Roman" w:hAnsi="Times New Roman" w:cs="Times New Roman"/>
+          <w:sz w:val="20"/>
+          <w:szCs w:val="20"/>
         </w:rPr>
       </w:pPr>
       <w:r>
@@ -2722,47 +2749,34 @@
           <w:b/>
           <w:bCs/>
           <w:color w:val="8A0000"/>
-        </w:rPr>
-        <w:t>XGBoost</w:t>
-      </w:r>
-      <w:r>
-        <w:rPr>
-          <w:rFonts w:ascii="Times New Roman" w:hAnsi="Times New Roman" w:cs="Times New Roman"/>
-          <w:b/>
-          <w:bCs/>
+          <w:sz w:val="20"/>
+          <w:szCs w:val="20"/>
+        </w:rPr>
+        <w:t>XGBoost:</w:t>
+      </w:r>
+      <w:r>
+        <w:rPr>
+          <w:rFonts w:ascii="Times New Roman" w:hAnsi="Times New Roman" w:cs="Times New Roman"/>
           <w:color w:val="8A0000"/>
-        </w:rPr>
-        <w:t>:</w:t>
-      </w:r>
-      <w:r>
-        <w:rPr>
-          <w:rFonts w:ascii="Times New Roman" w:hAnsi="Times New Roman" w:cs="Times New Roman"/>
-          <w:color w:val="8A0000"/>
+          <w:sz w:val="20"/>
+          <w:szCs w:val="20"/>
         </w:rPr>
         <w:t xml:space="preserve"> </w:t>
       </w:r>
       <w:r>
         <w:rPr>
           <w:rFonts w:ascii="Times New Roman" w:hAnsi="Times New Roman" w:cs="Times New Roman"/>
-        </w:rPr>
-        <w:t xml:space="preserve">muestra </w:t>
-      </w:r>
-      <w:r>
-        <w:rPr>
-          <w:rFonts w:ascii="Times New Roman" w:hAnsi="Times New Roman" w:cs="Times New Roman"/>
-        </w:rPr>
-        <w:t>balance óptimo</w:t>
-      </w:r>
-      <w:r>
-        <w:rPr>
-          <w:rFonts w:ascii="Times New Roman" w:hAnsi="Times New Roman" w:cs="Times New Roman"/>
-        </w:rPr>
-        <w:t xml:space="preserve"> con menor overfitting gracias a su regularización incorporada y </w:t>
+          <w:sz w:val="20"/>
+          <w:szCs w:val="20"/>
+        </w:rPr>
+        <w:t xml:space="preserve">muestra balance óptimo con menor overfitting gracias a su regularización incorporada y </w:t>
       </w:r>
       <w:proofErr w:type="spellStart"/>
       <w:r>
         <w:rPr>
           <w:rFonts w:ascii="Times New Roman" w:hAnsi="Times New Roman" w:cs="Times New Roman"/>
+          <w:sz w:val="20"/>
+          <w:szCs w:val="20"/>
         </w:rPr>
         <w:t>early</w:t>
       </w:r>
@@ -2770,6 +2784,8 @@
       <w:r>
         <w:rPr>
           <w:rFonts w:ascii="Times New Roman" w:hAnsi="Times New Roman" w:cs="Times New Roman"/>
+          <w:sz w:val="20"/>
+          <w:szCs w:val="20"/>
         </w:rPr>
         <w:t xml:space="preserve"> </w:t>
       </w:r>
@@ -2777,6 +2793,8 @@
       <w:r>
         <w:rPr>
           <w:rFonts w:ascii="Times New Roman" w:hAnsi="Times New Roman" w:cs="Times New Roman"/>
+          <w:sz w:val="20"/>
+          <w:szCs w:val="20"/>
         </w:rPr>
         <w:t>stopping</w:t>
       </w:r>
@@ -2784,6 +2802,8 @@
       <w:r>
         <w:rPr>
           <w:rFonts w:ascii="Times New Roman" w:hAnsi="Times New Roman" w:cs="Times New Roman"/>
+          <w:sz w:val="20"/>
+          <w:szCs w:val="20"/>
         </w:rPr>
         <w:t>.</w:t>
       </w:r>
@@ -2798,6 +2818,8 @@
         <w:jc w:val="both"/>
         <w:rPr>
           <w:rFonts w:ascii="Times New Roman" w:hAnsi="Times New Roman" w:cs="Times New Roman"/>
+          <w:sz w:val="20"/>
+          <w:szCs w:val="20"/>
         </w:rPr>
       </w:pPr>
       <w:r>
@@ -2806,338 +2828,389 @@
           <w:b/>
           <w:bCs/>
           <w:color w:val="8A0000"/>
-        </w:rPr>
-        <w:t>K-Means</w:t>
-      </w:r>
-      <w:r>
+          <w:sz w:val="20"/>
+          <w:szCs w:val="20"/>
+        </w:rPr>
+        <w:t>K-Means:</w:t>
+      </w:r>
+      <w:r>
+        <w:rPr>
+          <w:rFonts w:ascii="Times New Roman" w:hAnsi="Times New Roman" w:cs="Times New Roman"/>
+          <w:color w:val="8A0000"/>
+          <w:sz w:val="20"/>
+          <w:szCs w:val="20"/>
+        </w:rPr>
+        <w:t xml:space="preserve"> </w:t>
+      </w:r>
+      <w:r>
+        <w:rPr>
+          <w:rFonts w:ascii="Times New Roman" w:hAnsi="Times New Roman" w:cs="Times New Roman"/>
+          <w:sz w:val="20"/>
+          <w:szCs w:val="20"/>
+        </w:rPr>
+        <w:t>no presenta overfitting/</w:t>
+      </w:r>
+      <w:proofErr w:type="spellStart"/>
+      <w:r>
+        <w:rPr>
+          <w:rFonts w:ascii="Times New Roman" w:hAnsi="Times New Roman" w:cs="Times New Roman"/>
+          <w:sz w:val="20"/>
+          <w:szCs w:val="20"/>
+        </w:rPr>
+        <w:t>underfitting</w:t>
+      </w:r>
+      <w:proofErr w:type="spellEnd"/>
+      <w:r>
+        <w:rPr>
+          <w:rFonts w:ascii="Times New Roman" w:hAnsi="Times New Roman" w:cs="Times New Roman"/>
+          <w:sz w:val="20"/>
+          <w:szCs w:val="20"/>
+        </w:rPr>
+        <w:t xml:space="preserve"> (algoritmo no supervisado), pero requiere validación de número de </w:t>
+      </w:r>
+      <w:r>
+        <w:rPr>
+          <w:rFonts w:ascii="Times New Roman" w:hAnsi="Times New Roman" w:cs="Times New Roman"/>
+          <w:sz w:val="20"/>
+          <w:szCs w:val="20"/>
+        </w:rPr>
+        <w:t>clústeres</w:t>
+      </w:r>
+      <w:r>
+        <w:rPr>
+          <w:rFonts w:ascii="Times New Roman" w:hAnsi="Times New Roman" w:cs="Times New Roman"/>
+          <w:sz w:val="20"/>
+          <w:szCs w:val="20"/>
+        </w:rPr>
+        <w:t>.</w:t>
+      </w:r>
+    </w:p>
+    <w:p>
+      <w:pPr>
+        <w:spacing w:line="360" w:lineRule="auto"/>
+        <w:jc w:val="both"/>
+        <w:rPr>
+          <w:rFonts w:ascii="Times New Roman" w:hAnsi="Times New Roman" w:cs="Times New Roman"/>
+          <w:sz w:val="20"/>
+          <w:szCs w:val="20"/>
+        </w:rPr>
+      </w:pPr>
+      <w:r>
+        <w:rPr>
+          <w:rFonts w:ascii="Times New Roman" w:hAnsi="Times New Roman" w:cs="Times New Roman"/>
+          <w:sz w:val="20"/>
+          <w:szCs w:val="20"/>
+        </w:rPr>
+        <w:t xml:space="preserve">Hemos analizado tomando </w:t>
+      </w:r>
+      <w:r>
+        <w:rPr>
+          <w:rFonts w:ascii="Times New Roman" w:hAnsi="Times New Roman" w:cs="Times New Roman"/>
+          <w:sz w:val="20"/>
+          <w:szCs w:val="20"/>
+        </w:rPr>
+        <w:t>en</w:t>
+      </w:r>
+      <w:r>
+        <w:rPr>
+          <w:rFonts w:ascii="Times New Roman" w:hAnsi="Times New Roman" w:cs="Times New Roman"/>
+          <w:sz w:val="20"/>
+          <w:szCs w:val="20"/>
+        </w:rPr>
+        <w:t xml:space="preserve"> cuenta la implementación XGBoost como modelo principal con validación cruzada 5-fold y </w:t>
+      </w:r>
+      <w:proofErr w:type="spellStart"/>
+      <w:r>
+        <w:rPr>
+          <w:rFonts w:ascii="Times New Roman" w:hAnsi="Times New Roman" w:cs="Times New Roman"/>
+          <w:sz w:val="20"/>
+          <w:szCs w:val="20"/>
+        </w:rPr>
+        <w:t>early</w:t>
+      </w:r>
+      <w:proofErr w:type="spellEnd"/>
+      <w:r>
+        <w:rPr>
+          <w:rFonts w:ascii="Times New Roman" w:hAnsi="Times New Roman" w:cs="Times New Roman"/>
+          <w:sz w:val="20"/>
+          <w:szCs w:val="20"/>
+        </w:rPr>
+        <w:t xml:space="preserve"> </w:t>
+      </w:r>
+      <w:proofErr w:type="spellStart"/>
+      <w:r>
+        <w:rPr>
+          <w:rFonts w:ascii="Times New Roman" w:hAnsi="Times New Roman" w:cs="Times New Roman"/>
+          <w:sz w:val="20"/>
+          <w:szCs w:val="20"/>
+        </w:rPr>
+        <w:t>stopping</w:t>
+      </w:r>
+      <w:proofErr w:type="spellEnd"/>
+      <w:r>
+        <w:rPr>
+          <w:rFonts w:ascii="Times New Roman" w:hAnsi="Times New Roman" w:cs="Times New Roman"/>
+          <w:sz w:val="20"/>
+          <w:szCs w:val="20"/>
+        </w:rPr>
+        <w:t xml:space="preserve">. </w:t>
+      </w:r>
+    </w:p>
+    <w:p>
+      <w:pPr>
+        <w:spacing w:line="360" w:lineRule="auto"/>
+        <w:jc w:val="both"/>
+        <w:rPr>
+          <w:rFonts w:ascii="Times New Roman" w:hAnsi="Times New Roman" w:cs="Times New Roman"/>
+          <w:sz w:val="20"/>
+          <w:szCs w:val="20"/>
+        </w:rPr>
+      </w:pPr>
+      <w:r>
+        <w:rPr>
+          <w:rFonts w:ascii="Times New Roman" w:hAnsi="Times New Roman" w:cs="Times New Roman"/>
+          <w:sz w:val="20"/>
+          <w:szCs w:val="20"/>
+        </w:rPr>
+        <w:t>Complementa</w:t>
+      </w:r>
+      <w:r>
+        <w:rPr>
+          <w:rFonts w:ascii="Times New Roman" w:hAnsi="Times New Roman" w:cs="Times New Roman"/>
+          <w:sz w:val="20"/>
+          <w:szCs w:val="20"/>
+        </w:rPr>
+        <w:t>mos</w:t>
+      </w:r>
+      <w:r>
+        <w:rPr>
+          <w:rFonts w:ascii="Times New Roman" w:hAnsi="Times New Roman" w:cs="Times New Roman"/>
+          <w:sz w:val="20"/>
+          <w:szCs w:val="20"/>
+        </w:rPr>
+        <w:t xml:space="preserve"> con Random Forest regularizado para interpretabilidad. Ambos modelos alcanzan F1-Score ≥ 0.78, superando el </w:t>
+      </w:r>
+      <w:proofErr w:type="gramStart"/>
+      <w:r>
+        <w:rPr>
+          <w:rFonts w:ascii="Times New Roman" w:hAnsi="Times New Roman" w:cs="Times New Roman"/>
+          <w:sz w:val="20"/>
+          <w:szCs w:val="20"/>
+        </w:rPr>
+        <w:t>target</w:t>
+      </w:r>
+      <w:proofErr w:type="gramEnd"/>
+      <w:r>
+        <w:rPr>
+          <w:rFonts w:ascii="Times New Roman" w:hAnsi="Times New Roman" w:cs="Times New Roman"/>
+          <w:sz w:val="20"/>
+          <w:szCs w:val="20"/>
+        </w:rPr>
+        <w:t xml:space="preserve"> de</w:t>
+      </w:r>
+      <w:r>
+        <w:rPr>
+          <w:rFonts w:ascii="Times New Roman" w:hAnsi="Times New Roman" w:cs="Times New Roman"/>
+          <w:sz w:val="20"/>
+          <w:szCs w:val="20"/>
+        </w:rPr>
+        <w:t xml:space="preserve"> </w:t>
+      </w:r>
+      <w:r>
+        <w:rPr>
+          <w:rFonts w:ascii="Times New Roman" w:hAnsi="Times New Roman" w:cs="Times New Roman"/>
+          <w:sz w:val="20"/>
+          <w:szCs w:val="20"/>
+        </w:rPr>
+        <w:t>l</w:t>
+      </w:r>
+      <w:r>
+        <w:rPr>
+          <w:rFonts w:ascii="Times New Roman" w:hAnsi="Times New Roman" w:cs="Times New Roman"/>
+          <w:sz w:val="20"/>
+          <w:szCs w:val="20"/>
+        </w:rPr>
+        <w:t>o desea en el</w:t>
+      </w:r>
+      <w:r>
+        <w:rPr>
+          <w:rFonts w:ascii="Times New Roman" w:hAnsi="Times New Roman" w:cs="Times New Roman"/>
+          <w:sz w:val="20"/>
+          <w:szCs w:val="20"/>
+        </w:rPr>
+        <w:t xml:space="preserve"> proyecto (0.78).</w:t>
+      </w:r>
+    </w:p>
+    <w:p>
+      <w:pPr>
+        <w:spacing w:line="360" w:lineRule="auto"/>
+        <w:jc w:val="both"/>
+        <w:rPr>
+          <w:rFonts w:ascii="Times New Roman" w:hAnsi="Times New Roman" w:cs="Times New Roman"/>
+          <w:sz w:val="20"/>
+          <w:szCs w:val="20"/>
+        </w:rPr>
+      </w:pPr>
+      <w:r>
+        <w:rPr>
+          <w:rFonts w:ascii="Times New Roman" w:hAnsi="Times New Roman" w:cs="Times New Roman"/>
+          <w:sz w:val="20"/>
+          <w:szCs w:val="20"/>
+        </w:rPr>
+        <w:t xml:space="preserve">Hemos generado </w:t>
+      </w:r>
+      <w:r>
+        <w:rPr>
+          <w:rFonts w:ascii="Times New Roman" w:hAnsi="Times New Roman" w:cs="Times New Roman"/>
+          <w:sz w:val="20"/>
+          <w:szCs w:val="20"/>
+        </w:rPr>
+        <w:t>clústeres</w:t>
+      </w:r>
+      <w:r>
+        <w:rPr>
+          <w:rFonts w:ascii="Times New Roman" w:hAnsi="Times New Roman" w:cs="Times New Roman"/>
+          <w:sz w:val="20"/>
+          <w:szCs w:val="20"/>
+        </w:rPr>
+        <w:t xml:space="preserve"> para que nos ayude a organizar los datos sin necesidad de etiquetas previas, facilitando en análisis exploratorio</w:t>
+      </w:r>
+      <w:r>
+        <w:rPr>
+          <w:rFonts w:ascii="Times New Roman" w:hAnsi="Times New Roman" w:cs="Times New Roman"/>
+          <w:sz w:val="20"/>
+          <w:szCs w:val="20"/>
+        </w:rPr>
+        <w:t xml:space="preserve"> dividiendo grandes volúmenes de datos en segmentos más manejables como es nuestro caso donde arrancamos con una data de más de 17 millones de datos, se consideró que los datos tuvieron que pasar por una limpieza de datos que incluyo eliminar aquellas columnas que no ejercían beneficio porque estaban creadas pero vacías así como registros que la mayoría de sus datos o los más relevante se encuentra nulos.</w:t>
+      </w:r>
+    </w:p>
+    <w:p>
+      <w:pPr>
+        <w:spacing w:line="360" w:lineRule="auto"/>
+        <w:jc w:val="both"/>
+        <w:rPr>
+          <w:rFonts w:ascii="Times New Roman" w:hAnsi="Times New Roman" w:cs="Times New Roman"/>
+          <w:sz w:val="20"/>
+          <w:szCs w:val="20"/>
+        </w:rPr>
+      </w:pPr>
+      <w:r>
+        <w:rPr>
+          <w:rFonts w:ascii="Times New Roman" w:hAnsi="Times New Roman" w:cs="Times New Roman"/>
+          <w:sz w:val="20"/>
+          <w:szCs w:val="20"/>
+        </w:rPr>
+        <w:t>El algoritmo ajusta los centroides hasta minimizar la distancia interna de cada cl</w:t>
+      </w:r>
+      <w:r>
+        <w:rPr>
+          <w:rFonts w:ascii="Times New Roman" w:hAnsi="Times New Roman" w:cs="Times New Roman"/>
+          <w:sz w:val="20"/>
+          <w:szCs w:val="20"/>
+        </w:rPr>
+        <w:t>ú</w:t>
+      </w:r>
+      <w:r>
+        <w:rPr>
+          <w:rFonts w:ascii="Times New Roman" w:hAnsi="Times New Roman" w:cs="Times New Roman"/>
+          <w:sz w:val="20"/>
+          <w:szCs w:val="20"/>
+        </w:rPr>
+        <w:t>ster</w:t>
+      </w:r>
+      <w:r>
+        <w:rPr>
+          <w:rFonts w:ascii="Times New Roman" w:hAnsi="Times New Roman" w:cs="Times New Roman"/>
+          <w:sz w:val="20"/>
+          <w:szCs w:val="20"/>
+        </w:rPr>
+        <w:t>.</w:t>
+      </w:r>
+    </w:p>
+    <w:p>
+      <w:pPr>
+        <w:spacing w:line="360" w:lineRule="auto"/>
+        <w:jc w:val="both"/>
+        <w:rPr>
+          <w:rFonts w:ascii="Times New Roman" w:hAnsi="Times New Roman" w:cs="Times New Roman"/>
+          <w:sz w:val="20"/>
+          <w:szCs w:val="20"/>
+        </w:rPr>
+      </w:pPr>
+    </w:p>
+    <w:p>
+      <w:pPr>
+        <w:spacing w:line="360" w:lineRule="auto"/>
+        <w:rPr>
+          <w:rFonts w:ascii="Times New Roman" w:hAnsi="Times New Roman" w:cs="Times New Roman"/>
+          <w:sz w:val="20"/>
+          <w:szCs w:val="20"/>
+        </w:rPr>
+      </w:pPr>
+    </w:p>
+    <w:p>
+      <w:pPr>
+        <w:spacing w:line="360" w:lineRule="auto"/>
+        <w:rPr>
+          <w:rFonts w:ascii="Times New Roman" w:hAnsi="Times New Roman" w:cs="Times New Roman"/>
+          <w:sz w:val="20"/>
+          <w:szCs w:val="20"/>
+        </w:rPr>
+      </w:pPr>
+    </w:p>
+    <w:p>
+      <w:pPr>
+        <w:spacing w:line="360" w:lineRule="auto"/>
+        <w:ind w:left="0" w:firstLine="0"/>
+        <w:rPr>
+          <w:rFonts w:ascii="Times New Roman" w:hAnsi="Times New Roman" w:cs="Times New Roman"/>
+          <w:sz w:val="20"/>
+          <w:szCs w:val="20"/>
+        </w:rPr>
+      </w:pPr>
+    </w:p>
+    <w:p>
+      <w:pPr>
+        <w:spacing w:line="360" w:lineRule="auto"/>
+        <w:ind w:left="0" w:firstLine="0"/>
         <w:rPr>
           <w:rFonts w:ascii="Times New Roman" w:hAnsi="Times New Roman" w:cs="Times New Roman"/>
           <w:b/>
           <w:bCs/>
           <w:color w:val="8A0000"/>
-        </w:rPr>
-        <w:t>:</w:t>
-      </w:r>
-      <w:r>
-        <w:rPr>
-          <w:rFonts w:ascii="Times New Roman" w:hAnsi="Times New Roman" w:cs="Times New Roman"/>
-          <w:color w:val="8A0000"/>
-        </w:rPr>
-        <w:t xml:space="preserve"> </w:t>
-      </w:r>
-      <w:r>
-        <w:rPr>
-          <w:rFonts w:ascii="Times New Roman" w:hAnsi="Times New Roman" w:cs="Times New Roman"/>
-        </w:rPr>
-        <w:t>no presenta overfitting/</w:t>
-      </w:r>
-      <w:proofErr w:type="spellStart"/>
-      <w:r>
-        <w:rPr>
-          <w:rFonts w:ascii="Times New Roman" w:hAnsi="Times New Roman" w:cs="Times New Roman"/>
-        </w:rPr>
-        <w:t>underfitting</w:t>
-      </w:r>
-      <w:proofErr w:type="spellEnd"/>
-      <w:r>
-        <w:rPr>
-          <w:rFonts w:ascii="Times New Roman" w:hAnsi="Times New Roman" w:cs="Times New Roman"/>
-        </w:rPr>
-        <w:t xml:space="preserve"> (algoritmo no supervisado), pero requiere validación de número de </w:t>
-      </w:r>
-      <w:r>
-        <w:rPr>
-          <w:rFonts w:ascii="Times New Roman" w:hAnsi="Times New Roman" w:cs="Times New Roman"/>
-        </w:rPr>
-        <w:t>clústeres</w:t>
-      </w:r>
-      <w:r>
-        <w:rPr>
-          <w:rFonts w:ascii="Times New Roman" w:hAnsi="Times New Roman" w:cs="Times New Roman"/>
-        </w:rPr>
-        <w:t>.</w:t>
-      </w:r>
-    </w:p>
-    <w:p>
-      <w:pPr>
-        <w:spacing w:line="360" w:lineRule="auto"/>
-        <w:jc w:val="both"/>
-        <w:rPr>
-          <w:rFonts w:ascii="Times New Roman" w:hAnsi="Times New Roman" w:cs="Times New Roman"/>
-        </w:rPr>
-      </w:pPr>
-      <w:r>
-        <w:rPr>
-          <w:rFonts w:ascii="Times New Roman" w:hAnsi="Times New Roman" w:cs="Times New Roman"/>
-        </w:rPr>
-        <w:t xml:space="preserve">Hemos analizado tomando </w:t>
-      </w:r>
-      <w:r>
-        <w:rPr>
-          <w:rFonts w:ascii="Times New Roman" w:hAnsi="Times New Roman" w:cs="Times New Roman"/>
-        </w:rPr>
-        <w:t>en</w:t>
-      </w:r>
-      <w:r>
-        <w:rPr>
-          <w:rFonts w:ascii="Times New Roman" w:hAnsi="Times New Roman" w:cs="Times New Roman"/>
-        </w:rPr>
-        <w:t xml:space="preserve"> cuenta la</w:t>
-      </w:r>
-      <w:r>
-        <w:rPr>
-          <w:rFonts w:ascii="Times New Roman" w:hAnsi="Times New Roman" w:cs="Times New Roman"/>
-        </w:rPr>
-        <w:t xml:space="preserve"> </w:t>
-      </w:r>
-      <w:r>
-        <w:rPr>
-          <w:rFonts w:ascii="Times New Roman" w:hAnsi="Times New Roman" w:cs="Times New Roman"/>
-        </w:rPr>
-        <w:t>i</w:t>
-      </w:r>
-      <w:r>
-        <w:rPr>
-          <w:rFonts w:ascii="Times New Roman" w:hAnsi="Times New Roman" w:cs="Times New Roman"/>
-        </w:rPr>
-        <w:t>mplementa</w:t>
-      </w:r>
-      <w:r>
-        <w:rPr>
-          <w:rFonts w:ascii="Times New Roman" w:hAnsi="Times New Roman" w:cs="Times New Roman"/>
-        </w:rPr>
-        <w:t>ción</w:t>
-      </w:r>
-      <w:r>
-        <w:rPr>
-          <w:rFonts w:ascii="Times New Roman" w:hAnsi="Times New Roman" w:cs="Times New Roman"/>
-        </w:rPr>
-        <w:t xml:space="preserve"> XGBoost como modelo principal con validación cruzada 5-fold y </w:t>
-      </w:r>
-      <w:proofErr w:type="spellStart"/>
-      <w:r>
-        <w:rPr>
-          <w:rFonts w:ascii="Times New Roman" w:hAnsi="Times New Roman" w:cs="Times New Roman"/>
-        </w:rPr>
-        <w:t>early</w:t>
-      </w:r>
-      <w:proofErr w:type="spellEnd"/>
-      <w:r>
-        <w:rPr>
-          <w:rFonts w:ascii="Times New Roman" w:hAnsi="Times New Roman" w:cs="Times New Roman"/>
-        </w:rPr>
-        <w:t xml:space="preserve"> </w:t>
-      </w:r>
-      <w:proofErr w:type="spellStart"/>
-      <w:r>
-        <w:rPr>
-          <w:rFonts w:ascii="Times New Roman" w:hAnsi="Times New Roman" w:cs="Times New Roman"/>
-        </w:rPr>
-        <w:t>stopping</w:t>
-      </w:r>
-      <w:proofErr w:type="spellEnd"/>
-      <w:r>
-        <w:rPr>
-          <w:rFonts w:ascii="Times New Roman" w:hAnsi="Times New Roman" w:cs="Times New Roman"/>
-        </w:rPr>
-        <w:t xml:space="preserve">. </w:t>
-      </w:r>
-    </w:p>
-    <w:p>
-      <w:pPr>
-        <w:spacing w:line="360" w:lineRule="auto"/>
-        <w:jc w:val="both"/>
-        <w:rPr>
-          <w:rFonts w:ascii="Times New Roman" w:hAnsi="Times New Roman" w:cs="Times New Roman"/>
-        </w:rPr>
-      </w:pPr>
-      <w:r>
-        <w:rPr>
-          <w:rFonts w:ascii="Times New Roman" w:hAnsi="Times New Roman" w:cs="Times New Roman"/>
-        </w:rPr>
-        <w:t>Complementa</w:t>
-      </w:r>
-      <w:r>
-        <w:rPr>
-          <w:rFonts w:ascii="Times New Roman" w:hAnsi="Times New Roman" w:cs="Times New Roman"/>
-        </w:rPr>
-        <w:t>mos</w:t>
-      </w:r>
-      <w:r>
-        <w:rPr>
-          <w:rFonts w:ascii="Times New Roman" w:hAnsi="Times New Roman" w:cs="Times New Roman"/>
-        </w:rPr>
-        <w:t xml:space="preserve"> con Random Forest regularizado para interpretabilidad. Ambos modelos alcanzan F1-Score ≥ 0.78, superando el </w:t>
-      </w:r>
-      <w:proofErr w:type="gramStart"/>
-      <w:r>
-        <w:rPr>
-          <w:rFonts w:ascii="Times New Roman" w:hAnsi="Times New Roman" w:cs="Times New Roman"/>
-        </w:rPr>
-        <w:t>target</w:t>
-      </w:r>
-      <w:proofErr w:type="gramEnd"/>
-      <w:r>
-        <w:rPr>
-          <w:rFonts w:ascii="Times New Roman" w:hAnsi="Times New Roman" w:cs="Times New Roman"/>
-        </w:rPr>
-        <w:t xml:space="preserve"> de</w:t>
-      </w:r>
-      <w:r>
-        <w:rPr>
-          <w:rFonts w:ascii="Times New Roman" w:hAnsi="Times New Roman" w:cs="Times New Roman"/>
-        </w:rPr>
-        <w:t xml:space="preserve"> </w:t>
-      </w:r>
-      <w:r>
-        <w:rPr>
-          <w:rFonts w:ascii="Times New Roman" w:hAnsi="Times New Roman" w:cs="Times New Roman"/>
-        </w:rPr>
-        <w:t>l</w:t>
-      </w:r>
-      <w:r>
-        <w:rPr>
-          <w:rFonts w:ascii="Times New Roman" w:hAnsi="Times New Roman" w:cs="Times New Roman"/>
-        </w:rPr>
-        <w:t>o desea en el</w:t>
-      </w:r>
-      <w:r>
-        <w:rPr>
-          <w:rFonts w:ascii="Times New Roman" w:hAnsi="Times New Roman" w:cs="Times New Roman"/>
-        </w:rPr>
-        <w:t xml:space="preserve"> proyecto (0.78).</w:t>
-      </w:r>
-    </w:p>
-    <w:p>
-      <w:pPr>
-        <w:spacing w:line="360" w:lineRule="auto"/>
-        <w:jc w:val="both"/>
-        <w:rPr>
-          <w:rFonts w:ascii="Times New Roman" w:hAnsi="Times New Roman" w:cs="Times New Roman"/>
-        </w:rPr>
-      </w:pPr>
-      <w:r>
-        <w:rPr>
-          <w:rFonts w:ascii="Times New Roman" w:hAnsi="Times New Roman" w:cs="Times New Roman"/>
-        </w:rPr>
-        <w:t xml:space="preserve">Hemos generado </w:t>
-      </w:r>
-      <w:r>
-        <w:rPr>
-          <w:rFonts w:ascii="Times New Roman" w:hAnsi="Times New Roman" w:cs="Times New Roman"/>
-        </w:rPr>
-        <w:t>clústeres</w:t>
-      </w:r>
-      <w:r>
-        <w:rPr>
-          <w:rFonts w:ascii="Times New Roman" w:hAnsi="Times New Roman" w:cs="Times New Roman"/>
-        </w:rPr>
-        <w:t xml:space="preserve"> para que nos ayude a organizar los datos sin necesidad de etiquetas previas, facilitando en análisis exploratorio</w:t>
-      </w:r>
-      <w:r>
-        <w:rPr>
-          <w:rFonts w:ascii="Times New Roman" w:hAnsi="Times New Roman" w:cs="Times New Roman"/>
-        </w:rPr>
-        <w:t xml:space="preserve"> dividiendo grandes volúmenes de datos en segmentos más manejables como es nuestro caso donde arrancamos con una data de más de 17 millones de datos</w:t>
-      </w:r>
-      <w:r>
-        <w:rPr>
-          <w:rFonts w:ascii="Times New Roman" w:hAnsi="Times New Roman" w:cs="Times New Roman"/>
-        </w:rPr>
-        <w:t>, se consideró que los datos tuvieron que pasar por una limpieza de datos que incluyo eliminar aquellas columnas que no ejercían beneficio porque estaban creadas pero vacías así como registros que la mayoría de sus datos o los más relevante se encuentra nulos</w:t>
-      </w:r>
-      <w:r>
-        <w:rPr>
-          <w:rFonts w:ascii="Times New Roman" w:hAnsi="Times New Roman" w:cs="Times New Roman"/>
-        </w:rPr>
-        <w:t>.</w:t>
-      </w:r>
-    </w:p>
-    <w:p>
-      <w:pPr>
-        <w:spacing w:line="360" w:lineRule="auto"/>
-        <w:jc w:val="both"/>
-        <w:rPr>
-          <w:rFonts w:ascii="Times New Roman" w:hAnsi="Times New Roman" w:cs="Times New Roman"/>
-        </w:rPr>
-      </w:pPr>
-      <w:r>
-        <w:rPr>
-          <w:rFonts w:ascii="Times New Roman" w:hAnsi="Times New Roman" w:cs="Times New Roman"/>
-        </w:rPr>
-        <w:t>El algoritmo ajusta los centroides hasta minimizar la distancia interna de cada cl</w:t>
-      </w:r>
-      <w:r>
-        <w:rPr>
-          <w:rFonts w:ascii="Times New Roman" w:hAnsi="Times New Roman" w:cs="Times New Roman"/>
-        </w:rPr>
-        <w:t>ú</w:t>
-      </w:r>
-      <w:r>
-        <w:rPr>
-          <w:rFonts w:ascii="Times New Roman" w:hAnsi="Times New Roman" w:cs="Times New Roman"/>
-        </w:rPr>
-        <w:t>ster</w:t>
-      </w:r>
-      <w:r>
-        <w:rPr>
-          <w:rFonts w:ascii="Times New Roman" w:hAnsi="Times New Roman" w:cs="Times New Roman"/>
-        </w:rPr>
-        <w:t>.</w:t>
-      </w:r>
-    </w:p>
-    <w:p>
-      <w:pPr>
-        <w:spacing w:line="360" w:lineRule="auto"/>
-        <w:jc w:val="both"/>
-        <w:rPr>
-          <w:rFonts w:ascii="Times New Roman" w:hAnsi="Times New Roman" w:cs="Times New Roman"/>
-        </w:rPr>
-      </w:pPr>
-    </w:p>
-    <w:p>
-      <w:pPr>
-        <w:spacing w:line="360" w:lineRule="auto"/>
-      </w:pPr>
-    </w:p>
-    <w:p>
-      <w:pPr>
-        <w:spacing w:line="360" w:lineRule="auto"/>
-      </w:pPr>
-    </w:p>
-    <w:p>
-      <w:pPr>
-        <w:spacing w:line="360" w:lineRule="auto"/>
-        <w:ind w:left="0" w:firstLine="0"/>
-      </w:pPr>
-    </w:p>
-    <w:p>
-      <w:pPr>
-        <w:spacing w:line="360" w:lineRule="auto"/>
-        <w:ind w:left="0" w:firstLine="0"/>
-        <w:rPr>
+          <w:sz w:val="20"/>
+          <w:szCs w:val="20"/>
+          <w:u w:val="single"/>
+        </w:rPr>
+      </w:pPr>
+      <w:r>
+        <w:rPr>
+          <w:rFonts w:ascii="Times New Roman" w:hAnsi="Times New Roman" w:cs="Times New Roman"/>
           <w:b/>
           <w:bCs/>
           <w:color w:val="8A0000"/>
+          <w:sz w:val="20"/>
+          <w:szCs w:val="20"/>
           <w:u w:val="single"/>
         </w:rPr>
-      </w:pPr>
-      <w:r>
-        <w:rPr>
-          <w:b/>
-          <w:bCs/>
-          <w:color w:val="8A0000"/>
-          <w:u w:val="single"/>
-        </w:rPr>
-        <w:lastRenderedPageBreak/>
         <w:t xml:space="preserve">Metodología: </w:t>
       </w:r>
     </w:p>
     <w:p>
       <w:pPr>
         <w:spacing w:line="360" w:lineRule="auto"/>
-      </w:pPr>
-      <w:r>
+        <w:rPr>
+          <w:rFonts w:ascii="Times New Roman" w:hAnsi="Times New Roman" w:cs="Times New Roman"/>
+          <w:sz w:val="20"/>
+          <w:szCs w:val="20"/>
+        </w:rPr>
+      </w:pPr>
+      <w:r>
+        <w:rPr>
+          <w:rFonts w:ascii="Times New Roman" w:hAnsi="Times New Roman" w:cs="Times New Roman"/>
+          <w:sz w:val="20"/>
+          <w:szCs w:val="20"/>
+        </w:rPr>
         <w:t>La metodología contemplo los siguientes puntos:</w:t>
       </w:r>
     </w:p>
@@ -3150,23 +3223,29 @@
         </w:numPr>
         <w:spacing w:line="360" w:lineRule="auto"/>
         <w:rPr>
+          <w:rFonts w:ascii="Times New Roman" w:hAnsi="Times New Roman" w:cs="Times New Roman"/>
           <w:b/>
           <w:bCs/>
           <w:color w:val="8A0000"/>
-        </w:rPr>
-      </w:pPr>
-      <w:r>
-        <w:rPr>
+          <w:sz w:val="20"/>
+          <w:szCs w:val="20"/>
+        </w:rPr>
+      </w:pPr>
+      <w:r>
+        <w:rPr>
+          <w:rFonts w:ascii="Times New Roman" w:hAnsi="Times New Roman" w:cs="Times New Roman"/>
           <w:b/>
           <w:bCs/>
           <w:color w:val="8A0000"/>
+          <w:sz w:val="20"/>
+          <w:szCs w:val="20"/>
         </w:rPr>
         <w:t>Descripción de los datos</w:t>
       </w:r>
     </w:p>
     <w:tbl>
       <w:tblPr>
-        <w:tblW w:w="0" w:type="dxa"/>
+        <w:tblW w:w="8494" w:type="dxa"/>
         <w:tblCellSpacing w:w="15" w:type="dxa"/>
         <w:tblBorders>
           <w:top w:val="single" w:sz="4" w:space="0" w:color="auto"/>
@@ -3186,8 +3265,8 @@
         <w:tblLook w:val="04A0" w:firstRow="1" w:lastRow="0" w:firstColumn="1" w:lastColumn="0" w:noHBand="0" w:noVBand="1"/>
       </w:tblPr>
       <w:tblGrid>
-        <w:gridCol w:w="2260"/>
-        <w:gridCol w:w="6234"/>
+        <w:gridCol w:w="2013"/>
+        <w:gridCol w:w="6481"/>
       </w:tblGrid>
       <w:tr>
         <w:trPr>
@@ -3211,13 +3290,20 @@
             <w:pPr>
               <w:spacing w:line="360" w:lineRule="auto"/>
               <w:rPr>
+                <w:rFonts w:ascii="Times New Roman" w:hAnsi="Times New Roman" w:cs="Times New Roman"/>
                 <w:color w:val="8A0000"/>
+                <w:sz w:val="20"/>
+                <w:szCs w:val="20"/>
               </w:rPr>
             </w:pPr>
             <w:r>
               <w:rPr>
+                <w:rFonts w:ascii="Times New Roman" w:hAnsi="Times New Roman" w:cs="Times New Roman"/>
                 <w:color w:val="8A0000"/>
+                <w:sz w:val="20"/>
+                <w:szCs w:val="20"/>
               </w:rPr>
+              <w:lastRenderedPageBreak/>
               <w:t>Aspecto</w:t>
             </w:r>
           </w:p>
@@ -3239,12 +3325,18 @@
             <w:pPr>
               <w:spacing w:line="360" w:lineRule="auto"/>
               <w:rPr>
+                <w:rFonts w:ascii="Times New Roman" w:hAnsi="Times New Roman" w:cs="Times New Roman"/>
                 <w:color w:val="8A0000"/>
+                <w:sz w:val="20"/>
+                <w:szCs w:val="20"/>
               </w:rPr>
             </w:pPr>
             <w:r>
               <w:rPr>
+                <w:rFonts w:ascii="Times New Roman" w:hAnsi="Times New Roman" w:cs="Times New Roman"/>
                 <w:color w:val="8A0000"/>
+                <w:sz w:val="20"/>
+                <w:szCs w:val="20"/>
               </w:rPr>
               <w:t>Detalles</w:t>
             </w:r>
@@ -3272,12 +3364,18 @@
             <w:pPr>
               <w:spacing w:line="360" w:lineRule="auto"/>
               <w:rPr>
+                <w:rFonts w:ascii="Times New Roman" w:hAnsi="Times New Roman" w:cs="Times New Roman"/>
                 <w:color w:val="8A0000"/>
+                <w:sz w:val="20"/>
+                <w:szCs w:val="20"/>
               </w:rPr>
             </w:pPr>
             <w:r>
               <w:rPr>
+                <w:rFonts w:ascii="Times New Roman" w:hAnsi="Times New Roman" w:cs="Times New Roman"/>
                 <w:color w:val="8A0000"/>
+                <w:sz w:val="20"/>
+                <w:szCs w:val="20"/>
               </w:rPr>
               <w:t>Fuente</w:t>
             </w:r>
@@ -3299,20 +3397,224 @@
           <w:p>
             <w:pPr>
               <w:spacing w:line="360" w:lineRule="auto"/>
+              <w:rPr>
+                <w:rFonts w:ascii="Times New Roman" w:hAnsi="Times New Roman" w:cs="Times New Roman"/>
+                <w:sz w:val="20"/>
+                <w:szCs w:val="20"/>
+              </w:rPr>
             </w:pPr>
             <w:r>
-              <w:t>Registros históricos de incidentes de seguridad en Ecuador (202</w:t>
+              <w:rPr>
+                <w:rFonts w:ascii="Times New Roman" w:hAnsi="Times New Roman" w:cs="Times New Roman"/>
+                <w:sz w:val="20"/>
+                <w:szCs w:val="20"/>
+              </w:rPr>
+              <w:t>Registros históricos de incidentes de seguridad en Ecuador (2021-2026)</w:t>
+            </w:r>
+          </w:p>
+        </w:tc>
+      </w:tr>
+      <w:tr>
+        <w:trPr>
+          <w:tblCellSpacing w:w="15" w:type="dxa"/>
+        </w:trPr>
+        <w:tc>
+          <w:tcPr>
+            <w:tcW w:w="0" w:type="auto"/>
+            <w:shd w:val="clear" w:color="auto" w:fill="F6F8FA"/>
+            <w:tcMar>
+              <w:top w:w="90" w:type="dxa"/>
+              <w:left w:w="120" w:type="dxa"/>
+              <w:bottom w:w="90" w:type="dxa"/>
+              <w:right w:w="120" w:type="dxa"/>
+            </w:tcMar>
+            <w:vAlign w:val="center"/>
+            <w:hideMark/>
+          </w:tcPr>
+          <w:p>
+            <w:pPr>
+              <w:spacing w:line="360" w:lineRule="auto"/>
+              <w:rPr>
+                <w:rFonts w:ascii="Times New Roman" w:hAnsi="Times New Roman" w:cs="Times New Roman"/>
+                <w:color w:val="8A0000"/>
+                <w:sz w:val="20"/>
+                <w:szCs w:val="20"/>
+              </w:rPr>
+            </w:pPr>
+            <w:r>
+              <w:rPr>
+                <w:rFonts w:ascii="Times New Roman" w:hAnsi="Times New Roman" w:cs="Times New Roman"/>
+                <w:color w:val="8A0000"/>
+                <w:sz w:val="20"/>
+                <w:szCs w:val="20"/>
+              </w:rPr>
+              <w:t>Tamaño total</w:t>
+            </w:r>
+          </w:p>
+        </w:tc>
+        <w:tc>
+          <w:tcPr>
+            <w:tcW w:w="0" w:type="auto"/>
+            <w:shd w:val="clear" w:color="auto" w:fill="F6F8FA"/>
+            <w:tcMar>
+              <w:top w:w="90" w:type="dxa"/>
+              <w:left w:w="120" w:type="dxa"/>
+              <w:bottom w:w="90" w:type="dxa"/>
+              <w:right w:w="120" w:type="dxa"/>
+            </w:tcMar>
+            <w:vAlign w:val="center"/>
+            <w:hideMark/>
+          </w:tcPr>
+          <w:p>
+            <w:pPr>
+              <w:spacing w:line="360" w:lineRule="auto"/>
+              <w:rPr>
+                <w:rFonts w:ascii="Times New Roman" w:hAnsi="Times New Roman" w:cs="Times New Roman"/>
+                <w:sz w:val="20"/>
+                <w:szCs w:val="20"/>
+              </w:rPr>
+            </w:pPr>
+            <w:r>
+              <w:rPr>
+                <w:rFonts w:ascii="Times New Roman" w:hAnsi="Times New Roman" w:cs="Times New Roman"/>
+                <w:sz w:val="20"/>
+                <w:szCs w:val="20"/>
+              </w:rPr>
+              <w:t>17680253</w:t>
             </w:r>
             <w:r>
-              <w:t>1</w:t>
+              <w:rPr>
+                <w:rFonts w:ascii="Times New Roman" w:hAnsi="Times New Roman" w:cs="Times New Roman"/>
+                <w:sz w:val="20"/>
+                <w:szCs w:val="20"/>
+              </w:rPr>
+              <w:t xml:space="preserve"> registros</w:t>
+            </w:r>
+          </w:p>
+        </w:tc>
+      </w:tr>
+      <w:tr>
+        <w:trPr>
+          <w:tblCellSpacing w:w="15" w:type="dxa"/>
+        </w:trPr>
+        <w:tc>
+          <w:tcPr>
+            <w:tcW w:w="0" w:type="auto"/>
+            <w:shd w:val="clear" w:color="auto" w:fill="FFFFFF"/>
+            <w:tcMar>
+              <w:top w:w="90" w:type="dxa"/>
+              <w:left w:w="120" w:type="dxa"/>
+              <w:bottom w:w="90" w:type="dxa"/>
+              <w:right w:w="120" w:type="dxa"/>
+            </w:tcMar>
+            <w:vAlign w:val="center"/>
+            <w:hideMark/>
+          </w:tcPr>
+          <w:p>
+            <w:pPr>
+              <w:spacing w:line="360" w:lineRule="auto"/>
+              <w:rPr>
+                <w:rFonts w:ascii="Times New Roman" w:hAnsi="Times New Roman" w:cs="Times New Roman"/>
+                <w:color w:val="8A0000"/>
+                <w:sz w:val="20"/>
+                <w:szCs w:val="20"/>
+              </w:rPr>
+            </w:pPr>
+            <w:r>
+              <w:rPr>
+                <w:rFonts w:ascii="Times New Roman" w:hAnsi="Times New Roman" w:cs="Times New Roman"/>
+                <w:color w:val="8A0000"/>
+                <w:sz w:val="20"/>
+                <w:szCs w:val="20"/>
+              </w:rPr>
+              <w:t>Características</w:t>
+            </w:r>
+          </w:p>
+        </w:tc>
+        <w:tc>
+          <w:tcPr>
+            <w:tcW w:w="0" w:type="auto"/>
+            <w:shd w:val="clear" w:color="auto" w:fill="FFFFFF"/>
+            <w:tcMar>
+              <w:top w:w="90" w:type="dxa"/>
+              <w:left w:w="120" w:type="dxa"/>
+              <w:bottom w:w="90" w:type="dxa"/>
+              <w:right w:w="120" w:type="dxa"/>
+            </w:tcMar>
+            <w:vAlign w:val="center"/>
+            <w:hideMark/>
+          </w:tcPr>
+          <w:p>
+            <w:pPr>
+              <w:spacing w:line="360" w:lineRule="auto"/>
+              <w:rPr>
+                <w:rFonts w:ascii="Times New Roman" w:hAnsi="Times New Roman" w:cs="Times New Roman"/>
+                <w:sz w:val="20"/>
+                <w:szCs w:val="20"/>
+              </w:rPr>
+            </w:pPr>
+            <w:r>
+              <w:rPr>
+                <w:rFonts w:ascii="Times New Roman" w:hAnsi="Times New Roman" w:cs="Times New Roman"/>
+                <w:sz w:val="20"/>
+                <w:szCs w:val="20"/>
+              </w:rPr>
+              <w:t xml:space="preserve">Fecha, provincia, cantón, parroquia, </w:t>
             </w:r>
             <w:r>
-              <w:t>-202</w:t>
+              <w:rPr>
+                <w:rFonts w:ascii="Times New Roman" w:hAnsi="Times New Roman" w:cs="Times New Roman"/>
+                <w:sz w:val="20"/>
+                <w:szCs w:val="20"/>
+              </w:rPr>
+              <w:t>Servicio(</w:t>
             </w:r>
             <w:r>
-              <w:t>6</w:t>
+              <w:rPr>
+                <w:rFonts w:ascii="Times New Roman" w:hAnsi="Times New Roman" w:cs="Times New Roman"/>
+                <w:sz w:val="20"/>
+                <w:szCs w:val="20"/>
+              </w:rPr>
+              <w:t>tipo de incidente</w:t>
             </w:r>
             <w:r>
+              <w:rPr>
+                <w:rFonts w:ascii="Times New Roman" w:hAnsi="Times New Roman" w:cs="Times New Roman"/>
+                <w:sz w:val="20"/>
+                <w:szCs w:val="20"/>
+              </w:rPr>
+              <w:t>)</w:t>
+            </w:r>
+            <w:r>
+              <w:rPr>
+                <w:rFonts w:ascii="Times New Roman" w:hAnsi="Times New Roman" w:cs="Times New Roman"/>
+                <w:sz w:val="20"/>
+                <w:szCs w:val="20"/>
+              </w:rPr>
+              <w:t>,</w:t>
+            </w:r>
+            <w:r>
+              <w:rPr>
+                <w:rFonts w:ascii="Times New Roman" w:hAnsi="Times New Roman" w:cs="Times New Roman"/>
+                <w:sz w:val="20"/>
+                <w:szCs w:val="20"/>
+              </w:rPr>
+              <w:t xml:space="preserve"> subtipo(</w:t>
+            </w:r>
+            <w:r>
+              <w:rPr>
+                <w:rFonts w:ascii="Times New Roman" w:hAnsi="Times New Roman" w:cs="Times New Roman"/>
+                <w:sz w:val="20"/>
+                <w:szCs w:val="20"/>
+              </w:rPr>
+              <w:t>clasificación de riesgo</w:t>
+            </w:r>
+            <w:r>
+              <w:rPr>
+                <w:rFonts w:ascii="Times New Roman" w:hAnsi="Times New Roman" w:cs="Times New Roman"/>
+                <w:sz w:val="20"/>
+                <w:szCs w:val="20"/>
+              </w:rPr>
               <w:t>)</w:t>
             </w:r>
           </w:p>
@@ -3339,14 +3641,20 @@
             <w:pPr>
               <w:spacing w:line="360" w:lineRule="auto"/>
               <w:rPr>
+                <w:rFonts w:ascii="Times New Roman" w:hAnsi="Times New Roman" w:cs="Times New Roman"/>
                 <w:color w:val="8A0000"/>
+                <w:sz w:val="20"/>
+                <w:szCs w:val="20"/>
               </w:rPr>
             </w:pPr>
             <w:r>
               <w:rPr>
+                <w:rFonts w:ascii="Times New Roman" w:hAnsi="Times New Roman" w:cs="Times New Roman"/>
                 <w:color w:val="8A0000"/>
+                <w:sz w:val="20"/>
+                <w:szCs w:val="20"/>
               </w:rPr>
-              <w:t>Tamaño total</w:t>
+              <w:t>Variable objetivo</w:t>
             </w:r>
           </w:p>
         </w:tc>
@@ -3366,88 +3674,19 @@
           <w:p>
             <w:pPr>
               <w:spacing w:line="360" w:lineRule="auto"/>
-            </w:pPr>
-            <w:r>
-              <w:t>17680253</w:t>
-            </w:r>
-            <w:r>
-              <w:t xml:space="preserve"> registros</w:t>
-            </w:r>
-          </w:p>
-        </w:tc>
-      </w:tr>
-      <w:tr>
-        <w:trPr>
-          <w:tblCellSpacing w:w="15" w:type="dxa"/>
-        </w:trPr>
-        <w:tc>
-          <w:tcPr>
-            <w:tcW w:w="0" w:type="auto"/>
-            <w:shd w:val="clear" w:color="auto" w:fill="FFFFFF"/>
-            <w:tcMar>
-              <w:top w:w="90" w:type="dxa"/>
-              <w:left w:w="120" w:type="dxa"/>
-              <w:bottom w:w="90" w:type="dxa"/>
-              <w:right w:w="120" w:type="dxa"/>
-            </w:tcMar>
-            <w:vAlign w:val="center"/>
-            <w:hideMark/>
-          </w:tcPr>
-          <w:p>
-            <w:pPr>
-              <w:spacing w:line="360" w:lineRule="auto"/>
               <w:rPr>
-                <w:color w:val="8A0000"/>
+                <w:rFonts w:ascii="Times New Roman" w:hAnsi="Times New Roman" w:cs="Times New Roman"/>
+                <w:sz w:val="20"/>
+                <w:szCs w:val="20"/>
               </w:rPr>
             </w:pPr>
             <w:r>
               <w:rPr>
-                <w:color w:val="8A0000"/>
+                <w:rFonts w:ascii="Times New Roman" w:hAnsi="Times New Roman" w:cs="Times New Roman"/>
+                <w:sz w:val="20"/>
+                <w:szCs w:val="20"/>
               </w:rPr>
-              <w:t>Características</w:t>
-            </w:r>
-          </w:p>
-        </w:tc>
-        <w:tc>
-          <w:tcPr>
-            <w:tcW w:w="0" w:type="auto"/>
-            <w:shd w:val="clear" w:color="auto" w:fill="FFFFFF"/>
-            <w:tcMar>
-              <w:top w:w="90" w:type="dxa"/>
-              <w:left w:w="120" w:type="dxa"/>
-              <w:bottom w:w="90" w:type="dxa"/>
-              <w:right w:w="120" w:type="dxa"/>
-            </w:tcMar>
-            <w:vAlign w:val="center"/>
-            <w:hideMark/>
-          </w:tcPr>
-          <w:p>
-            <w:pPr>
-              <w:spacing w:line="360" w:lineRule="auto"/>
-            </w:pPr>
-            <w:r>
-              <w:t xml:space="preserve">Fecha, provincia, cantón, parroquia, </w:t>
-            </w:r>
-            <w:r>
-              <w:t>Servicio(</w:t>
-            </w:r>
-            <w:r>
-              <w:t>tipo de incidente</w:t>
-            </w:r>
-            <w:r>
-              <w:t>)</w:t>
-            </w:r>
-            <w:r>
-              <w:t>,</w:t>
-            </w:r>
-            <w:r>
-              <w:t xml:space="preserve"> subtipo(</w:t>
-            </w:r>
-            <w:r>
-              <w:t>clasificación de riesgo</w:t>
-            </w:r>
-            <w:r>
-              <w:t>)</w:t>
+              <w:t>Clasificación binaria: Alto riesgo (Asesinato/Homicidio) vs. Bajo riesgo (Otros)</w:t>
             </w:r>
           </w:p>
         </w:tc>
@@ -3473,127 +3712,20 @@
             <w:pPr>
               <w:spacing w:line="360" w:lineRule="auto"/>
               <w:rPr>
+                <w:rFonts w:ascii="Times New Roman" w:hAnsi="Times New Roman" w:cs="Times New Roman"/>
                 <w:color w:val="8A0000"/>
+                <w:sz w:val="20"/>
+                <w:szCs w:val="20"/>
               </w:rPr>
             </w:pPr>
             <w:r>
               <w:rPr>
-                <w:color w:val="8A0000"/>
-              </w:rPr>
-              <w:t>Variable objetivo</w:t>
-            </w:r>
-          </w:p>
-        </w:tc>
-        <w:tc>
-          <w:tcPr>
-            <w:tcW w:w="0" w:type="auto"/>
-            <w:shd w:val="clear" w:color="auto" w:fill="F6F8FA"/>
-            <w:tcMar>
-              <w:top w:w="90" w:type="dxa"/>
-              <w:left w:w="120" w:type="dxa"/>
-              <w:bottom w:w="90" w:type="dxa"/>
-              <w:right w:w="120" w:type="dxa"/>
-            </w:tcMar>
-            <w:vAlign w:val="center"/>
-            <w:hideMark/>
-          </w:tcPr>
-          <w:p>
-            <w:pPr>
-              <w:spacing w:line="360" w:lineRule="auto"/>
-            </w:pPr>
-            <w:r>
-              <w:t>Clasificación binaria: Alto riesgo (Asesinato/Homicidio) vs. Bajo riesgo (Otros)</w:t>
-            </w:r>
-          </w:p>
-        </w:tc>
-      </w:tr>
-      <w:tr>
-        <w:trPr>
-          <w:tblCellSpacing w:w="15" w:type="dxa"/>
-        </w:trPr>
-        <w:tc>
-          <w:tcPr>
-            <w:tcW w:w="0" w:type="auto"/>
-            <w:shd w:val="clear" w:color="auto" w:fill="FFFFFF"/>
-            <w:tcMar>
-              <w:top w:w="90" w:type="dxa"/>
-              <w:left w:w="120" w:type="dxa"/>
-              <w:bottom w:w="90" w:type="dxa"/>
-              <w:right w:w="120" w:type="dxa"/>
-            </w:tcMar>
-            <w:vAlign w:val="center"/>
-            <w:hideMark/>
-          </w:tcPr>
-          <w:p>
-            <w:pPr>
-              <w:spacing w:line="360" w:lineRule="auto"/>
-              <w:rPr>
-                <w:color w:val="8A0000"/>
-              </w:rPr>
-            </w:pPr>
-            <w:r>
-              <w:rPr>
-                <w:color w:val="8A0000"/>
-              </w:rPr>
-              <w:t>Proporción de clases</w:t>
-            </w:r>
-          </w:p>
-        </w:tc>
-        <w:tc>
-          <w:tcPr>
-            <w:tcW w:w="0" w:type="auto"/>
-            <w:shd w:val="clear" w:color="auto" w:fill="FFFFFF"/>
-            <w:tcMar>
-              <w:top w:w="90" w:type="dxa"/>
-              <w:left w:w="120" w:type="dxa"/>
-              <w:bottom w:w="90" w:type="dxa"/>
-              <w:right w:w="120" w:type="dxa"/>
-            </w:tcMar>
-            <w:vAlign w:val="center"/>
-            <w:hideMark/>
-          </w:tcPr>
-          <w:p>
-            <w:pPr>
-              <w:spacing w:line="360" w:lineRule="auto"/>
-            </w:pPr>
-            <w:r>
-              <w:rPr>
-                <w:color w:val="EE0000"/>
-              </w:rPr>
-              <w:t>18.3% alto riesgo, 81.7% bajo riesgo (desbalance moderado)</w:t>
-            </w:r>
-          </w:p>
-        </w:tc>
-      </w:tr>
-      <w:tr>
-        <w:trPr>
-          <w:tblCellSpacing w:w="15" w:type="dxa"/>
-        </w:trPr>
-        <w:tc>
-          <w:tcPr>
-            <w:tcW w:w="0" w:type="auto"/>
-            <w:shd w:val="clear" w:color="auto" w:fill="F6F8FA"/>
-            <w:tcMar>
-              <w:top w:w="90" w:type="dxa"/>
-              <w:left w:w="120" w:type="dxa"/>
-              <w:bottom w:w="90" w:type="dxa"/>
-              <w:right w:w="120" w:type="dxa"/>
-            </w:tcMar>
-            <w:vAlign w:val="center"/>
-            <w:hideMark/>
-          </w:tcPr>
-          <w:p>
-            <w:pPr>
-              <w:spacing w:line="360" w:lineRule="auto"/>
-              <w:rPr>
-                <w:color w:val="8A0000"/>
-              </w:rPr>
-            </w:pPr>
-            <w:r>
-              <w:rPr>
+                <w:rFonts w:ascii="Times New Roman" w:hAnsi="Times New Roman" w:cs="Times New Roman"/>
                 <w:b/>
                 <w:bCs/>
                 <w:color w:val="8A0000"/>
+                <w:sz w:val="20"/>
+                <w:szCs w:val="20"/>
               </w:rPr>
               <w:t>Período cubierto</w:t>
             </w:r>
@@ -3615,23 +3747,58 @@
           <w:p>
             <w:pPr>
               <w:spacing w:line="360" w:lineRule="auto"/>
+              <w:rPr>
+                <w:rFonts w:ascii="Times New Roman" w:hAnsi="Times New Roman" w:cs="Times New Roman"/>
+                <w:sz w:val="20"/>
+                <w:szCs w:val="20"/>
+              </w:rPr>
             </w:pPr>
             <w:r>
+              <w:rPr>
+                <w:rFonts w:ascii="Times New Roman" w:hAnsi="Times New Roman" w:cs="Times New Roman"/>
+                <w:sz w:val="20"/>
+                <w:szCs w:val="20"/>
+              </w:rPr>
               <w:t>202</w:t>
             </w:r>
             <w:r>
+              <w:rPr>
+                <w:rFonts w:ascii="Times New Roman" w:hAnsi="Times New Roman" w:cs="Times New Roman"/>
+                <w:sz w:val="20"/>
+                <w:szCs w:val="20"/>
+              </w:rPr>
               <w:t>1</w:t>
             </w:r>
             <w:r>
+              <w:rPr>
+                <w:rFonts w:ascii="Times New Roman" w:hAnsi="Times New Roman" w:cs="Times New Roman"/>
+                <w:sz w:val="20"/>
+                <w:szCs w:val="20"/>
+              </w:rPr>
               <w:t xml:space="preserve"> </w:t>
             </w:r>
             <w:r>
+              <w:rPr>
+                <w:rFonts w:ascii="Times New Roman" w:hAnsi="Times New Roman" w:cs="Times New Roman"/>
+                <w:sz w:val="20"/>
+                <w:szCs w:val="20"/>
+              </w:rPr>
               <w:t>–</w:t>
             </w:r>
             <w:r>
+              <w:rPr>
+                <w:rFonts w:ascii="Times New Roman" w:hAnsi="Times New Roman" w:cs="Times New Roman"/>
+                <w:sz w:val="20"/>
+                <w:szCs w:val="20"/>
+              </w:rPr>
               <w:t xml:space="preserve"> 202</w:t>
             </w:r>
             <w:r>
+              <w:rPr>
+                <w:rFonts w:ascii="Times New Roman" w:hAnsi="Times New Roman" w:cs="Times New Roman"/>
+                <w:sz w:val="20"/>
+                <w:szCs w:val="20"/>
+              </w:rPr>
               <w:t>6</w:t>
             </w:r>
           </w:p>
@@ -3641,6 +3808,11 @@
     <w:p>
       <w:pPr>
         <w:spacing w:line="360" w:lineRule="auto"/>
+        <w:rPr>
+          <w:rFonts w:ascii="Times New Roman" w:hAnsi="Times New Roman" w:cs="Times New Roman"/>
+          <w:sz w:val="20"/>
+          <w:szCs w:val="20"/>
+        </w:rPr>
       </w:pPr>
     </w:p>
     <w:p>
@@ -3657,7 +3829,8 @@
           <w:b/>
           <w:bCs/>
           <w:color w:val="8A0000"/>
-          <w:szCs w:val="22"/>
+          <w:sz w:val="20"/>
+          <w:szCs w:val="20"/>
         </w:rPr>
       </w:pPr>
       <w:r>
@@ -3666,7 +3839,8 @@
           <w:b/>
           <w:bCs/>
           <w:color w:val="8A0000"/>
-          <w:szCs w:val="22"/>
+          <w:sz w:val="20"/>
+          <w:szCs w:val="20"/>
         </w:rPr>
         <w:t>División de datos:</w:t>
       </w:r>
@@ -3678,7 +3852,8 @@
         <w:ind w:left="360" w:firstLine="0"/>
         <w:rPr>
           <w:rFonts w:ascii="Times New Roman" w:hAnsi="Times New Roman" w:cs="Times New Roman"/>
-          <w:szCs w:val="22"/>
+          <w:sz w:val="20"/>
+          <w:szCs w:val="20"/>
         </w:rPr>
       </w:pPr>
     </w:p>
@@ -3689,13 +3864,15 @@
         <w:ind w:left="0" w:firstLine="0"/>
         <w:rPr>
           <w:rFonts w:ascii="Times New Roman" w:hAnsi="Times New Roman" w:cs="Times New Roman"/>
-          <w:szCs w:val="22"/>
-        </w:rPr>
-      </w:pPr>
-      <w:r>
-        <w:rPr>
-          <w:rFonts w:ascii="Times New Roman" w:hAnsi="Times New Roman" w:cs="Times New Roman"/>
-          <w:szCs w:val="22"/>
+          <w:sz w:val="20"/>
+          <w:szCs w:val="20"/>
+        </w:rPr>
+      </w:pPr>
+      <w:r>
+        <w:rPr>
+          <w:rFonts w:ascii="Times New Roman" w:hAnsi="Times New Roman" w:cs="Times New Roman"/>
+          <w:sz w:val="20"/>
+          <w:szCs w:val="20"/>
         </w:rPr>
         <w:t>Total de registros: 2,847</w:t>
       </w:r>
@@ -3709,13 +3886,15 @@
         <w:ind w:left="-350" w:firstLine="338"/>
         <w:rPr>
           <w:rFonts w:ascii="Times New Roman" w:hAnsi="Times New Roman" w:cs="Times New Roman"/>
-          <w:szCs w:val="22"/>
-        </w:rPr>
-      </w:pPr>
-      <w:r>
-        <w:rPr>
-          <w:rFonts w:ascii="Times New Roman" w:hAnsi="Times New Roman" w:cs="Times New Roman"/>
-          <w:szCs w:val="22"/>
+          <w:sz w:val="20"/>
+          <w:szCs w:val="20"/>
+        </w:rPr>
+      </w:pPr>
+      <w:r>
+        <w:rPr>
+          <w:rFonts w:ascii="Times New Roman" w:hAnsi="Times New Roman" w:cs="Times New Roman"/>
+          <w:sz w:val="20"/>
+          <w:szCs w:val="20"/>
         </w:rPr>
         <w:t xml:space="preserve">Entrenamiento (70%): </w:t>
       </w:r>
@@ -3726,13 +3905,15 @@
         <w:ind w:left="-350" w:firstLine="338"/>
         <w:rPr>
           <w:rFonts w:ascii="Times New Roman" w:hAnsi="Times New Roman" w:cs="Times New Roman"/>
-          <w:szCs w:val="22"/>
-        </w:rPr>
-      </w:pPr>
-      <w:r>
-        <w:rPr>
-          <w:rFonts w:ascii="Times New Roman" w:hAnsi="Times New Roman" w:cs="Times New Roman"/>
-          <w:szCs w:val="22"/>
+          <w:sz w:val="20"/>
+          <w:szCs w:val="20"/>
+        </w:rPr>
+      </w:pPr>
+      <w:r>
+        <w:rPr>
+          <w:rFonts w:ascii="Times New Roman" w:hAnsi="Times New Roman" w:cs="Times New Roman"/>
+          <w:sz w:val="20"/>
+          <w:szCs w:val="20"/>
         </w:rPr>
         <w:t xml:space="preserve">Validación (15%): </w:t>
       </w:r>
@@ -3744,13 +3925,15 @@
         <w:ind w:left="0" w:firstLine="0"/>
         <w:rPr>
           <w:rFonts w:ascii="Times New Roman" w:hAnsi="Times New Roman" w:cs="Times New Roman"/>
-          <w:szCs w:val="22"/>
-        </w:rPr>
-      </w:pPr>
-      <w:r>
-        <w:rPr>
-          <w:rFonts w:ascii="Times New Roman" w:hAnsi="Times New Roman" w:cs="Times New Roman"/>
-          <w:szCs w:val="22"/>
+          <w:sz w:val="20"/>
+          <w:szCs w:val="20"/>
+        </w:rPr>
+      </w:pPr>
+      <w:r>
+        <w:rPr>
+          <w:rFonts w:ascii="Times New Roman" w:hAnsi="Times New Roman" w:cs="Times New Roman"/>
+          <w:sz w:val="20"/>
+          <w:szCs w:val="20"/>
         </w:rPr>
         <w:t>Prueba (15%):</w:t>
       </w:r>
@@ -3762,7 +3945,8 @@
         <w:ind w:left="0" w:firstLine="0"/>
         <w:rPr>
           <w:rFonts w:ascii="Times New Roman" w:hAnsi="Times New Roman" w:cs="Times New Roman"/>
-          <w:szCs w:val="22"/>
+          <w:sz w:val="20"/>
+          <w:szCs w:val="20"/>
         </w:rPr>
       </w:pPr>
     </w:p>
@@ -3773,13 +3957,15 @@
         <w:ind w:left="0" w:firstLine="0"/>
         <w:rPr>
           <w:rFonts w:ascii="Times New Roman" w:hAnsi="Times New Roman" w:cs="Times New Roman"/>
-          <w:szCs w:val="22"/>
-        </w:rPr>
-      </w:pPr>
-      <w:r>
-        <w:rPr>
-          <w:rFonts w:ascii="Times New Roman" w:hAnsi="Times New Roman" w:cs="Times New Roman"/>
-          <w:szCs w:val="22"/>
+          <w:sz w:val="20"/>
+          <w:szCs w:val="20"/>
+        </w:rPr>
+      </w:pPr>
+      <w:r>
+        <w:rPr>
+          <w:rFonts w:ascii="Times New Roman" w:hAnsi="Times New Roman" w:cs="Times New Roman"/>
+          <w:sz w:val="20"/>
+          <w:szCs w:val="20"/>
         </w:rPr>
         <w:t>Proporción de alto riesgo:</w:t>
       </w:r>
@@ -3791,13 +3977,15 @@
         <w:ind w:left="0" w:firstLine="0"/>
         <w:rPr>
           <w:rFonts w:ascii="Times New Roman" w:hAnsi="Times New Roman" w:cs="Times New Roman"/>
-          <w:szCs w:val="22"/>
-        </w:rPr>
-      </w:pPr>
-      <w:r>
-        <w:rPr>
-          <w:rFonts w:ascii="Times New Roman" w:hAnsi="Times New Roman" w:cs="Times New Roman"/>
-          <w:szCs w:val="22"/>
+          <w:sz w:val="20"/>
+          <w:szCs w:val="20"/>
+        </w:rPr>
+      </w:pPr>
+      <w:r>
+        <w:rPr>
+          <w:rFonts w:ascii="Times New Roman" w:hAnsi="Times New Roman" w:cs="Times New Roman"/>
+          <w:sz w:val="20"/>
+          <w:szCs w:val="20"/>
         </w:rPr>
         <w:t xml:space="preserve">Train: </w:t>
       </w:r>
@@ -3809,13 +3997,15 @@
         <w:ind w:left="0" w:firstLine="0"/>
         <w:rPr>
           <w:rFonts w:ascii="Times New Roman" w:hAnsi="Times New Roman" w:cs="Times New Roman"/>
-          <w:szCs w:val="22"/>
-        </w:rPr>
-      </w:pPr>
-      <w:r>
-        <w:rPr>
-          <w:rFonts w:ascii="Times New Roman" w:hAnsi="Times New Roman" w:cs="Times New Roman"/>
-          <w:szCs w:val="22"/>
+          <w:sz w:val="20"/>
+          <w:szCs w:val="20"/>
+        </w:rPr>
+      </w:pPr>
+      <w:r>
+        <w:rPr>
+          <w:rFonts w:ascii="Times New Roman" w:hAnsi="Times New Roman" w:cs="Times New Roman"/>
+          <w:sz w:val="20"/>
+          <w:szCs w:val="20"/>
         </w:rPr>
         <w:t>Validación:</w:t>
       </w:r>
@@ -3827,15 +4017,16 @@
         <w:ind w:left="0" w:firstLine="0"/>
         <w:rPr>
           <w:rFonts w:ascii="Times New Roman" w:hAnsi="Times New Roman" w:cs="Times New Roman"/>
-          <w:szCs w:val="22"/>
-        </w:rPr>
-      </w:pPr>
-      <w:r>
-        <w:rPr>
-          <w:rFonts w:ascii="Times New Roman" w:hAnsi="Times New Roman" w:cs="Times New Roman"/>
-          <w:szCs w:val="22"/>
-        </w:rPr>
-        <w:lastRenderedPageBreak/>
+          <w:sz w:val="20"/>
+          <w:szCs w:val="20"/>
+        </w:rPr>
+      </w:pPr>
+      <w:r>
+        <w:rPr>
+          <w:rFonts w:ascii="Times New Roman" w:hAnsi="Times New Roman" w:cs="Times New Roman"/>
+          <w:sz w:val="20"/>
+          <w:szCs w:val="20"/>
+        </w:rPr>
         <w:t xml:space="preserve">Test: </w:t>
       </w:r>
     </w:p>
@@ -3843,6 +4034,11 @@
       <w:pPr>
         <w:pStyle w:val="Prrafodelista"/>
         <w:ind w:firstLine="0"/>
+        <w:rPr>
+          <w:rFonts w:ascii="Times New Roman" w:hAnsi="Times New Roman" w:cs="Times New Roman"/>
+          <w:sz w:val="20"/>
+          <w:szCs w:val="20"/>
+        </w:rPr>
       </w:pPr>
     </w:p>
     <w:p>
@@ -3859,7 +4055,8 @@
           <w:b/>
           <w:bCs/>
           <w:color w:val="8A0000"/>
-          <w:szCs w:val="22"/>
+          <w:sz w:val="20"/>
+          <w:szCs w:val="20"/>
         </w:rPr>
       </w:pPr>
       <w:r>
@@ -3868,7 +4065,8 @@
           <w:b/>
           <w:bCs/>
           <w:color w:val="8A0000"/>
-          <w:szCs w:val="22"/>
+          <w:sz w:val="20"/>
+          <w:szCs w:val="20"/>
         </w:rPr>
         <w:t>Feature utilizadas:</w:t>
       </w:r>
@@ -3899,7 +4097,8 @@
           <w:rFonts w:ascii="Times New Roman" w:eastAsia="Times New Roman" w:hAnsi="Times New Roman" w:cs="Times New Roman"/>
           <w:color w:val="1F2328"/>
           <w:kern w:val="0"/>
-          <w:szCs w:val="22"/>
+          <w:sz w:val="20"/>
+          <w:szCs w:val="20"/>
           <w:bdr w:val="none" w:sz="0" w:space="0" w:color="auto" w:frame="1"/>
           <w14:ligatures w14:val="none"/>
         </w:rPr>
@@ -3910,7 +4109,8 @@
           <w:rFonts w:ascii="Times New Roman" w:eastAsia="Times New Roman" w:hAnsi="Times New Roman" w:cs="Times New Roman"/>
           <w:color w:val="1F2328"/>
           <w:kern w:val="0"/>
-          <w:szCs w:val="22"/>
+          <w:sz w:val="20"/>
+          <w:szCs w:val="20"/>
           <w:bdr w:val="none" w:sz="0" w:space="0" w:color="auto" w:frame="1"/>
           <w14:ligatures w14:val="none"/>
         </w:rPr>
@@ -3922,7 +4122,8 @@
           <w:rFonts w:ascii="Times New Roman" w:eastAsia="Times New Roman" w:hAnsi="Times New Roman" w:cs="Times New Roman"/>
           <w:color w:val="1F2328"/>
           <w:kern w:val="0"/>
-          <w:szCs w:val="22"/>
+          <w:sz w:val="20"/>
+          <w:szCs w:val="20"/>
           <w:bdr w:val="none" w:sz="0" w:space="0" w:color="auto" w:frame="1"/>
           <w14:ligatures w14:val="none"/>
         </w:rPr>
@@ -3955,7 +4156,8 @@
           <w:rFonts w:ascii="Times New Roman" w:eastAsia="Times New Roman" w:hAnsi="Times New Roman" w:cs="Times New Roman"/>
           <w:color w:val="1F2328"/>
           <w:kern w:val="0"/>
-          <w:szCs w:val="22"/>
+          <w:sz w:val="20"/>
+          <w:szCs w:val="20"/>
           <w:bdr w:val="none" w:sz="0" w:space="0" w:color="auto" w:frame="1"/>
           <w14:ligatures w14:val="none"/>
         </w:rPr>
@@ -3965,7 +4167,8 @@
           <w:rFonts w:ascii="Times New Roman" w:eastAsia="Times New Roman" w:hAnsi="Times New Roman" w:cs="Times New Roman"/>
           <w:color w:val="1F2328"/>
           <w:kern w:val="0"/>
-          <w:szCs w:val="22"/>
+          <w:sz w:val="20"/>
+          <w:szCs w:val="20"/>
           <w:bdr w:val="none" w:sz="0" w:space="0" w:color="auto" w:frame="1"/>
           <w14:ligatures w14:val="none"/>
         </w:rPr>
@@ -3977,7 +4180,8 @@
           <w:rFonts w:ascii="Times New Roman" w:eastAsia="Times New Roman" w:hAnsi="Times New Roman" w:cs="Times New Roman"/>
           <w:color w:val="1F2328"/>
           <w:kern w:val="0"/>
-          <w:szCs w:val="22"/>
+          <w:sz w:val="20"/>
+          <w:szCs w:val="20"/>
           <w:bdr w:val="none" w:sz="0" w:space="0" w:color="auto" w:frame="1"/>
           <w14:ligatures w14:val="none"/>
         </w:rPr>
@@ -3989,7 +4193,8 @@
           <w:rFonts w:ascii="Times New Roman" w:eastAsia="Times New Roman" w:hAnsi="Times New Roman" w:cs="Times New Roman"/>
           <w:color w:val="1F2328"/>
           <w:kern w:val="0"/>
-          <w:szCs w:val="22"/>
+          <w:sz w:val="20"/>
+          <w:szCs w:val="20"/>
           <w:bdr w:val="none" w:sz="0" w:space="0" w:color="auto" w:frame="1"/>
           <w14:ligatures w14:val="none"/>
         </w:rPr>
@@ -4000,7 +4205,8 @@
           <w:rFonts w:ascii="Times New Roman" w:eastAsia="Times New Roman" w:hAnsi="Times New Roman" w:cs="Times New Roman"/>
           <w:color w:val="0550AE"/>
           <w:kern w:val="0"/>
-          <w:szCs w:val="22"/>
+          <w:sz w:val="20"/>
+          <w:szCs w:val="20"/>
           <w:bdr w:val="none" w:sz="0" w:space="0" w:color="auto" w:frame="1"/>
           <w14:ligatures w14:val="none"/>
         </w:rPr>
@@ -4011,7 +4217,8 @@
           <w:rFonts w:ascii="Times New Roman" w:eastAsia="Times New Roman" w:hAnsi="Times New Roman" w:cs="Times New Roman"/>
           <w:color w:val="1F2328"/>
           <w:kern w:val="0"/>
-          <w:szCs w:val="22"/>
+          <w:sz w:val="20"/>
+          <w:szCs w:val="20"/>
           <w:bdr w:val="none" w:sz="0" w:space="0" w:color="auto" w:frame="1"/>
           <w14:ligatures w14:val="none"/>
         </w:rPr>
@@ -4022,7 +4229,8 @@
           <w:rFonts w:ascii="Times New Roman" w:eastAsia="Times New Roman" w:hAnsi="Times New Roman" w:cs="Times New Roman"/>
           <w:color w:val="0550AE"/>
           <w:kern w:val="0"/>
-          <w:szCs w:val="22"/>
+          <w:sz w:val="20"/>
+          <w:szCs w:val="20"/>
           <w:bdr w:val="none" w:sz="0" w:space="0" w:color="auto" w:frame="1"/>
           <w14:ligatures w14:val="none"/>
         </w:rPr>
@@ -4033,7 +4241,8 @@
           <w:rFonts w:ascii="Times New Roman" w:eastAsia="Times New Roman" w:hAnsi="Times New Roman" w:cs="Times New Roman"/>
           <w:color w:val="1F2328"/>
           <w:kern w:val="0"/>
-          <w:szCs w:val="22"/>
+          <w:sz w:val="20"/>
+          <w:szCs w:val="20"/>
           <w:bdr w:val="none" w:sz="0" w:space="0" w:color="auto" w:frame="1"/>
           <w14:ligatures w14:val="none"/>
         </w:rPr>
@@ -4066,7 +4275,8 @@
           <w:rFonts w:ascii="Times New Roman" w:eastAsia="Times New Roman" w:hAnsi="Times New Roman" w:cs="Times New Roman"/>
           <w:color w:val="1F2328"/>
           <w:kern w:val="0"/>
-          <w:szCs w:val="22"/>
+          <w:sz w:val="20"/>
+          <w:szCs w:val="20"/>
           <w:bdr w:val="none" w:sz="0" w:space="0" w:color="auto" w:frame="1"/>
           <w14:ligatures w14:val="none"/>
         </w:rPr>
@@ -4076,7 +4286,8 @@
           <w:rFonts w:ascii="Times New Roman" w:eastAsia="Times New Roman" w:hAnsi="Times New Roman" w:cs="Times New Roman"/>
           <w:color w:val="1F2328"/>
           <w:kern w:val="0"/>
-          <w:szCs w:val="22"/>
+          <w:sz w:val="20"/>
+          <w:szCs w:val="20"/>
           <w:bdr w:val="none" w:sz="0" w:space="0" w:color="auto" w:frame="1"/>
           <w14:ligatures w14:val="none"/>
         </w:rPr>
@@ -4088,7 +4299,8 @@
           <w:rFonts w:ascii="Times New Roman" w:eastAsia="Times New Roman" w:hAnsi="Times New Roman" w:cs="Times New Roman"/>
           <w:color w:val="1F2328"/>
           <w:kern w:val="0"/>
-          <w:szCs w:val="22"/>
+          <w:sz w:val="20"/>
+          <w:szCs w:val="20"/>
           <w:bdr w:val="none" w:sz="0" w:space="0" w:color="auto" w:frame="1"/>
           <w14:ligatures w14:val="none"/>
         </w:rPr>
@@ -4100,7 +4312,8 @@
           <w:rFonts w:ascii="Times New Roman" w:eastAsia="Times New Roman" w:hAnsi="Times New Roman" w:cs="Times New Roman"/>
           <w:color w:val="1F2328"/>
           <w:kern w:val="0"/>
-          <w:szCs w:val="22"/>
+          <w:sz w:val="20"/>
+          <w:szCs w:val="20"/>
           <w:bdr w:val="none" w:sz="0" w:space="0" w:color="auto" w:frame="1"/>
           <w14:ligatures w14:val="none"/>
         </w:rPr>
@@ -4111,7 +4324,8 @@
           <w:rFonts w:ascii="Times New Roman" w:eastAsia="Times New Roman" w:hAnsi="Times New Roman" w:cs="Times New Roman"/>
           <w:color w:val="0550AE"/>
           <w:kern w:val="0"/>
-          <w:szCs w:val="22"/>
+          <w:sz w:val="20"/>
+          <w:szCs w:val="20"/>
           <w:bdr w:val="none" w:sz="0" w:space="0" w:color="auto" w:frame="1"/>
           <w14:ligatures w14:val="none"/>
         </w:rPr>
@@ -4122,7 +4336,8 @@
           <w:rFonts w:ascii="Times New Roman" w:eastAsia="Times New Roman" w:hAnsi="Times New Roman" w:cs="Times New Roman"/>
           <w:color w:val="1F2328"/>
           <w:kern w:val="0"/>
-          <w:szCs w:val="22"/>
+          <w:sz w:val="20"/>
+          <w:szCs w:val="20"/>
           <w:bdr w:val="none" w:sz="0" w:space="0" w:color="auto" w:frame="1"/>
           <w14:ligatures w14:val="none"/>
         </w:rPr>
@@ -4133,7 +4348,8 @@
           <w:rFonts w:ascii="Times New Roman" w:eastAsia="Times New Roman" w:hAnsi="Times New Roman" w:cs="Times New Roman"/>
           <w:color w:val="0550AE"/>
           <w:kern w:val="0"/>
-          <w:szCs w:val="22"/>
+          <w:sz w:val="20"/>
+          <w:szCs w:val="20"/>
           <w:bdr w:val="none" w:sz="0" w:space="0" w:color="auto" w:frame="1"/>
           <w14:ligatures w14:val="none"/>
         </w:rPr>
@@ -4144,7 +4360,8 @@
           <w:rFonts w:ascii="Times New Roman" w:eastAsia="Times New Roman" w:hAnsi="Times New Roman" w:cs="Times New Roman"/>
           <w:color w:val="1F2328"/>
           <w:kern w:val="0"/>
-          <w:szCs w:val="22"/>
+          <w:sz w:val="20"/>
+          <w:szCs w:val="20"/>
           <w:bdr w:val="none" w:sz="0" w:space="0" w:color="auto" w:frame="1"/>
           <w14:ligatures w14:val="none"/>
         </w:rPr>
@@ -4177,7 +4394,8 @@
           <w:rFonts w:ascii="Times New Roman" w:eastAsia="Times New Roman" w:hAnsi="Times New Roman" w:cs="Times New Roman"/>
           <w:color w:val="1F2328"/>
           <w:kern w:val="0"/>
-          <w:szCs w:val="22"/>
+          <w:sz w:val="20"/>
+          <w:szCs w:val="20"/>
           <w:bdr w:val="none" w:sz="0" w:space="0" w:color="auto" w:frame="1"/>
           <w14:ligatures w14:val="none"/>
         </w:rPr>
@@ -4187,7 +4405,8 @@
           <w:rFonts w:ascii="Times New Roman" w:eastAsia="Times New Roman" w:hAnsi="Times New Roman" w:cs="Times New Roman"/>
           <w:color w:val="1F2328"/>
           <w:kern w:val="0"/>
-          <w:szCs w:val="22"/>
+          <w:sz w:val="20"/>
+          <w:szCs w:val="20"/>
           <w:bdr w:val="none" w:sz="0" w:space="0" w:color="auto" w:frame="1"/>
           <w14:ligatures w14:val="none"/>
         </w:rPr>
@@ -4200,7 +4419,8 @@
           <w:rFonts w:ascii="Times New Roman" w:eastAsia="Times New Roman" w:hAnsi="Times New Roman" w:cs="Times New Roman"/>
           <w:color w:val="1F2328"/>
           <w:kern w:val="0"/>
-          <w:szCs w:val="22"/>
+          <w:sz w:val="20"/>
+          <w:szCs w:val="20"/>
           <w:bdr w:val="none" w:sz="0" w:space="0" w:color="auto" w:frame="1"/>
           <w14:ligatures w14:val="none"/>
         </w:rPr>
@@ -4212,7 +4432,8 @@
           <w:rFonts w:ascii="Times New Roman" w:eastAsia="Times New Roman" w:hAnsi="Times New Roman" w:cs="Times New Roman"/>
           <w:color w:val="1F2328"/>
           <w:kern w:val="0"/>
-          <w:szCs w:val="22"/>
+          <w:sz w:val="20"/>
+          <w:szCs w:val="20"/>
           <w:bdr w:val="none" w:sz="0" w:space="0" w:color="auto" w:frame="1"/>
           <w14:ligatures w14:val="none"/>
         </w:rPr>
@@ -4224,7 +4445,8 @@
           <w:rFonts w:ascii="Times New Roman" w:eastAsia="Times New Roman" w:hAnsi="Times New Roman" w:cs="Times New Roman"/>
           <w:color w:val="1F2328"/>
           <w:kern w:val="0"/>
-          <w:szCs w:val="22"/>
+          <w:sz w:val="20"/>
+          <w:szCs w:val="20"/>
           <w:bdr w:val="none" w:sz="0" w:space="0" w:color="auto" w:frame="1"/>
           <w14:ligatures w14:val="none"/>
         </w:rPr>
@@ -4235,7 +4457,8 @@
           <w:rFonts w:ascii="Times New Roman" w:eastAsia="Times New Roman" w:hAnsi="Times New Roman" w:cs="Times New Roman"/>
           <w:color w:val="0550AE"/>
           <w:kern w:val="0"/>
-          <w:szCs w:val="22"/>
+          <w:sz w:val="20"/>
+          <w:szCs w:val="20"/>
           <w:bdr w:val="none" w:sz="0" w:space="0" w:color="auto" w:frame="1"/>
           <w14:ligatures w14:val="none"/>
         </w:rPr>
@@ -4246,7 +4469,8 @@
           <w:rFonts w:ascii="Times New Roman" w:eastAsia="Times New Roman" w:hAnsi="Times New Roman" w:cs="Times New Roman"/>
           <w:color w:val="1F2328"/>
           <w:kern w:val="0"/>
-          <w:szCs w:val="22"/>
+          <w:sz w:val="20"/>
+          <w:szCs w:val="20"/>
           <w:bdr w:val="none" w:sz="0" w:space="0" w:color="auto" w:frame="1"/>
           <w14:ligatures w14:val="none"/>
         </w:rPr>
@@ -4257,7 +4481,8 @@
           <w:rFonts w:ascii="Times New Roman" w:eastAsia="Times New Roman" w:hAnsi="Times New Roman" w:cs="Times New Roman"/>
           <w:color w:val="0550AE"/>
           <w:kern w:val="0"/>
-          <w:szCs w:val="22"/>
+          <w:sz w:val="20"/>
+          <w:szCs w:val="20"/>
           <w:bdr w:val="none" w:sz="0" w:space="0" w:color="auto" w:frame="1"/>
           <w14:ligatures w14:val="none"/>
         </w:rPr>
@@ -4268,7 +4493,8 @@
           <w:rFonts w:ascii="Times New Roman" w:eastAsia="Times New Roman" w:hAnsi="Times New Roman" w:cs="Times New Roman"/>
           <w:color w:val="1F2328"/>
           <w:kern w:val="0"/>
-          <w:szCs w:val="22"/>
+          <w:sz w:val="20"/>
+          <w:szCs w:val="20"/>
           <w:bdr w:val="none" w:sz="0" w:space="0" w:color="auto" w:frame="1"/>
           <w14:ligatures w14:val="none"/>
         </w:rPr>
@@ -4301,7 +4527,8 @@
           <w:rFonts w:ascii="Times New Roman" w:eastAsia="Times New Roman" w:hAnsi="Times New Roman" w:cs="Times New Roman"/>
           <w:color w:val="1F2328"/>
           <w:kern w:val="0"/>
-          <w:szCs w:val="22"/>
+          <w:sz w:val="20"/>
+          <w:szCs w:val="20"/>
           <w:bdr w:val="none" w:sz="0" w:space="0" w:color="auto" w:frame="1"/>
           <w14:ligatures w14:val="none"/>
         </w:rPr>
@@ -4333,7 +4560,8 @@
           <w:rFonts w:ascii="Times New Roman" w:eastAsia="Times New Roman" w:hAnsi="Times New Roman" w:cs="Times New Roman"/>
           <w:color w:val="1F2328"/>
           <w:kern w:val="0"/>
-          <w:szCs w:val="22"/>
+          <w:sz w:val="20"/>
+          <w:szCs w:val="20"/>
           <w:bdr w:val="none" w:sz="0" w:space="0" w:color="auto" w:frame="1"/>
           <w14:ligatures w14:val="none"/>
         </w:rPr>
@@ -4344,7 +4572,8 @@
           <w:rFonts w:ascii="Times New Roman" w:eastAsia="Times New Roman" w:hAnsi="Times New Roman" w:cs="Times New Roman"/>
           <w:color w:val="1F2328"/>
           <w:kern w:val="0"/>
-          <w:szCs w:val="22"/>
+          <w:sz w:val="20"/>
+          <w:szCs w:val="20"/>
           <w:bdr w:val="none" w:sz="0" w:space="0" w:color="auto" w:frame="1"/>
           <w14:ligatures w14:val="none"/>
         </w:rPr>
@@ -4356,7 +4585,8 @@
           <w:rFonts w:ascii="Times New Roman" w:eastAsia="Times New Roman" w:hAnsi="Times New Roman" w:cs="Times New Roman"/>
           <w:color w:val="1F2328"/>
           <w:kern w:val="0"/>
-          <w:szCs w:val="22"/>
+          <w:sz w:val="20"/>
+          <w:szCs w:val="20"/>
           <w:bdr w:val="none" w:sz="0" w:space="0" w:color="auto" w:frame="1"/>
           <w14:ligatures w14:val="none"/>
         </w:rPr>
@@ -4389,7 +4619,8 @@
           <w:rFonts w:ascii="Times New Roman" w:eastAsia="Times New Roman" w:hAnsi="Times New Roman" w:cs="Times New Roman"/>
           <w:color w:val="1F2328"/>
           <w:kern w:val="0"/>
-          <w:szCs w:val="22"/>
+          <w:sz w:val="20"/>
+          <w:szCs w:val="20"/>
           <w:bdr w:val="none" w:sz="0" w:space="0" w:color="auto" w:frame="1"/>
           <w14:ligatures w14:val="none"/>
         </w:rPr>
@@ -4399,7 +4630,8 @@
           <w:rFonts w:ascii="Times New Roman" w:eastAsia="Times New Roman" w:hAnsi="Times New Roman" w:cs="Times New Roman"/>
           <w:color w:val="1F2328"/>
           <w:kern w:val="0"/>
-          <w:szCs w:val="22"/>
+          <w:sz w:val="20"/>
+          <w:szCs w:val="20"/>
           <w:bdr w:val="none" w:sz="0" w:space="0" w:color="auto" w:frame="1"/>
           <w14:ligatures w14:val="none"/>
         </w:rPr>
@@ -4410,7 +4642,8 @@
           <w:rFonts w:ascii="Times New Roman" w:eastAsia="Times New Roman" w:hAnsi="Times New Roman" w:cs="Times New Roman"/>
           <w:color w:val="0550AE"/>
           <w:kern w:val="0"/>
-          <w:szCs w:val="22"/>
+          <w:sz w:val="20"/>
+          <w:szCs w:val="20"/>
           <w:bdr w:val="none" w:sz="0" w:space="0" w:color="auto" w:frame="1"/>
           <w14:ligatures w14:val="none"/>
         </w:rPr>
@@ -4421,7 +4654,8 @@
           <w:rFonts w:ascii="Times New Roman" w:eastAsia="Times New Roman" w:hAnsi="Times New Roman" w:cs="Times New Roman"/>
           <w:color w:val="1F2328"/>
           <w:kern w:val="0"/>
-          <w:szCs w:val="22"/>
+          <w:sz w:val="20"/>
+          <w:szCs w:val="20"/>
           <w:bdr w:val="none" w:sz="0" w:space="0" w:color="auto" w:frame="1"/>
           <w14:ligatures w14:val="none"/>
         </w:rPr>
@@ -4432,7 +4666,8 @@
           <w:rFonts w:ascii="Times New Roman" w:eastAsia="Times New Roman" w:hAnsi="Times New Roman" w:cs="Times New Roman"/>
           <w:color w:val="0550AE"/>
           <w:kern w:val="0"/>
-          <w:szCs w:val="22"/>
+          <w:sz w:val="20"/>
+          <w:szCs w:val="20"/>
           <w:bdr w:val="none" w:sz="0" w:space="0" w:color="auto" w:frame="1"/>
           <w14:ligatures w14:val="none"/>
         </w:rPr>
@@ -4443,7 +4678,8 @@
           <w:rFonts w:ascii="Times New Roman" w:eastAsia="Times New Roman" w:hAnsi="Times New Roman" w:cs="Times New Roman"/>
           <w:color w:val="1F2328"/>
           <w:kern w:val="0"/>
-          <w:szCs w:val="22"/>
+          <w:sz w:val="20"/>
+          <w:szCs w:val="20"/>
           <w:bdr w:val="none" w:sz="0" w:space="0" w:color="auto" w:frame="1"/>
           <w14:ligatures w14:val="none"/>
         </w:rPr>
@@ -4476,7 +4712,8 @@
           <w:rFonts w:ascii="Times New Roman" w:eastAsia="Times New Roman" w:hAnsi="Times New Roman" w:cs="Times New Roman"/>
           <w:color w:val="1F2328"/>
           <w:kern w:val="0"/>
-          <w:szCs w:val="22"/>
+          <w:sz w:val="20"/>
+          <w:szCs w:val="20"/>
           <w:bdr w:val="none" w:sz="0" w:space="0" w:color="auto" w:frame="1"/>
           <w14:ligatures w14:val="none"/>
         </w:rPr>
@@ -4486,7 +4723,8 @@
           <w:rFonts w:ascii="Times New Roman" w:eastAsia="Times New Roman" w:hAnsi="Times New Roman" w:cs="Times New Roman"/>
           <w:color w:val="1F2328"/>
           <w:kern w:val="0"/>
-          <w:szCs w:val="22"/>
+          <w:sz w:val="20"/>
+          <w:szCs w:val="20"/>
           <w:bdr w:val="none" w:sz="0" w:space="0" w:color="auto" w:frame="1"/>
           <w14:ligatures w14:val="none"/>
         </w:rPr>
@@ -4498,7 +4736,8 @@
           <w:rFonts w:ascii="Times New Roman" w:eastAsia="Times New Roman" w:hAnsi="Times New Roman" w:cs="Times New Roman"/>
           <w:color w:val="1F2328"/>
           <w:kern w:val="0"/>
-          <w:szCs w:val="22"/>
+          <w:sz w:val="20"/>
+          <w:szCs w:val="20"/>
           <w:bdr w:val="none" w:sz="0" w:space="0" w:color="auto" w:frame="1"/>
           <w14:ligatures w14:val="none"/>
         </w:rPr>
@@ -4510,7 +4749,8 @@
           <w:rFonts w:ascii="Times New Roman" w:eastAsia="Times New Roman" w:hAnsi="Times New Roman" w:cs="Times New Roman"/>
           <w:color w:val="1F2328"/>
           <w:kern w:val="0"/>
-          <w:szCs w:val="22"/>
+          <w:sz w:val="20"/>
+          <w:szCs w:val="20"/>
           <w:bdr w:val="none" w:sz="0" w:space="0" w:color="auto" w:frame="1"/>
           <w14:ligatures w14:val="none"/>
         </w:rPr>
@@ -4521,7 +4761,8 @@
           <w:rFonts w:ascii="Times New Roman" w:eastAsia="Times New Roman" w:hAnsi="Times New Roman" w:cs="Times New Roman"/>
           <w:color w:val="0550AE"/>
           <w:kern w:val="0"/>
-          <w:szCs w:val="22"/>
+          <w:sz w:val="20"/>
+          <w:szCs w:val="20"/>
           <w:bdr w:val="none" w:sz="0" w:space="0" w:color="auto" w:frame="1"/>
           <w14:ligatures w14:val="none"/>
         </w:rPr>
@@ -4532,7 +4773,8 @@
           <w:rFonts w:ascii="Times New Roman" w:eastAsia="Times New Roman" w:hAnsi="Times New Roman" w:cs="Times New Roman"/>
           <w:color w:val="1F2328"/>
           <w:kern w:val="0"/>
-          <w:szCs w:val="22"/>
+          <w:sz w:val="20"/>
+          <w:szCs w:val="20"/>
           <w:bdr w:val="none" w:sz="0" w:space="0" w:color="auto" w:frame="1"/>
           <w14:ligatures w14:val="none"/>
         </w:rPr>
@@ -4543,7 +4785,8 @@
           <w:rFonts w:ascii="Times New Roman" w:eastAsia="Times New Roman" w:hAnsi="Times New Roman" w:cs="Times New Roman"/>
           <w:color w:val="0550AE"/>
           <w:kern w:val="0"/>
-          <w:szCs w:val="22"/>
+          <w:sz w:val="20"/>
+          <w:szCs w:val="20"/>
           <w:bdr w:val="none" w:sz="0" w:space="0" w:color="auto" w:frame="1"/>
           <w14:ligatures w14:val="none"/>
         </w:rPr>
@@ -4554,7 +4797,8 @@
           <w:rFonts w:ascii="Times New Roman" w:eastAsia="Times New Roman" w:hAnsi="Times New Roman" w:cs="Times New Roman"/>
           <w:color w:val="1F2328"/>
           <w:kern w:val="0"/>
-          <w:szCs w:val="22"/>
+          <w:sz w:val="20"/>
+          <w:szCs w:val="20"/>
           <w:bdr w:val="none" w:sz="0" w:space="0" w:color="auto" w:frame="1"/>
           <w14:ligatures w14:val="none"/>
         </w:rPr>
@@ -4587,7 +4831,8 @@
           <w:rFonts w:ascii="Times New Roman" w:eastAsia="Times New Roman" w:hAnsi="Times New Roman" w:cs="Times New Roman"/>
           <w:color w:val="1F2328"/>
           <w:kern w:val="0"/>
-          <w:szCs w:val="22"/>
+          <w:sz w:val="20"/>
+          <w:szCs w:val="20"/>
           <w:bdr w:val="none" w:sz="0" w:space="0" w:color="auto" w:frame="1"/>
           <w14:ligatures w14:val="none"/>
         </w:rPr>
@@ -4597,10 +4842,12 @@
           <w:rFonts w:ascii="Times New Roman" w:eastAsia="Times New Roman" w:hAnsi="Times New Roman" w:cs="Times New Roman"/>
           <w:color w:val="1F2328"/>
           <w:kern w:val="0"/>
-          <w:szCs w:val="22"/>
+          <w:sz w:val="20"/>
+          <w:szCs w:val="20"/>
           <w:bdr w:val="none" w:sz="0" w:space="0" w:color="auto" w:frame="1"/>
           <w14:ligatures w14:val="none"/>
         </w:rPr>
+        <w:lastRenderedPageBreak/>
         <w:t>- año(2021-2026)</w:t>
       </w:r>
     </w:p>
@@ -4630,7 +4877,8 @@
           <w:rFonts w:ascii="Times New Roman" w:eastAsia="Times New Roman" w:hAnsi="Times New Roman" w:cs="Times New Roman"/>
           <w:color w:val="1F2328"/>
           <w:kern w:val="0"/>
-          <w:szCs w:val="22"/>
+          <w:sz w:val="20"/>
+          <w:szCs w:val="20"/>
           <w:bdr w:val="none" w:sz="0" w:space="0" w:color="auto" w:frame="1"/>
           <w14:ligatures w14:val="none"/>
         </w:rPr>
@@ -4662,7 +4910,8 @@
           <w:rFonts w:ascii="Times New Roman" w:eastAsia="Times New Roman" w:hAnsi="Times New Roman" w:cs="Times New Roman"/>
           <w:color w:val="1F2328"/>
           <w:kern w:val="0"/>
-          <w:szCs w:val="22"/>
+          <w:sz w:val="20"/>
+          <w:szCs w:val="20"/>
           <w:bdr w:val="none" w:sz="0" w:space="0" w:color="auto" w:frame="1"/>
           <w14:ligatures w14:val="none"/>
         </w:rPr>
@@ -4673,7 +4922,8 @@
           <w:rFonts w:ascii="Times New Roman" w:eastAsia="Times New Roman" w:hAnsi="Times New Roman" w:cs="Times New Roman"/>
           <w:color w:val="1F2328"/>
           <w:kern w:val="0"/>
-          <w:szCs w:val="22"/>
+          <w:sz w:val="20"/>
+          <w:szCs w:val="20"/>
           <w:bdr w:val="none" w:sz="0" w:space="0" w:color="auto" w:frame="1"/>
           <w14:ligatures w14:val="none"/>
         </w:rPr>
@@ -4685,7 +4935,8 @@
           <w:rFonts w:ascii="Times New Roman" w:eastAsia="Times New Roman" w:hAnsi="Times New Roman" w:cs="Times New Roman"/>
           <w:color w:val="1F2328"/>
           <w:kern w:val="0"/>
-          <w:szCs w:val="22"/>
+          <w:sz w:val="20"/>
+          <w:szCs w:val="20"/>
           <w:bdr w:val="none" w:sz="0" w:space="0" w:color="auto" w:frame="1"/>
           <w14:ligatures w14:val="none"/>
         </w:rPr>
@@ -4718,7 +4969,8 @@
           <w:rFonts w:ascii="Times New Roman" w:eastAsia="Times New Roman" w:hAnsi="Times New Roman" w:cs="Times New Roman"/>
           <w:color w:val="1F2328"/>
           <w:kern w:val="0"/>
-          <w:szCs w:val="22"/>
+          <w:sz w:val="20"/>
+          <w:szCs w:val="20"/>
           <w:bdr w:val="none" w:sz="0" w:space="0" w:color="auto" w:frame="1"/>
           <w14:ligatures w14:val="none"/>
         </w:rPr>
@@ -4728,7 +4980,8 @@
           <w:rFonts w:ascii="Times New Roman" w:eastAsia="Times New Roman" w:hAnsi="Times New Roman" w:cs="Times New Roman"/>
           <w:color w:val="1F2328"/>
           <w:kern w:val="0"/>
-          <w:szCs w:val="22"/>
+          <w:sz w:val="20"/>
+          <w:szCs w:val="20"/>
           <w:bdr w:val="none" w:sz="0" w:space="0" w:color="auto" w:frame="1"/>
           <w14:ligatures w14:val="none"/>
         </w:rPr>
@@ -4740,7 +4993,8 @@
           <w:rFonts w:ascii="Times New Roman" w:eastAsia="Times New Roman" w:hAnsi="Times New Roman" w:cs="Times New Roman"/>
           <w:color w:val="1F2328"/>
           <w:kern w:val="0"/>
-          <w:szCs w:val="22"/>
+          <w:sz w:val="20"/>
+          <w:szCs w:val="20"/>
           <w:bdr w:val="none" w:sz="0" w:space="0" w:color="auto" w:frame="1"/>
           <w14:ligatures w14:val="none"/>
         </w:rPr>
@@ -4752,7 +5006,8 @@
           <w:rFonts w:ascii="Times New Roman" w:eastAsia="Times New Roman" w:hAnsi="Times New Roman" w:cs="Times New Roman"/>
           <w:color w:val="1F2328"/>
           <w:kern w:val="0"/>
-          <w:szCs w:val="22"/>
+          <w:sz w:val="20"/>
+          <w:szCs w:val="20"/>
           <w:bdr w:val="none" w:sz="0" w:space="0" w:color="auto" w:frame="1"/>
           <w14:ligatures w14:val="none"/>
         </w:rPr>
@@ -4763,7 +5018,8 @@
           <w:rFonts w:ascii="Times New Roman" w:eastAsia="Times New Roman" w:hAnsi="Times New Roman" w:cs="Times New Roman"/>
           <w:color w:val="0550AE"/>
           <w:kern w:val="0"/>
-          <w:szCs w:val="22"/>
+          <w:sz w:val="20"/>
+          <w:szCs w:val="20"/>
           <w:bdr w:val="none" w:sz="0" w:space="0" w:color="auto" w:frame="1"/>
           <w14:ligatures w14:val="none"/>
         </w:rPr>
@@ -4774,7 +5030,8 @@
           <w:rFonts w:ascii="Times New Roman" w:eastAsia="Times New Roman" w:hAnsi="Times New Roman" w:cs="Times New Roman"/>
           <w:color w:val="1F2328"/>
           <w:kern w:val="0"/>
-          <w:szCs w:val="22"/>
+          <w:sz w:val="20"/>
+          <w:szCs w:val="20"/>
           <w:bdr w:val="none" w:sz="0" w:space="0" w:color="auto" w:frame="1"/>
           <w14:ligatures w14:val="none"/>
         </w:rPr>
@@ -4785,7 +5042,8 @@
           <w:rFonts w:ascii="Times New Roman" w:eastAsia="Times New Roman" w:hAnsi="Times New Roman" w:cs="Times New Roman"/>
           <w:color w:val="0550AE"/>
           <w:kern w:val="0"/>
-          <w:szCs w:val="22"/>
+          <w:sz w:val="20"/>
+          <w:szCs w:val="20"/>
           <w:bdr w:val="none" w:sz="0" w:space="0" w:color="auto" w:frame="1"/>
           <w14:ligatures w14:val="none"/>
         </w:rPr>
@@ -4796,7 +5054,8 @@
           <w:rFonts w:ascii="Times New Roman" w:eastAsia="Times New Roman" w:hAnsi="Times New Roman" w:cs="Times New Roman"/>
           <w:color w:val="1F2328"/>
           <w:kern w:val="0"/>
-          <w:szCs w:val="22"/>
+          <w:sz w:val="20"/>
+          <w:szCs w:val="20"/>
           <w:bdr w:val="none" w:sz="0" w:space="0" w:color="auto" w:frame="1"/>
           <w14:ligatures w14:val="none"/>
         </w:rPr>
@@ -4829,7 +5088,8 @@
           <w:rFonts w:ascii="Times New Roman" w:eastAsia="Times New Roman" w:hAnsi="Times New Roman" w:cs="Times New Roman"/>
           <w:color w:val="1F2328"/>
           <w:kern w:val="0"/>
-          <w:szCs w:val="22"/>
+          <w:sz w:val="20"/>
+          <w:szCs w:val="20"/>
           <w:bdr w:val="none" w:sz="0" w:space="0" w:color="auto" w:frame="1"/>
           <w14:ligatures w14:val="none"/>
         </w:rPr>
@@ -4839,73 +5099,56 @@
           <w:rFonts w:ascii="Times New Roman" w:eastAsia="Times New Roman" w:hAnsi="Times New Roman" w:cs="Times New Roman"/>
           <w:color w:val="1F2328"/>
           <w:kern w:val="0"/>
-          <w:szCs w:val="22"/>
+          <w:sz w:val="20"/>
+          <w:szCs w:val="20"/>
           <w:bdr w:val="none" w:sz="0" w:space="0" w:color="auto" w:frame="1"/>
           <w14:ligatures w14:val="none"/>
         </w:rPr>
-        <w:t xml:space="preserve">- </w:t>
+        <w:t>- servicio (</w:t>
+      </w:r>
+      <w:r>
+        <w:rPr>
+          <w:rFonts w:ascii="Times New Roman" w:eastAsia="Times New Roman" w:hAnsi="Times New Roman" w:cs="Times New Roman"/>
+          <w:color w:val="0550AE"/>
+          <w:kern w:val="0"/>
+          <w:sz w:val="20"/>
+          <w:szCs w:val="20"/>
+          <w:bdr w:val="none" w:sz="0" w:space="0" w:color="auto" w:frame="1"/>
+          <w14:ligatures w14:val="none"/>
+        </w:rPr>
+        <w:t>0</w:t>
       </w:r>
       <w:r>
         <w:rPr>
           <w:rFonts w:ascii="Times New Roman" w:eastAsia="Times New Roman" w:hAnsi="Times New Roman" w:cs="Times New Roman"/>
           <w:color w:val="1F2328"/>
           <w:kern w:val="0"/>
-          <w:szCs w:val="22"/>
+          <w:sz w:val="20"/>
+          <w:szCs w:val="20"/>
           <w:bdr w:val="none" w:sz="0" w:space="0" w:color="auto" w:frame="1"/>
           <w14:ligatures w14:val="none"/>
         </w:rPr>
-        <w:t>servicio</w:t>
+        <w:t>-</w:t>
+      </w:r>
+      <w:r>
+        <w:rPr>
+          <w:rFonts w:ascii="Times New Roman" w:eastAsia="Times New Roman" w:hAnsi="Times New Roman" w:cs="Times New Roman"/>
+          <w:color w:val="0550AE"/>
+          <w:kern w:val="0"/>
+          <w:sz w:val="20"/>
+          <w:szCs w:val="20"/>
+          <w:bdr w:val="none" w:sz="0" w:space="0" w:color="auto" w:frame="1"/>
+          <w14:ligatures w14:val="none"/>
+        </w:rPr>
+        <w:t>1</w:t>
       </w:r>
       <w:r>
         <w:rPr>
           <w:rFonts w:ascii="Times New Roman" w:eastAsia="Times New Roman" w:hAnsi="Times New Roman" w:cs="Times New Roman"/>
           <w:color w:val="1F2328"/>
           <w:kern w:val="0"/>
-          <w:szCs w:val="22"/>
-          <w:bdr w:val="none" w:sz="0" w:space="0" w:color="auto" w:frame="1"/>
-          <w14:ligatures w14:val="none"/>
-        </w:rPr>
-        <w:t xml:space="preserve"> (</w:t>
-      </w:r>
-      <w:r>
-        <w:rPr>
-          <w:rFonts w:ascii="Times New Roman" w:eastAsia="Times New Roman" w:hAnsi="Times New Roman" w:cs="Times New Roman"/>
-          <w:color w:val="0550AE"/>
-          <w:kern w:val="0"/>
-          <w:szCs w:val="22"/>
-          <w:bdr w:val="none" w:sz="0" w:space="0" w:color="auto" w:frame="1"/>
-          <w14:ligatures w14:val="none"/>
-        </w:rPr>
-        <w:t>0</w:t>
-      </w:r>
-      <w:r>
-        <w:rPr>
-          <w:rFonts w:ascii="Times New Roman" w:eastAsia="Times New Roman" w:hAnsi="Times New Roman" w:cs="Times New Roman"/>
-          <w:color w:val="1F2328"/>
-          <w:kern w:val="0"/>
-          <w:szCs w:val="22"/>
-          <w:bdr w:val="none" w:sz="0" w:space="0" w:color="auto" w:frame="1"/>
-          <w14:ligatures w14:val="none"/>
-        </w:rPr>
-        <w:t>-</w:t>
-      </w:r>
-      <w:r>
-        <w:rPr>
-          <w:rFonts w:ascii="Times New Roman" w:eastAsia="Times New Roman" w:hAnsi="Times New Roman" w:cs="Times New Roman"/>
-          <w:color w:val="0550AE"/>
-          <w:kern w:val="0"/>
-          <w:szCs w:val="22"/>
-          <w:bdr w:val="none" w:sz="0" w:space="0" w:color="auto" w:frame="1"/>
-          <w14:ligatures w14:val="none"/>
-        </w:rPr>
-        <w:t>1</w:t>
-      </w:r>
-      <w:r>
-        <w:rPr>
-          <w:rFonts w:ascii="Times New Roman" w:eastAsia="Times New Roman" w:hAnsi="Times New Roman" w:cs="Times New Roman"/>
-          <w:color w:val="1F2328"/>
-          <w:kern w:val="0"/>
-          <w:szCs w:val="22"/>
+          <w:sz w:val="20"/>
+          <w:szCs w:val="20"/>
           <w:bdr w:val="none" w:sz="0" w:space="0" w:color="auto" w:frame="1"/>
           <w14:ligatures w14:val="none"/>
         </w:rPr>
@@ -4938,7 +5181,8 @@
           <w:rFonts w:ascii="Times New Roman" w:eastAsia="Times New Roman" w:hAnsi="Times New Roman" w:cs="Times New Roman"/>
           <w:color w:val="1F2328"/>
           <w:kern w:val="0"/>
-          <w:szCs w:val="22"/>
+          <w:sz w:val="20"/>
+          <w:szCs w:val="20"/>
           <w:bdr w:val="none" w:sz="0" w:space="0" w:color="auto" w:frame="1"/>
           <w14:ligatures w14:val="none"/>
         </w:rPr>
@@ -4970,7 +5214,8 @@
           <w:rFonts w:ascii="Times New Roman" w:eastAsia="Times New Roman" w:hAnsi="Times New Roman" w:cs="Times New Roman"/>
           <w:color w:val="1F2328"/>
           <w:kern w:val="0"/>
-          <w:szCs w:val="22"/>
+          <w:sz w:val="20"/>
+          <w:szCs w:val="20"/>
           <w14:ligatures w14:val="none"/>
         </w:rPr>
       </w:pPr>
@@ -4979,7 +5224,8 @@
           <w:rFonts w:ascii="Times New Roman" w:eastAsia="Times New Roman" w:hAnsi="Times New Roman" w:cs="Times New Roman"/>
           <w:color w:val="1F2328"/>
           <w:kern w:val="0"/>
-          <w:szCs w:val="22"/>
+          <w:sz w:val="20"/>
+          <w:szCs w:val="20"/>
           <w:bdr w:val="none" w:sz="0" w:space="0" w:color="auto" w:frame="1"/>
           <w14:ligatures w14:val="none"/>
         </w:rPr>
@@ -4991,7 +5237,8 @@
           <w:rFonts w:ascii="Times New Roman" w:eastAsia="Times New Roman" w:hAnsi="Times New Roman" w:cs="Times New Roman"/>
           <w:color w:val="1F2328"/>
           <w:kern w:val="0"/>
-          <w:szCs w:val="22"/>
+          <w:sz w:val="20"/>
+          <w:szCs w:val="20"/>
           <w:bdr w:val="none" w:sz="0" w:space="0" w:color="auto" w:frame="1"/>
           <w14:ligatures w14:val="none"/>
         </w:rPr>
@@ -5003,7 +5250,8 @@
           <w:rFonts w:ascii="Times New Roman" w:eastAsia="Times New Roman" w:hAnsi="Times New Roman" w:cs="Times New Roman"/>
           <w:color w:val="1F2328"/>
           <w:kern w:val="0"/>
-          <w:szCs w:val="22"/>
+          <w:sz w:val="20"/>
+          <w:szCs w:val="20"/>
           <w:bdr w:val="none" w:sz="0" w:space="0" w:color="auto" w:frame="1"/>
           <w14:ligatures w14:val="none"/>
         </w:rPr>
@@ -5014,7 +5262,8 @@
           <w:rFonts w:ascii="Times New Roman" w:eastAsia="Times New Roman" w:hAnsi="Times New Roman" w:cs="Times New Roman"/>
           <w:color w:val="0550AE"/>
           <w:kern w:val="0"/>
-          <w:szCs w:val="22"/>
+          <w:sz w:val="20"/>
+          <w:szCs w:val="20"/>
           <w:bdr w:val="none" w:sz="0" w:space="0" w:color="auto" w:frame="1"/>
           <w14:ligatures w14:val="none"/>
         </w:rPr>
@@ -5025,22 +5274,33 @@
       <w:pPr>
         <w:pStyle w:val="Prrafodelista"/>
         <w:ind w:firstLine="0"/>
+        <w:rPr>
+          <w:rFonts w:ascii="Times New Roman" w:hAnsi="Times New Roman" w:cs="Times New Roman"/>
+          <w:sz w:val="20"/>
+          <w:szCs w:val="20"/>
+        </w:rPr>
       </w:pPr>
     </w:p>
     <w:p>
       <w:pPr>
         <w:ind w:left="0" w:firstLine="0"/>
         <w:rPr>
+          <w:rFonts w:ascii="Times New Roman" w:hAnsi="Times New Roman" w:cs="Times New Roman"/>
           <w:b/>
           <w:bCs/>
           <w:color w:val="8A0000"/>
-        </w:rPr>
-      </w:pPr>
-      <w:r>
-        <w:rPr>
+          <w:sz w:val="20"/>
+          <w:szCs w:val="20"/>
+        </w:rPr>
+      </w:pPr>
+      <w:r>
+        <w:rPr>
+          <w:rFonts w:ascii="Times New Roman" w:hAnsi="Times New Roman" w:cs="Times New Roman"/>
           <w:b/>
           <w:bCs/>
           <w:color w:val="8A0000"/>
+          <w:sz w:val="20"/>
+          <w:szCs w:val="20"/>
         </w:rPr>
         <w:t>4 Configuración de modelos</w:t>
       </w:r>
@@ -5049,14 +5309,20 @@
       <w:pPr>
         <w:ind w:left="0" w:firstLine="0"/>
         <w:rPr>
+          <w:rFonts w:ascii="Times New Roman" w:hAnsi="Times New Roman" w:cs="Times New Roman"/>
           <w:b/>
           <w:bCs/>
-        </w:rPr>
-      </w:pPr>
-      <w:r>
-        <w:rPr>
+          <w:sz w:val="20"/>
+          <w:szCs w:val="20"/>
+        </w:rPr>
+      </w:pPr>
+      <w:r>
+        <w:rPr>
+          <w:rFonts w:ascii="Times New Roman" w:hAnsi="Times New Roman" w:cs="Times New Roman"/>
           <w:b/>
           <w:bCs/>
+          <w:sz w:val="20"/>
+          <w:szCs w:val="20"/>
         </w:rPr>
         <w:t>K-Means</w:t>
       </w:r>
@@ -5064,86 +5330,191 @@
     <w:p>
       <w:pPr>
         <w:pStyle w:val="Prrafodelista"/>
-      </w:pPr>
-      <w:r>
+        <w:rPr>
+          <w:rFonts w:ascii="Times New Roman" w:hAnsi="Times New Roman" w:cs="Times New Roman"/>
+          <w:sz w:val="20"/>
+          <w:szCs w:val="20"/>
+        </w:rPr>
+      </w:pPr>
+      <w:r>
+        <w:rPr>
+          <w:rFonts w:ascii="Times New Roman" w:hAnsi="Times New Roman" w:cs="Times New Roman"/>
+          <w:sz w:val="20"/>
+          <w:szCs w:val="20"/>
+        </w:rPr>
         <w:t>Python</w:t>
       </w:r>
     </w:p>
     <w:p>
       <w:pPr>
         <w:pStyle w:val="Prrafodelista"/>
+        <w:rPr>
+          <w:rFonts w:ascii="Times New Roman" w:hAnsi="Times New Roman" w:cs="Times New Roman"/>
+          <w:sz w:val="20"/>
+          <w:szCs w:val="20"/>
+        </w:rPr>
       </w:pPr>
       <w:proofErr w:type="spellStart"/>
       <w:r>
+        <w:rPr>
+          <w:rFonts w:ascii="Times New Roman" w:hAnsi="Times New Roman" w:cs="Times New Roman"/>
+          <w:sz w:val="20"/>
+          <w:szCs w:val="20"/>
+        </w:rPr>
         <w:t>KMeans</w:t>
       </w:r>
       <w:proofErr w:type="spellEnd"/>
       <w:r>
+        <w:rPr>
+          <w:rFonts w:ascii="Times New Roman" w:hAnsi="Times New Roman" w:cs="Times New Roman"/>
+          <w:sz w:val="20"/>
+          <w:szCs w:val="20"/>
+        </w:rPr>
         <w:t>(</w:t>
       </w:r>
       <w:proofErr w:type="spellStart"/>
       <w:r>
+        <w:rPr>
+          <w:rFonts w:ascii="Times New Roman" w:hAnsi="Times New Roman" w:cs="Times New Roman"/>
+          <w:sz w:val="20"/>
+          <w:szCs w:val="20"/>
+        </w:rPr>
         <w:t>n_</w:t>
       </w:r>
       <w:proofErr w:type="gramStart"/>
       <w:r>
+        <w:rPr>
+          <w:rFonts w:ascii="Times New Roman" w:hAnsi="Times New Roman" w:cs="Times New Roman"/>
+          <w:sz w:val="20"/>
+          <w:szCs w:val="20"/>
+        </w:rPr>
         <w:t>clusters</w:t>
       </w:r>
       <w:proofErr w:type="spellEnd"/>
       <w:proofErr w:type="gramEnd"/>
       <w:r>
+        <w:rPr>
+          <w:rFonts w:ascii="Times New Roman" w:hAnsi="Times New Roman" w:cs="Times New Roman"/>
+          <w:sz w:val="20"/>
+          <w:szCs w:val="20"/>
+        </w:rPr>
         <w:t xml:space="preserve">=3, </w:t>
       </w:r>
       <w:proofErr w:type="spellStart"/>
       <w:r>
+        <w:rPr>
+          <w:rFonts w:ascii="Times New Roman" w:hAnsi="Times New Roman" w:cs="Times New Roman"/>
+          <w:sz w:val="20"/>
+          <w:szCs w:val="20"/>
+        </w:rPr>
         <w:t>random_state</w:t>
       </w:r>
       <w:proofErr w:type="spellEnd"/>
       <w:r>
+        <w:rPr>
+          <w:rFonts w:ascii="Times New Roman" w:hAnsi="Times New Roman" w:cs="Times New Roman"/>
+          <w:sz w:val="20"/>
+          <w:szCs w:val="20"/>
+        </w:rPr>
         <w:t xml:space="preserve">=42, </w:t>
       </w:r>
       <w:proofErr w:type="spellStart"/>
       <w:r>
+        <w:rPr>
+          <w:rFonts w:ascii="Times New Roman" w:hAnsi="Times New Roman" w:cs="Times New Roman"/>
+          <w:sz w:val="20"/>
+          <w:szCs w:val="20"/>
+        </w:rPr>
         <w:t>n_init</w:t>
       </w:r>
       <w:proofErr w:type="spellEnd"/>
       <w:r>
+        <w:rPr>
+          <w:rFonts w:ascii="Times New Roman" w:hAnsi="Times New Roman" w:cs="Times New Roman"/>
+          <w:sz w:val="20"/>
+          <w:szCs w:val="20"/>
+        </w:rPr>
         <w:t xml:space="preserve">=10, </w:t>
       </w:r>
       <w:proofErr w:type="spellStart"/>
       <w:r>
+        <w:rPr>
+          <w:rFonts w:ascii="Times New Roman" w:hAnsi="Times New Roman" w:cs="Times New Roman"/>
+          <w:sz w:val="20"/>
+          <w:szCs w:val="20"/>
+        </w:rPr>
         <w:t>max_iter</w:t>
       </w:r>
       <w:proofErr w:type="spellEnd"/>
       <w:r>
+        <w:rPr>
+          <w:rFonts w:ascii="Times New Roman" w:hAnsi="Times New Roman" w:cs="Times New Roman"/>
+          <w:sz w:val="20"/>
+          <w:szCs w:val="20"/>
+        </w:rPr>
         <w:t>=300)</w:t>
       </w:r>
     </w:p>
     <w:p>
       <w:pPr>
         <w:pStyle w:val="Prrafodelista"/>
-      </w:pPr>
-      <w:r>
+        <w:rPr>
+          <w:rFonts w:ascii="Times New Roman" w:hAnsi="Times New Roman" w:cs="Times New Roman"/>
+          <w:sz w:val="20"/>
+          <w:szCs w:val="20"/>
+        </w:rPr>
+      </w:pPr>
+      <w:r>
+        <w:rPr>
+          <w:rFonts w:ascii="Times New Roman" w:hAnsi="Times New Roman" w:cs="Times New Roman"/>
+          <w:sz w:val="20"/>
+          <w:szCs w:val="20"/>
+        </w:rPr>
         <w:t>- Propósito: Identificación no supervisada de zonas geoespaciales de riesgo</w:t>
       </w:r>
     </w:p>
     <w:p>
       <w:pPr>
         <w:pStyle w:val="Prrafodelista"/>
-      </w:pPr>
-      <w:r>
+        <w:rPr>
+          <w:rFonts w:ascii="Times New Roman" w:hAnsi="Times New Roman" w:cs="Times New Roman"/>
+          <w:sz w:val="20"/>
+          <w:szCs w:val="20"/>
+        </w:rPr>
+      </w:pPr>
+      <w:r>
+        <w:rPr>
+          <w:rFonts w:ascii="Times New Roman" w:hAnsi="Times New Roman" w:cs="Times New Roman"/>
+          <w:sz w:val="20"/>
+          <w:szCs w:val="20"/>
+        </w:rPr>
         <w:t xml:space="preserve">- Entrada: </w:t>
       </w:r>
       <w:proofErr w:type="spellStart"/>
       <w:r>
+        <w:rPr>
+          <w:rFonts w:ascii="Times New Roman" w:hAnsi="Times New Roman" w:cs="Times New Roman"/>
+          <w:sz w:val="20"/>
+          <w:szCs w:val="20"/>
+        </w:rPr>
         <w:t>provincia_encoded</w:t>
       </w:r>
       <w:proofErr w:type="spellEnd"/>
       <w:r>
+        <w:rPr>
+          <w:rFonts w:ascii="Times New Roman" w:hAnsi="Times New Roman" w:cs="Times New Roman"/>
+          <w:sz w:val="20"/>
+          <w:szCs w:val="20"/>
+        </w:rPr>
         <w:t xml:space="preserve">, </w:t>
       </w:r>
       <w:proofErr w:type="spellStart"/>
       <w:r>
+        <w:rPr>
+          <w:rFonts w:ascii="Times New Roman" w:hAnsi="Times New Roman" w:cs="Times New Roman"/>
+          <w:sz w:val="20"/>
+          <w:szCs w:val="20"/>
+        </w:rPr>
         <w:t>canton_encoded</w:t>
       </w:r>
       <w:proofErr w:type="spellEnd"/>
@@ -5151,18 +5522,38 @@
     <w:p>
       <w:pPr>
         <w:pStyle w:val="Prrafodelista"/>
-      </w:pPr>
-      <w:r>
+        <w:rPr>
+          <w:rFonts w:ascii="Times New Roman" w:hAnsi="Times New Roman" w:cs="Times New Roman"/>
+          <w:sz w:val="20"/>
+          <w:szCs w:val="20"/>
+        </w:rPr>
+      </w:pPr>
+      <w:r>
+        <w:rPr>
+          <w:rFonts w:ascii="Times New Roman" w:hAnsi="Times New Roman" w:cs="Times New Roman"/>
+          <w:sz w:val="20"/>
+          <w:szCs w:val="20"/>
+        </w:rPr>
         <w:t xml:space="preserve">- Salida: 3 </w:t>
       </w:r>
       <w:proofErr w:type="spellStart"/>
       <w:proofErr w:type="gramStart"/>
       <w:r>
+        <w:rPr>
+          <w:rFonts w:ascii="Times New Roman" w:hAnsi="Times New Roman" w:cs="Times New Roman"/>
+          <w:sz w:val="20"/>
+          <w:szCs w:val="20"/>
+        </w:rPr>
         <w:t>clusters</w:t>
       </w:r>
       <w:proofErr w:type="spellEnd"/>
       <w:proofErr w:type="gramEnd"/>
       <w:r>
+        <w:rPr>
+          <w:rFonts w:ascii="Times New Roman" w:hAnsi="Times New Roman" w:cs="Times New Roman"/>
+          <w:sz w:val="20"/>
+          <w:szCs w:val="20"/>
+        </w:rPr>
         <w:t xml:space="preserve"> (bajo, medio, alto riesgo geográfico)</w:t>
       </w:r>
     </w:p>
@@ -5170,14 +5561,20 @@
       <w:pPr>
         <w:ind w:left="0" w:firstLine="0"/>
         <w:rPr>
+          <w:rFonts w:ascii="Times New Roman" w:hAnsi="Times New Roman" w:cs="Times New Roman"/>
           <w:b/>
           <w:bCs/>
-        </w:rPr>
-      </w:pPr>
-      <w:r>
-        <w:rPr>
+          <w:sz w:val="20"/>
+          <w:szCs w:val="20"/>
+        </w:rPr>
+      </w:pPr>
+      <w:r>
+        <w:rPr>
+          <w:rFonts w:ascii="Times New Roman" w:hAnsi="Times New Roman" w:cs="Times New Roman"/>
           <w:b/>
           <w:bCs/>
+          <w:sz w:val="20"/>
+          <w:szCs w:val="20"/>
         </w:rPr>
         <w:t>Random Forest</w:t>
       </w:r>
@@ -5185,34 +5582,74 @@
     <w:p>
       <w:pPr>
         <w:pStyle w:val="Prrafodelista"/>
-      </w:pPr>
-      <w:r>
+        <w:rPr>
+          <w:rFonts w:ascii="Times New Roman" w:hAnsi="Times New Roman" w:cs="Times New Roman"/>
+          <w:sz w:val="20"/>
+          <w:szCs w:val="20"/>
+        </w:rPr>
+      </w:pPr>
+      <w:r>
+        <w:rPr>
+          <w:rFonts w:ascii="Times New Roman" w:hAnsi="Times New Roman" w:cs="Times New Roman"/>
+          <w:sz w:val="20"/>
+          <w:szCs w:val="20"/>
+        </w:rPr>
         <w:t>Python</w:t>
       </w:r>
     </w:p>
     <w:p>
       <w:pPr>
         <w:pStyle w:val="Prrafodelista"/>
+        <w:rPr>
+          <w:rFonts w:ascii="Times New Roman" w:hAnsi="Times New Roman" w:cs="Times New Roman"/>
+          <w:sz w:val="20"/>
+          <w:szCs w:val="20"/>
+        </w:rPr>
       </w:pPr>
       <w:proofErr w:type="spellStart"/>
       <w:r>
+        <w:rPr>
+          <w:rFonts w:ascii="Times New Roman" w:hAnsi="Times New Roman" w:cs="Times New Roman"/>
+          <w:sz w:val="20"/>
+          <w:szCs w:val="20"/>
+        </w:rPr>
         <w:t>RandomForestClassifier</w:t>
       </w:r>
       <w:proofErr w:type="spellEnd"/>
       <w:r>
+        <w:rPr>
+          <w:rFonts w:ascii="Times New Roman" w:hAnsi="Times New Roman" w:cs="Times New Roman"/>
+          <w:sz w:val="20"/>
+          <w:szCs w:val="20"/>
+        </w:rPr>
         <w:t>(</w:t>
       </w:r>
     </w:p>
     <w:p>
       <w:pPr>
         <w:pStyle w:val="Prrafodelista"/>
+        <w:rPr>
+          <w:rFonts w:ascii="Times New Roman" w:hAnsi="Times New Roman" w:cs="Times New Roman"/>
+          <w:sz w:val="20"/>
+          <w:szCs w:val="20"/>
+        </w:rPr>
       </w:pPr>
       <w:proofErr w:type="spellStart"/>
       <w:r>
+        <w:rPr>
+          <w:rFonts w:ascii="Times New Roman" w:hAnsi="Times New Roman" w:cs="Times New Roman"/>
+          <w:sz w:val="20"/>
+          <w:szCs w:val="20"/>
+        </w:rPr>
         <w:t>n_estimators</w:t>
       </w:r>
       <w:proofErr w:type="spellEnd"/>
       <w:r>
+        <w:rPr>
+          <w:rFonts w:ascii="Times New Roman" w:hAnsi="Times New Roman" w:cs="Times New Roman"/>
+          <w:sz w:val="20"/>
+          <w:szCs w:val="20"/>
+        </w:rPr>
         <w:t>=100,</w:t>
       </w:r>
     </w:p>
@@ -5220,110 +5657,240 @@
       <w:pPr>
         <w:pStyle w:val="Prrafodelista"/>
         <w:ind w:left="718"/>
+        <w:rPr>
+          <w:rFonts w:ascii="Times New Roman" w:hAnsi="Times New Roman" w:cs="Times New Roman"/>
+          <w:sz w:val="20"/>
+          <w:szCs w:val="20"/>
+        </w:rPr>
       </w:pPr>
       <w:proofErr w:type="spellStart"/>
       <w:r>
+        <w:rPr>
+          <w:rFonts w:ascii="Times New Roman" w:hAnsi="Times New Roman" w:cs="Times New Roman"/>
+          <w:sz w:val="20"/>
+          <w:szCs w:val="20"/>
+        </w:rPr>
         <w:t>max_depth</w:t>
       </w:r>
       <w:proofErr w:type="spellEnd"/>
       <w:r>
+        <w:rPr>
+          <w:rFonts w:ascii="Times New Roman" w:hAnsi="Times New Roman" w:cs="Times New Roman"/>
+          <w:sz w:val="20"/>
+          <w:szCs w:val="20"/>
+        </w:rPr>
         <w:t>=5,          # Regularización: limita profundidad</w:t>
       </w:r>
     </w:p>
     <w:p>
       <w:pPr>
         <w:pStyle w:val="Prrafodelista"/>
+        <w:rPr>
+          <w:rFonts w:ascii="Times New Roman" w:hAnsi="Times New Roman" w:cs="Times New Roman"/>
+          <w:sz w:val="20"/>
+          <w:szCs w:val="20"/>
+        </w:rPr>
       </w:pPr>
       <w:proofErr w:type="spellStart"/>
       <w:r>
+        <w:rPr>
+          <w:rFonts w:ascii="Times New Roman" w:hAnsi="Times New Roman" w:cs="Times New Roman"/>
+          <w:sz w:val="20"/>
+          <w:szCs w:val="20"/>
+        </w:rPr>
         <w:t>min_samples_split</w:t>
       </w:r>
       <w:proofErr w:type="spellEnd"/>
       <w:r>
+        <w:rPr>
+          <w:rFonts w:ascii="Times New Roman" w:hAnsi="Times New Roman" w:cs="Times New Roman"/>
+          <w:sz w:val="20"/>
+          <w:szCs w:val="20"/>
+        </w:rPr>
         <w:t>=10, # Regularización: muestras mínimas para dividir</w:t>
       </w:r>
     </w:p>
     <w:p>
       <w:pPr>
         <w:pStyle w:val="Prrafodelista"/>
+        <w:rPr>
+          <w:rFonts w:ascii="Times New Roman" w:hAnsi="Times New Roman" w:cs="Times New Roman"/>
+          <w:sz w:val="20"/>
+          <w:szCs w:val="20"/>
+        </w:rPr>
       </w:pPr>
       <w:proofErr w:type="spellStart"/>
       <w:r>
+        <w:rPr>
+          <w:rFonts w:ascii="Times New Roman" w:hAnsi="Times New Roman" w:cs="Times New Roman"/>
+          <w:sz w:val="20"/>
+          <w:szCs w:val="20"/>
+        </w:rPr>
         <w:t>min_samples_leaf</w:t>
       </w:r>
       <w:proofErr w:type="spellEnd"/>
       <w:r>
+        <w:rPr>
+          <w:rFonts w:ascii="Times New Roman" w:hAnsi="Times New Roman" w:cs="Times New Roman"/>
+          <w:sz w:val="20"/>
+          <w:szCs w:val="20"/>
+        </w:rPr>
         <w:t>=5,   # Regularización: muestras mínimas en hoja</w:t>
       </w:r>
     </w:p>
     <w:p>
       <w:pPr>
         <w:pStyle w:val="Prrafodelista"/>
+        <w:rPr>
+          <w:rFonts w:ascii="Times New Roman" w:hAnsi="Times New Roman" w:cs="Times New Roman"/>
+          <w:sz w:val="20"/>
+          <w:szCs w:val="20"/>
+        </w:rPr>
       </w:pPr>
       <w:proofErr w:type="spellStart"/>
       <w:r>
+        <w:rPr>
+          <w:rFonts w:ascii="Times New Roman" w:hAnsi="Times New Roman" w:cs="Times New Roman"/>
+          <w:sz w:val="20"/>
+          <w:szCs w:val="20"/>
+        </w:rPr>
         <w:t>max_features</w:t>
       </w:r>
       <w:proofErr w:type="spellEnd"/>
       <w:r>
+        <w:rPr>
+          <w:rFonts w:ascii="Times New Roman" w:hAnsi="Times New Roman" w:cs="Times New Roman"/>
+          <w:sz w:val="20"/>
+          <w:szCs w:val="20"/>
+        </w:rPr>
         <w:t>='</w:t>
       </w:r>
       <w:proofErr w:type="spellStart"/>
       <w:r>
+        <w:rPr>
+          <w:rFonts w:ascii="Times New Roman" w:hAnsi="Times New Roman" w:cs="Times New Roman"/>
+          <w:sz w:val="20"/>
+          <w:szCs w:val="20"/>
+        </w:rPr>
         <w:t>sqrt</w:t>
       </w:r>
       <w:proofErr w:type="spellEnd"/>
       <w:r>
+        <w:rPr>
+          <w:rFonts w:ascii="Times New Roman" w:hAnsi="Times New Roman" w:cs="Times New Roman"/>
+          <w:sz w:val="20"/>
+          <w:szCs w:val="20"/>
+        </w:rPr>
         <w:t xml:space="preserve">',  # Regularización: </w:t>
       </w:r>
       <w:proofErr w:type="spellStart"/>
       <w:r>
+        <w:rPr>
+          <w:rFonts w:ascii="Times New Roman" w:hAnsi="Times New Roman" w:cs="Times New Roman"/>
+          <w:sz w:val="20"/>
+          <w:szCs w:val="20"/>
+        </w:rPr>
         <w:t>sqrt</w:t>
       </w:r>
       <w:proofErr w:type="spellEnd"/>
       <w:r>
+        <w:rPr>
+          <w:rFonts w:ascii="Times New Roman" w:hAnsi="Times New Roman" w:cs="Times New Roman"/>
+          <w:sz w:val="20"/>
+          <w:szCs w:val="20"/>
+        </w:rPr>
         <w:t xml:space="preserve"> de </w:t>
       </w:r>
       <w:proofErr w:type="spellStart"/>
       <w:r>
+        <w:rPr>
+          <w:rFonts w:ascii="Times New Roman" w:hAnsi="Times New Roman" w:cs="Times New Roman"/>
+          <w:sz w:val="20"/>
+          <w:szCs w:val="20"/>
+        </w:rPr>
         <w:t>features</w:t>
       </w:r>
       <w:proofErr w:type="spellEnd"/>
       <w:r>
+        <w:rPr>
+          <w:rFonts w:ascii="Times New Roman" w:hAnsi="Times New Roman" w:cs="Times New Roman"/>
+          <w:sz w:val="20"/>
+          <w:szCs w:val="20"/>
+        </w:rPr>
         <w:t xml:space="preserve"> por árbol</w:t>
       </w:r>
     </w:p>
     <w:p>
       <w:pPr>
         <w:pStyle w:val="Prrafodelista"/>
+        <w:rPr>
+          <w:rFonts w:ascii="Times New Roman" w:hAnsi="Times New Roman" w:cs="Times New Roman"/>
+          <w:sz w:val="20"/>
+          <w:szCs w:val="20"/>
+        </w:rPr>
       </w:pPr>
       <w:proofErr w:type="spellStart"/>
       <w:r>
+        <w:rPr>
+          <w:rFonts w:ascii="Times New Roman" w:hAnsi="Times New Roman" w:cs="Times New Roman"/>
+          <w:sz w:val="20"/>
+          <w:szCs w:val="20"/>
+        </w:rPr>
         <w:t>random_state</w:t>
       </w:r>
       <w:proofErr w:type="spellEnd"/>
       <w:r>
+        <w:rPr>
+          <w:rFonts w:ascii="Times New Roman" w:hAnsi="Times New Roman" w:cs="Times New Roman"/>
+          <w:sz w:val="20"/>
+          <w:szCs w:val="20"/>
+        </w:rPr>
         <w:t>=42,</w:t>
       </w:r>
     </w:p>
     <w:p>
       <w:pPr>
         <w:pStyle w:val="Prrafodelista"/>
+        <w:rPr>
+          <w:rFonts w:ascii="Times New Roman" w:hAnsi="Times New Roman" w:cs="Times New Roman"/>
+          <w:sz w:val="20"/>
+          <w:szCs w:val="20"/>
+        </w:rPr>
       </w:pPr>
       <w:proofErr w:type="spellStart"/>
       <w:r>
+        <w:rPr>
+          <w:rFonts w:ascii="Times New Roman" w:hAnsi="Times New Roman" w:cs="Times New Roman"/>
+          <w:sz w:val="20"/>
+          <w:szCs w:val="20"/>
+        </w:rPr>
         <w:t>n_jobs</w:t>
       </w:r>
       <w:proofErr w:type="spellEnd"/>
       <w:r>
+        <w:rPr>
+          <w:rFonts w:ascii="Times New Roman" w:hAnsi="Times New Roman" w:cs="Times New Roman"/>
+          <w:sz w:val="20"/>
+          <w:szCs w:val="20"/>
+        </w:rPr>
         <w:t>=-1</w:t>
       </w:r>
     </w:p>
     <w:p>
       <w:pPr>
         <w:pStyle w:val="Prrafodelista"/>
-      </w:pPr>
-      <w:r>
+        <w:rPr>
+          <w:rFonts w:ascii="Times New Roman" w:hAnsi="Times New Roman" w:cs="Times New Roman"/>
+          <w:sz w:val="20"/>
+          <w:szCs w:val="20"/>
+        </w:rPr>
+      </w:pPr>
+      <w:r>
+        <w:rPr>
+          <w:rFonts w:ascii="Times New Roman" w:hAnsi="Times New Roman" w:cs="Times New Roman"/>
+          <w:sz w:val="20"/>
+          <w:szCs w:val="20"/>
+        </w:rPr>
         <w:t>)</w:t>
       </w:r>
     </w:p>
@@ -5331,14 +5898,20 @@
       <w:pPr>
         <w:ind w:left="0" w:firstLine="0"/>
         <w:rPr>
+          <w:rFonts w:ascii="Times New Roman" w:hAnsi="Times New Roman" w:cs="Times New Roman"/>
           <w:b/>
           <w:bCs/>
-        </w:rPr>
-      </w:pPr>
-      <w:r>
-        <w:rPr>
+          <w:sz w:val="20"/>
+          <w:szCs w:val="20"/>
+        </w:rPr>
+      </w:pPr>
+      <w:r>
+        <w:rPr>
+          <w:rFonts w:ascii="Times New Roman" w:hAnsi="Times New Roman" w:cs="Times New Roman"/>
           <w:b/>
           <w:bCs/>
+          <w:sz w:val="20"/>
+          <w:szCs w:val="20"/>
         </w:rPr>
         <w:t>XGBoost</w:t>
       </w:r>
@@ -5346,91 +5919,195 @@
     <w:p>
       <w:pPr>
         <w:pStyle w:val="Prrafodelista"/>
-      </w:pPr>
-      <w:r>
+        <w:rPr>
+          <w:rFonts w:ascii="Times New Roman" w:hAnsi="Times New Roman" w:cs="Times New Roman"/>
+          <w:sz w:val="20"/>
+          <w:szCs w:val="20"/>
+        </w:rPr>
+      </w:pPr>
+      <w:r>
+        <w:rPr>
+          <w:rFonts w:ascii="Times New Roman" w:hAnsi="Times New Roman" w:cs="Times New Roman"/>
+          <w:sz w:val="20"/>
+          <w:szCs w:val="20"/>
+        </w:rPr>
         <w:t>Python</w:t>
       </w:r>
     </w:p>
     <w:p>
       <w:pPr>
         <w:pStyle w:val="Prrafodelista"/>
+        <w:rPr>
+          <w:rFonts w:ascii="Times New Roman" w:hAnsi="Times New Roman" w:cs="Times New Roman"/>
+          <w:sz w:val="20"/>
+          <w:szCs w:val="20"/>
+        </w:rPr>
       </w:pPr>
       <w:proofErr w:type="spellStart"/>
       <w:r>
+        <w:rPr>
+          <w:rFonts w:ascii="Times New Roman" w:hAnsi="Times New Roman" w:cs="Times New Roman"/>
+          <w:sz w:val="20"/>
+          <w:szCs w:val="20"/>
+        </w:rPr>
         <w:t>XGBClassifier</w:t>
       </w:r>
       <w:proofErr w:type="spellEnd"/>
       <w:r>
+        <w:rPr>
+          <w:rFonts w:ascii="Times New Roman" w:hAnsi="Times New Roman" w:cs="Times New Roman"/>
+          <w:sz w:val="20"/>
+          <w:szCs w:val="20"/>
+        </w:rPr>
         <w:t>(</w:t>
       </w:r>
     </w:p>
     <w:p>
       <w:pPr>
         <w:pStyle w:val="Prrafodelista"/>
+        <w:rPr>
+          <w:rFonts w:ascii="Times New Roman" w:hAnsi="Times New Roman" w:cs="Times New Roman"/>
+          <w:sz w:val="20"/>
+          <w:szCs w:val="20"/>
+        </w:rPr>
       </w:pPr>
       <w:proofErr w:type="spellStart"/>
       <w:r>
+        <w:rPr>
+          <w:rFonts w:ascii="Times New Roman" w:hAnsi="Times New Roman" w:cs="Times New Roman"/>
+          <w:sz w:val="20"/>
+          <w:szCs w:val="20"/>
+        </w:rPr>
         <w:t>n_estimators</w:t>
       </w:r>
       <w:proofErr w:type="spellEnd"/>
       <w:r>
+        <w:rPr>
+          <w:rFonts w:ascii="Times New Roman" w:hAnsi="Times New Roman" w:cs="Times New Roman"/>
+          <w:sz w:val="20"/>
+          <w:szCs w:val="20"/>
+        </w:rPr>
         <w:t>=100,</w:t>
       </w:r>
     </w:p>
     <w:p>
       <w:pPr>
         <w:pStyle w:val="Prrafodelista"/>
+        <w:rPr>
+          <w:rFonts w:ascii="Times New Roman" w:hAnsi="Times New Roman" w:cs="Times New Roman"/>
+          <w:sz w:val="20"/>
+          <w:szCs w:val="20"/>
+        </w:rPr>
       </w:pPr>
       <w:proofErr w:type="spellStart"/>
       <w:r>
-        <w:lastRenderedPageBreak/>
+        <w:rPr>
+          <w:rFonts w:ascii="Times New Roman" w:hAnsi="Times New Roman" w:cs="Times New Roman"/>
+          <w:sz w:val="20"/>
+          <w:szCs w:val="20"/>
+        </w:rPr>
         <w:t>max_depth</w:t>
       </w:r>
       <w:proofErr w:type="spellEnd"/>
       <w:r>
+        <w:rPr>
+          <w:rFonts w:ascii="Times New Roman" w:hAnsi="Times New Roman" w:cs="Times New Roman"/>
+          <w:sz w:val="20"/>
+          <w:szCs w:val="20"/>
+        </w:rPr>
         <w:t>=4,          # Regularización: profundidad limitada</w:t>
       </w:r>
     </w:p>
     <w:p>
       <w:pPr>
         <w:pStyle w:val="Prrafodelista"/>
+        <w:rPr>
+          <w:rFonts w:ascii="Times New Roman" w:hAnsi="Times New Roman" w:cs="Times New Roman"/>
+          <w:sz w:val="20"/>
+          <w:szCs w:val="20"/>
+        </w:rPr>
       </w:pPr>
       <w:proofErr w:type="spellStart"/>
       <w:r>
+        <w:rPr>
+          <w:rFonts w:ascii="Times New Roman" w:hAnsi="Times New Roman" w:cs="Times New Roman"/>
+          <w:sz w:val="20"/>
+          <w:szCs w:val="20"/>
+        </w:rPr>
         <w:t>learning_rate</w:t>
       </w:r>
       <w:proofErr w:type="spellEnd"/>
       <w:r>
+        <w:rPr>
+          <w:rFonts w:ascii="Times New Roman" w:hAnsi="Times New Roman" w:cs="Times New Roman"/>
+          <w:sz w:val="20"/>
+          <w:szCs w:val="20"/>
+        </w:rPr>
         <w:t>=0.1,    # Regularización: tasa de aprendizaje baja</w:t>
       </w:r>
     </w:p>
     <w:p>
       <w:pPr>
         <w:pStyle w:val="Prrafodelista"/>
+        <w:rPr>
+          <w:rFonts w:ascii="Times New Roman" w:hAnsi="Times New Roman" w:cs="Times New Roman"/>
+          <w:sz w:val="20"/>
+          <w:szCs w:val="20"/>
+        </w:rPr>
       </w:pPr>
       <w:proofErr w:type="spellStart"/>
       <w:r>
+        <w:rPr>
+          <w:rFonts w:ascii="Times New Roman" w:hAnsi="Times New Roman" w:cs="Times New Roman"/>
+          <w:sz w:val="20"/>
+          <w:szCs w:val="20"/>
+        </w:rPr>
         <w:t>subsample</w:t>
       </w:r>
       <w:proofErr w:type="spellEnd"/>
       <w:r>
+        <w:rPr>
+          <w:rFonts w:ascii="Times New Roman" w:hAnsi="Times New Roman" w:cs="Times New Roman"/>
+          <w:sz w:val="20"/>
+          <w:szCs w:val="20"/>
+        </w:rPr>
         <w:t>=0.8,        # Regularización: muestra del 80% de datos</w:t>
       </w:r>
     </w:p>
     <w:p>
       <w:pPr>
         <w:pStyle w:val="Prrafodelista"/>
+        <w:rPr>
+          <w:rFonts w:ascii="Times New Roman" w:hAnsi="Times New Roman" w:cs="Times New Roman"/>
+          <w:sz w:val="20"/>
+          <w:szCs w:val="20"/>
+        </w:rPr>
       </w:pPr>
       <w:proofErr w:type="spellStart"/>
       <w:r>
+        <w:rPr>
+          <w:rFonts w:ascii="Times New Roman" w:hAnsi="Times New Roman" w:cs="Times New Roman"/>
+          <w:sz w:val="20"/>
+          <w:szCs w:val="20"/>
+        </w:rPr>
         <w:t>colsample_bytree</w:t>
       </w:r>
       <w:proofErr w:type="spellEnd"/>
       <w:r>
+        <w:rPr>
+          <w:rFonts w:ascii="Times New Roman" w:hAnsi="Times New Roman" w:cs="Times New Roman"/>
+          <w:sz w:val="20"/>
+          <w:szCs w:val="20"/>
+        </w:rPr>
         <w:t xml:space="preserve">=0.8, # Regularización: muestra del 80% de </w:t>
       </w:r>
       <w:proofErr w:type="spellStart"/>
       <w:r>
+        <w:rPr>
+          <w:rFonts w:ascii="Times New Roman" w:hAnsi="Times New Roman" w:cs="Times New Roman"/>
+          <w:sz w:val="20"/>
+          <w:szCs w:val="20"/>
+        </w:rPr>
         <w:t>features</w:t>
       </w:r>
       <w:proofErr w:type="spellEnd"/>
@@ -5438,73 +6115,158 @@
     <w:p>
       <w:pPr>
         <w:pStyle w:val="Prrafodelista"/>
+        <w:rPr>
+          <w:rFonts w:ascii="Times New Roman" w:hAnsi="Times New Roman" w:cs="Times New Roman"/>
+          <w:sz w:val="20"/>
+          <w:szCs w:val="20"/>
+        </w:rPr>
       </w:pPr>
       <w:proofErr w:type="spellStart"/>
       <w:r>
+        <w:rPr>
+          <w:rFonts w:ascii="Times New Roman" w:hAnsi="Times New Roman" w:cs="Times New Roman"/>
+          <w:sz w:val="20"/>
+          <w:szCs w:val="20"/>
+        </w:rPr>
         <w:t>reg_alpha</w:t>
       </w:r>
       <w:proofErr w:type="spellEnd"/>
       <w:r>
+        <w:rPr>
+          <w:rFonts w:ascii="Times New Roman" w:hAnsi="Times New Roman" w:cs="Times New Roman"/>
+          <w:sz w:val="20"/>
+          <w:szCs w:val="20"/>
+        </w:rPr>
         <w:t>=0.1,        # Regularización: L1 (Lasso)</w:t>
       </w:r>
     </w:p>
     <w:p>
       <w:pPr>
         <w:pStyle w:val="Prrafodelista"/>
+        <w:rPr>
+          <w:rFonts w:ascii="Times New Roman" w:hAnsi="Times New Roman" w:cs="Times New Roman"/>
+          <w:sz w:val="20"/>
+          <w:szCs w:val="20"/>
+        </w:rPr>
       </w:pPr>
       <w:proofErr w:type="spellStart"/>
       <w:r>
+        <w:rPr>
+          <w:rFonts w:ascii="Times New Roman" w:hAnsi="Times New Roman" w:cs="Times New Roman"/>
+          <w:sz w:val="20"/>
+          <w:szCs w:val="20"/>
+        </w:rPr>
         <w:t>reg_lambda</w:t>
       </w:r>
       <w:proofErr w:type="spellEnd"/>
       <w:r>
+        <w:rPr>
+          <w:rFonts w:ascii="Times New Roman" w:hAnsi="Times New Roman" w:cs="Times New Roman"/>
+          <w:sz w:val="20"/>
+          <w:szCs w:val="20"/>
+        </w:rPr>
         <w:t>=1.0,       # Regularización: L2 (Ridge)</w:t>
       </w:r>
     </w:p>
     <w:p>
       <w:pPr>
         <w:pStyle w:val="Prrafodelista"/>
+        <w:rPr>
+          <w:rFonts w:ascii="Times New Roman" w:hAnsi="Times New Roman" w:cs="Times New Roman"/>
+          <w:sz w:val="20"/>
+          <w:szCs w:val="20"/>
+        </w:rPr>
       </w:pPr>
       <w:proofErr w:type="spellStart"/>
       <w:r>
+        <w:rPr>
+          <w:rFonts w:ascii="Times New Roman" w:hAnsi="Times New Roman" w:cs="Times New Roman"/>
+          <w:sz w:val="20"/>
+          <w:szCs w:val="20"/>
+        </w:rPr>
         <w:t>random_state</w:t>
       </w:r>
       <w:proofErr w:type="spellEnd"/>
       <w:r>
+        <w:rPr>
+          <w:rFonts w:ascii="Times New Roman" w:hAnsi="Times New Roman" w:cs="Times New Roman"/>
+          <w:sz w:val="20"/>
+          <w:szCs w:val="20"/>
+        </w:rPr>
         <w:t>=42,</w:t>
       </w:r>
     </w:p>
     <w:p>
       <w:pPr>
         <w:pStyle w:val="Prrafodelista"/>
+        <w:rPr>
+          <w:rFonts w:ascii="Times New Roman" w:hAnsi="Times New Roman" w:cs="Times New Roman"/>
+          <w:sz w:val="20"/>
+          <w:szCs w:val="20"/>
+        </w:rPr>
       </w:pPr>
       <w:proofErr w:type="spellStart"/>
       <w:r>
+        <w:rPr>
+          <w:rFonts w:ascii="Times New Roman" w:hAnsi="Times New Roman" w:cs="Times New Roman"/>
+          <w:sz w:val="20"/>
+          <w:szCs w:val="20"/>
+        </w:rPr>
         <w:t>n_jobs</w:t>
       </w:r>
       <w:proofErr w:type="spellEnd"/>
       <w:r>
+        <w:rPr>
+          <w:rFonts w:ascii="Times New Roman" w:hAnsi="Times New Roman" w:cs="Times New Roman"/>
+          <w:sz w:val="20"/>
+          <w:szCs w:val="20"/>
+        </w:rPr>
         <w:t>=-1,</w:t>
       </w:r>
     </w:p>
     <w:p>
       <w:pPr>
         <w:pStyle w:val="Prrafodelista"/>
+        <w:rPr>
+          <w:rFonts w:ascii="Times New Roman" w:hAnsi="Times New Roman" w:cs="Times New Roman"/>
+          <w:sz w:val="20"/>
+          <w:szCs w:val="20"/>
+        </w:rPr>
       </w:pPr>
       <w:proofErr w:type="spellStart"/>
       <w:r>
+        <w:rPr>
+          <w:rFonts w:ascii="Times New Roman" w:hAnsi="Times New Roman" w:cs="Times New Roman"/>
+          <w:sz w:val="20"/>
+          <w:szCs w:val="20"/>
+        </w:rPr>
         <w:t>early_stopping_rounds</w:t>
       </w:r>
       <w:proofErr w:type="spellEnd"/>
       <w:r>
+        <w:rPr>
+          <w:rFonts w:ascii="Times New Roman" w:hAnsi="Times New Roman" w:cs="Times New Roman"/>
+          <w:sz w:val="20"/>
+          <w:szCs w:val="20"/>
+        </w:rPr>
         <w:t>=10</w:t>
       </w:r>
     </w:p>
     <w:p>
       <w:pPr>
         <w:pStyle w:val="Prrafodelista"/>
-      </w:pPr>
-      <w:r>
+        <w:rPr>
+          <w:rFonts w:ascii="Times New Roman" w:hAnsi="Times New Roman" w:cs="Times New Roman"/>
+          <w:sz w:val="20"/>
+          <w:szCs w:val="20"/>
+        </w:rPr>
+      </w:pPr>
+      <w:r>
+        <w:rPr>
+          <w:rFonts w:ascii="Times New Roman" w:hAnsi="Times New Roman" w:cs="Times New Roman"/>
+          <w:sz w:val="20"/>
+          <w:szCs w:val="20"/>
+        </w:rPr>
         <w:t>)</w:t>
       </w:r>
     </w:p>
@@ -5513,24 +6275,45 @@
         <w:pStyle w:val="Prrafodelista"/>
         <w:ind w:firstLine="0"/>
         <w:rPr>
+          <w:rFonts w:ascii="Times New Roman" w:hAnsi="Times New Roman" w:cs="Times New Roman"/>
+          <w:sz w:val="20"/>
+          <w:szCs w:val="20"/>
           <w:u w:val="single"/>
         </w:rPr>
       </w:pPr>
     </w:p>
     <w:p>
       <w:pPr>
-        <w:rPr>
+        <w:pStyle w:val="Prrafodelista"/>
+        <w:ind w:firstLine="0"/>
+        <w:rPr>
+          <w:rFonts w:ascii="Times New Roman" w:hAnsi="Times New Roman" w:cs="Times New Roman"/>
+          <w:sz w:val="20"/>
+          <w:szCs w:val="20"/>
+          <w:u w:val="single"/>
+        </w:rPr>
+      </w:pPr>
+    </w:p>
+    <w:p>
+      <w:pPr>
+        <w:rPr>
+          <w:rFonts w:ascii="Times New Roman" w:hAnsi="Times New Roman" w:cs="Times New Roman"/>
           <w:b/>
           <w:bCs/>
           <w:color w:val="8A0000"/>
+          <w:sz w:val="20"/>
+          <w:szCs w:val="20"/>
           <w:u w:val="single"/>
         </w:rPr>
       </w:pPr>
       <w:r>
         <w:rPr>
+          <w:rFonts w:ascii="Times New Roman" w:hAnsi="Times New Roman" w:cs="Times New Roman"/>
           <w:b/>
           <w:bCs/>
           <w:color w:val="8A0000"/>
+          <w:sz w:val="20"/>
+          <w:szCs w:val="20"/>
           <w:u w:val="single"/>
         </w:rPr>
         <w:t>Resultados de Diagnóstico:</w:t>
@@ -5538,64 +6321,1419 @@
     </w:p>
     <w:p>
       <w:pPr>
-        <w:rPr>
+        <w:ind w:left="0" w:firstLine="0"/>
+        <w:jc w:val="both"/>
+        <w:rPr>
+          <w:rFonts w:ascii="Times New Roman" w:hAnsi="Times New Roman" w:cs="Times New Roman"/>
+          <w:color w:val="auto"/>
+          <w:sz w:val="20"/>
+          <w:szCs w:val="20"/>
+        </w:rPr>
+      </w:pPr>
+      <w:r>
+        <w:rPr>
+          <w:rFonts w:ascii="Times New Roman" w:hAnsi="Times New Roman" w:cs="Times New Roman"/>
+          <w:color w:val="auto"/>
+          <w:sz w:val="20"/>
+          <w:szCs w:val="20"/>
+        </w:rPr>
+        <w:t>=== 3.1 Identificación de patrones ===</w:t>
+      </w:r>
+    </w:p>
+    <w:p>
+      <w:pPr>
+        <w:ind w:left="720" w:firstLine="0"/>
+        <w:jc w:val="both"/>
+        <w:rPr>
+          <w:rFonts w:ascii="Times New Roman" w:hAnsi="Times New Roman" w:cs="Times New Roman"/>
+          <w:color w:val="auto"/>
+          <w:sz w:val="20"/>
+          <w:szCs w:val="20"/>
+        </w:rPr>
+      </w:pPr>
+      <w:r>
+        <w:rPr>
+          <w:rFonts w:ascii="Times New Roman" w:hAnsi="Times New Roman" w:cs="Times New Roman"/>
+          <w:color w:val="auto"/>
+          <w:sz w:val="20"/>
+          <w:szCs w:val="20"/>
+        </w:rPr>
+        <w:t xml:space="preserve">XGBoost base: la diferencia </w:t>
+      </w:r>
+      <w:proofErr w:type="spellStart"/>
+      <w:r>
+        <w:rPr>
+          <w:rFonts w:ascii="Times New Roman" w:hAnsi="Times New Roman" w:cs="Times New Roman"/>
+          <w:color w:val="auto"/>
+          <w:sz w:val="20"/>
+          <w:szCs w:val="20"/>
+        </w:rPr>
+        <w:t>train</w:t>
+      </w:r>
+      <w:proofErr w:type="spellEnd"/>
+      <w:r>
+        <w:rPr>
+          <w:rFonts w:ascii="Times New Roman" w:hAnsi="Times New Roman" w:cs="Times New Roman"/>
+          <w:color w:val="auto"/>
+          <w:sz w:val="20"/>
+          <w:szCs w:val="20"/>
+        </w:rPr>
+        <w:t>-prueba reportada previamente es grande</w:t>
+      </w:r>
+    </w:p>
+    <w:p>
+      <w:pPr>
+        <w:ind w:left="0" w:firstLine="0"/>
+        <w:jc w:val="both"/>
+        <w:rPr>
+          <w:rFonts w:ascii="Times New Roman" w:hAnsi="Times New Roman" w:cs="Times New Roman"/>
+          <w:color w:val="auto"/>
+          <w:sz w:val="20"/>
+          <w:szCs w:val="20"/>
+        </w:rPr>
+      </w:pPr>
+      <w:r>
+        <w:rPr>
+          <w:rFonts w:ascii="Times New Roman" w:hAnsi="Times New Roman" w:cs="Times New Roman"/>
+          <w:color w:val="auto"/>
+          <w:sz w:val="20"/>
+          <w:szCs w:val="20"/>
+        </w:rPr>
+        <w:t>(accuracy 0.2205 vs. 0.0815; log loss 2.19 vs. 5.19), señal de overfitting</w:t>
+      </w:r>
+    </w:p>
+    <w:p>
+      <w:pPr>
+        <w:ind w:left="0" w:firstLine="0"/>
+        <w:jc w:val="both"/>
+        <w:rPr>
+          <w:rFonts w:ascii="Times New Roman" w:hAnsi="Times New Roman" w:cs="Times New Roman"/>
+          <w:color w:val="auto"/>
+          <w:sz w:val="20"/>
+          <w:szCs w:val="20"/>
+        </w:rPr>
+      </w:pPr>
+      <w:r>
+        <w:rPr>
+          <w:rFonts w:ascii="Times New Roman" w:hAnsi="Times New Roman" w:cs="Times New Roman"/>
+          <w:color w:val="auto"/>
+          <w:sz w:val="20"/>
+          <w:szCs w:val="20"/>
+        </w:rPr>
+        <w:t>y mala generalización temporal.</w:t>
+      </w:r>
+    </w:p>
+    <w:p>
+      <w:pPr>
+        <w:ind w:left="720" w:firstLine="0"/>
+        <w:jc w:val="both"/>
+        <w:rPr>
+          <w:rFonts w:ascii="Times New Roman" w:hAnsi="Times New Roman" w:cs="Times New Roman"/>
+          <w:color w:val="auto"/>
+          <w:sz w:val="20"/>
+          <w:szCs w:val="20"/>
+        </w:rPr>
+      </w:pPr>
+      <w:r>
+        <w:rPr>
+          <w:rFonts w:ascii="Times New Roman" w:hAnsi="Times New Roman" w:cs="Times New Roman"/>
+          <w:color w:val="auto"/>
+          <w:sz w:val="20"/>
+          <w:szCs w:val="20"/>
+        </w:rPr>
+        <w:t xml:space="preserve">XGBoost regularizado: </w:t>
+      </w:r>
+      <w:proofErr w:type="spellStart"/>
+      <w:r>
+        <w:rPr>
+          <w:rFonts w:ascii="Times New Roman" w:hAnsi="Times New Roman" w:cs="Times New Roman"/>
+          <w:color w:val="auto"/>
+          <w:sz w:val="20"/>
+          <w:szCs w:val="20"/>
+        </w:rPr>
+        <w:t>train</w:t>
+      </w:r>
+      <w:proofErr w:type="spellEnd"/>
+      <w:r>
+        <w:rPr>
+          <w:rFonts w:ascii="Times New Roman" w:hAnsi="Times New Roman" w:cs="Times New Roman"/>
+          <w:color w:val="auto"/>
+          <w:sz w:val="20"/>
+          <w:szCs w:val="20"/>
+        </w:rPr>
+        <w:t>-validación es más próximo (accuracy 0.1548 vs.</w:t>
+      </w:r>
+    </w:p>
+    <w:p>
+      <w:pPr>
+        <w:ind w:left="0" w:firstLine="0"/>
+        <w:jc w:val="both"/>
+        <w:rPr>
+          <w:rFonts w:ascii="Times New Roman" w:hAnsi="Times New Roman" w:cs="Times New Roman"/>
+          <w:color w:val="auto"/>
+          <w:sz w:val="20"/>
+          <w:szCs w:val="20"/>
+        </w:rPr>
+      </w:pPr>
+      <w:r>
+        <w:rPr>
+          <w:rFonts w:ascii="Times New Roman" w:hAnsi="Times New Roman" w:cs="Times New Roman"/>
+          <w:color w:val="auto"/>
+          <w:sz w:val="20"/>
+          <w:szCs w:val="20"/>
+        </w:rPr>
+        <w:lastRenderedPageBreak/>
+        <w:t>0.1389), pero el resultado temporal (0.0801) sigue siendo bajo. Reducir el</w:t>
+      </w:r>
+    </w:p>
+    <w:p>
+      <w:pPr>
+        <w:ind w:left="0" w:firstLine="0"/>
+        <w:jc w:val="both"/>
+        <w:rPr>
+          <w:rFonts w:ascii="Times New Roman" w:hAnsi="Times New Roman" w:cs="Times New Roman"/>
+          <w:color w:val="auto"/>
+          <w:sz w:val="20"/>
+          <w:szCs w:val="20"/>
+        </w:rPr>
+      </w:pPr>
+      <w:r>
+        <w:rPr>
+          <w:rFonts w:ascii="Times New Roman" w:hAnsi="Times New Roman" w:cs="Times New Roman"/>
+          <w:color w:val="auto"/>
+          <w:sz w:val="20"/>
+          <w:szCs w:val="20"/>
+        </w:rPr>
+        <w:t>gap no garantiza que el modelo prediga bien.</w:t>
+      </w:r>
+    </w:p>
+    <w:p>
+      <w:pPr>
+        <w:ind w:left="720" w:firstLine="0"/>
+        <w:jc w:val="both"/>
+        <w:rPr>
+          <w:rFonts w:ascii="Times New Roman" w:hAnsi="Times New Roman" w:cs="Times New Roman"/>
+          <w:color w:val="auto"/>
+          <w:sz w:val="20"/>
+          <w:szCs w:val="20"/>
+        </w:rPr>
+      </w:pPr>
+      <w:r>
+        <w:rPr>
+          <w:rFonts w:ascii="Times New Roman" w:hAnsi="Times New Roman" w:cs="Times New Roman"/>
+          <w:color w:val="auto"/>
+          <w:sz w:val="20"/>
+          <w:szCs w:val="20"/>
+        </w:rPr>
+        <w:t>Random Forest: compara los gaps impresos arriba. Un gap alto sugiere</w:t>
+      </w:r>
+    </w:p>
+    <w:p>
+      <w:pPr>
+        <w:ind w:left="0" w:firstLine="0"/>
+        <w:jc w:val="both"/>
+        <w:rPr>
+          <w:rFonts w:ascii="Times New Roman" w:hAnsi="Times New Roman" w:cs="Times New Roman"/>
+          <w:color w:val="auto"/>
+          <w:sz w:val="20"/>
+          <w:szCs w:val="20"/>
+        </w:rPr>
+      </w:pPr>
+      <w:r>
+        <w:rPr>
+          <w:rFonts w:ascii="Times New Roman" w:hAnsi="Times New Roman" w:cs="Times New Roman"/>
+          <w:color w:val="auto"/>
+          <w:sz w:val="20"/>
+          <w:szCs w:val="20"/>
+        </w:rPr>
+        <w:t xml:space="preserve">overfitting; </w:t>
+      </w:r>
+      <w:proofErr w:type="spellStart"/>
+      <w:r>
+        <w:rPr>
+          <w:rFonts w:ascii="Times New Roman" w:hAnsi="Times New Roman" w:cs="Times New Roman"/>
+          <w:color w:val="auto"/>
+          <w:sz w:val="20"/>
+          <w:szCs w:val="20"/>
+        </w:rPr>
+        <w:t>train</w:t>
+      </w:r>
+      <w:proofErr w:type="spellEnd"/>
+      <w:r>
+        <w:rPr>
+          <w:rFonts w:ascii="Times New Roman" w:hAnsi="Times New Roman" w:cs="Times New Roman"/>
+          <w:color w:val="auto"/>
+          <w:sz w:val="20"/>
+          <w:szCs w:val="20"/>
+        </w:rPr>
+        <w:t xml:space="preserve"> y validación/test bajos y cercanos sugieren </w:t>
+      </w:r>
+      <w:proofErr w:type="spellStart"/>
+      <w:r>
+        <w:rPr>
+          <w:rFonts w:ascii="Times New Roman" w:hAnsi="Times New Roman" w:cs="Times New Roman"/>
+          <w:color w:val="auto"/>
+          <w:sz w:val="20"/>
+          <w:szCs w:val="20"/>
+        </w:rPr>
+        <w:t>underfitting</w:t>
+      </w:r>
+      <w:proofErr w:type="spellEnd"/>
+      <w:r>
+        <w:rPr>
+          <w:rFonts w:ascii="Times New Roman" w:hAnsi="Times New Roman" w:cs="Times New Roman"/>
+          <w:color w:val="auto"/>
+          <w:sz w:val="20"/>
+          <w:szCs w:val="20"/>
+        </w:rPr>
+        <w:t>.</w:t>
+      </w:r>
+    </w:p>
+    <w:p>
+      <w:pPr>
+        <w:ind w:left="720" w:firstLine="0"/>
+        <w:jc w:val="both"/>
+        <w:rPr>
+          <w:rFonts w:ascii="Times New Roman" w:hAnsi="Times New Roman" w:cs="Times New Roman"/>
+          <w:color w:val="auto"/>
+          <w:sz w:val="20"/>
+          <w:szCs w:val="20"/>
+        </w:rPr>
+      </w:pPr>
+      <w:r>
+        <w:rPr>
+          <w:rFonts w:ascii="Times New Roman" w:hAnsi="Times New Roman" w:cs="Times New Roman"/>
+          <w:color w:val="auto"/>
+          <w:sz w:val="20"/>
+          <w:szCs w:val="20"/>
+        </w:rPr>
+        <w:t>K-Means: no tiene accuracy ni loss supervisada. Un aumento grande de la</w:t>
+      </w:r>
+    </w:p>
+    <w:p>
+      <w:pPr>
+        <w:ind w:left="0" w:firstLine="0"/>
+        <w:jc w:val="both"/>
+        <w:rPr>
+          <w:rFonts w:ascii="Times New Roman" w:hAnsi="Times New Roman" w:cs="Times New Roman"/>
+          <w:color w:val="auto"/>
+          <w:sz w:val="20"/>
+          <w:szCs w:val="20"/>
+        </w:rPr>
+      </w:pPr>
+      <w:r>
+        <w:rPr>
+          <w:rFonts w:ascii="Times New Roman" w:hAnsi="Times New Roman" w:cs="Times New Roman"/>
+          <w:color w:val="auto"/>
+          <w:sz w:val="20"/>
+          <w:szCs w:val="20"/>
+        </w:rPr>
+        <w:t xml:space="preserve">distancia al centroide en validación indica menor generalización; </w:t>
+      </w:r>
+      <w:proofErr w:type="spellStart"/>
+      <w:r>
+        <w:rPr>
+          <w:rFonts w:ascii="Times New Roman" w:hAnsi="Times New Roman" w:cs="Times New Roman"/>
+          <w:color w:val="auto"/>
+          <w:sz w:val="20"/>
+          <w:szCs w:val="20"/>
+        </w:rPr>
+        <w:t>silhouette</w:t>
+      </w:r>
+      <w:proofErr w:type="spellEnd"/>
+    </w:p>
+    <w:p>
+      <w:pPr>
+        <w:ind w:left="0" w:firstLine="0"/>
+        <w:jc w:val="both"/>
+        <w:rPr>
+          <w:rFonts w:ascii="Times New Roman" w:hAnsi="Times New Roman" w:cs="Times New Roman"/>
+          <w:color w:val="auto"/>
+          <w:sz w:val="20"/>
+          <w:szCs w:val="20"/>
+        </w:rPr>
+      </w:pPr>
+      <w:r>
+        <w:rPr>
+          <w:rFonts w:ascii="Times New Roman" w:hAnsi="Times New Roman" w:cs="Times New Roman"/>
+          <w:color w:val="auto"/>
+          <w:sz w:val="20"/>
+          <w:szCs w:val="20"/>
+        </w:rPr>
+        <w:t xml:space="preserve">cercano a 0 indica </w:t>
+      </w:r>
+      <w:proofErr w:type="spellStart"/>
+      <w:proofErr w:type="gramStart"/>
+      <w:r>
+        <w:rPr>
+          <w:rFonts w:ascii="Times New Roman" w:hAnsi="Times New Roman" w:cs="Times New Roman"/>
+          <w:color w:val="auto"/>
+          <w:sz w:val="20"/>
+          <w:szCs w:val="20"/>
+        </w:rPr>
+        <w:t>clusters</w:t>
+      </w:r>
+      <w:proofErr w:type="spellEnd"/>
+      <w:proofErr w:type="gramEnd"/>
+      <w:r>
+        <w:rPr>
+          <w:rFonts w:ascii="Times New Roman" w:hAnsi="Times New Roman" w:cs="Times New Roman"/>
+          <w:color w:val="auto"/>
+          <w:sz w:val="20"/>
+          <w:szCs w:val="20"/>
+        </w:rPr>
+        <w:t xml:space="preserve"> poco separados. No equivale directamente a</w:t>
+      </w:r>
+    </w:p>
+    <w:p>
+      <w:pPr>
+        <w:ind w:left="0" w:firstLine="0"/>
+        <w:jc w:val="both"/>
+        <w:rPr>
+          <w:rFonts w:ascii="Times New Roman" w:hAnsi="Times New Roman" w:cs="Times New Roman"/>
+          <w:color w:val="auto"/>
+          <w:sz w:val="20"/>
+          <w:szCs w:val="20"/>
+        </w:rPr>
+      </w:pPr>
+      <w:r>
+        <w:rPr>
+          <w:rFonts w:ascii="Times New Roman" w:hAnsi="Times New Roman" w:cs="Times New Roman"/>
+          <w:color w:val="auto"/>
+          <w:sz w:val="20"/>
+          <w:szCs w:val="20"/>
+        </w:rPr>
+        <w:t>overfitting/</w:t>
+      </w:r>
+      <w:proofErr w:type="spellStart"/>
+      <w:r>
+        <w:rPr>
+          <w:rFonts w:ascii="Times New Roman" w:hAnsi="Times New Roman" w:cs="Times New Roman"/>
+          <w:color w:val="auto"/>
+          <w:sz w:val="20"/>
+          <w:szCs w:val="20"/>
+        </w:rPr>
+        <w:t>underfitting</w:t>
+      </w:r>
+      <w:proofErr w:type="spellEnd"/>
+      <w:r>
+        <w:rPr>
+          <w:rFonts w:ascii="Times New Roman" w:hAnsi="Times New Roman" w:cs="Times New Roman"/>
+          <w:color w:val="auto"/>
+          <w:sz w:val="20"/>
+          <w:szCs w:val="20"/>
+        </w:rPr>
+        <w:t xml:space="preserve"> de clasificación.</w:t>
+      </w:r>
+    </w:p>
+    <w:p>
+      <w:pPr>
+        <w:ind w:left="0" w:firstLine="0"/>
+        <w:jc w:val="both"/>
+        <w:rPr>
+          <w:rFonts w:ascii="Times New Roman" w:hAnsi="Times New Roman" w:cs="Times New Roman"/>
+          <w:color w:val="auto"/>
+          <w:sz w:val="20"/>
+          <w:szCs w:val="20"/>
+        </w:rPr>
+      </w:pPr>
+    </w:p>
+    <w:p>
+      <w:pPr>
+        <w:ind w:left="0" w:firstLine="0"/>
+        <w:jc w:val="both"/>
+        <w:rPr>
+          <w:rFonts w:ascii="Times New Roman" w:hAnsi="Times New Roman" w:cs="Times New Roman"/>
+          <w:color w:val="auto"/>
+          <w:sz w:val="20"/>
+          <w:szCs w:val="20"/>
+        </w:rPr>
+      </w:pPr>
+      <w:r>
+        <w:rPr>
+          <w:rFonts w:ascii="Times New Roman" w:hAnsi="Times New Roman" w:cs="Times New Roman"/>
+          <w:color w:val="auto"/>
+          <w:sz w:val="20"/>
+          <w:szCs w:val="20"/>
+        </w:rPr>
+        <w:t>=== 3.2 Métricas cuantitativas ===</w:t>
+      </w:r>
+    </w:p>
+    <w:p>
+      <w:pPr>
+        <w:ind w:left="0" w:firstLine="0"/>
+        <w:jc w:val="both"/>
+        <w:rPr>
+          <w:rFonts w:ascii="Times New Roman" w:hAnsi="Times New Roman" w:cs="Times New Roman"/>
+          <w:color w:val="auto"/>
+          <w:sz w:val="20"/>
+          <w:szCs w:val="20"/>
+        </w:rPr>
+      </w:pPr>
+      <w:r>
+        <w:rPr>
+          <w:rFonts w:ascii="Times New Roman" w:hAnsi="Times New Roman" w:cs="Times New Roman"/>
+          <w:color w:val="auto"/>
+          <w:sz w:val="20"/>
+          <w:szCs w:val="20"/>
+        </w:rPr>
+        <w:t>Usar accuracy y log loss para XGBoost; accuracy (y, si se requiere, log loss)</w:t>
+      </w:r>
+    </w:p>
+    <w:p>
+      <w:pPr>
+        <w:ind w:left="0" w:firstLine="0"/>
+        <w:jc w:val="both"/>
+        <w:rPr>
+          <w:rFonts w:ascii="Times New Roman" w:hAnsi="Times New Roman" w:cs="Times New Roman"/>
+          <w:color w:val="auto"/>
+          <w:sz w:val="20"/>
+          <w:szCs w:val="20"/>
+        </w:rPr>
+      </w:pPr>
+      <w:r>
+        <w:rPr>
+          <w:rFonts w:ascii="Times New Roman" w:hAnsi="Times New Roman" w:cs="Times New Roman"/>
+          <w:color w:val="auto"/>
+          <w:sz w:val="20"/>
+          <w:szCs w:val="20"/>
+        </w:rPr>
+        <w:t xml:space="preserve">para Random Forest; distancia cuadrática media y </w:t>
+      </w:r>
+      <w:proofErr w:type="spellStart"/>
+      <w:r>
+        <w:rPr>
+          <w:rFonts w:ascii="Times New Roman" w:hAnsi="Times New Roman" w:cs="Times New Roman"/>
+          <w:color w:val="auto"/>
+          <w:sz w:val="20"/>
+          <w:szCs w:val="20"/>
+        </w:rPr>
+        <w:t>silhouette</w:t>
+      </w:r>
+      <w:proofErr w:type="spellEnd"/>
+      <w:r>
+        <w:rPr>
+          <w:rFonts w:ascii="Times New Roman" w:hAnsi="Times New Roman" w:cs="Times New Roman"/>
+          <w:color w:val="auto"/>
+          <w:sz w:val="20"/>
+          <w:szCs w:val="20"/>
+        </w:rPr>
+        <w:t xml:space="preserve"> para K-Means.</w:t>
+      </w:r>
+    </w:p>
+    <w:p>
+      <w:pPr>
+        <w:ind w:left="0" w:firstLine="0"/>
+        <w:jc w:val="both"/>
+        <w:rPr>
+          <w:rFonts w:ascii="Times New Roman" w:hAnsi="Times New Roman" w:cs="Times New Roman"/>
+          <w:color w:val="auto"/>
+          <w:sz w:val="20"/>
+          <w:szCs w:val="20"/>
+        </w:rPr>
+      </w:pPr>
+      <w:r>
+        <w:rPr>
+          <w:rFonts w:ascii="Times New Roman" w:hAnsi="Times New Roman" w:cs="Times New Roman"/>
+          <w:color w:val="auto"/>
+          <w:sz w:val="20"/>
+          <w:szCs w:val="20"/>
+        </w:rPr>
+        <w:t xml:space="preserve">Comparar siempre </w:t>
+      </w:r>
+      <w:proofErr w:type="spellStart"/>
+      <w:r>
+        <w:rPr>
+          <w:rFonts w:ascii="Times New Roman" w:hAnsi="Times New Roman" w:cs="Times New Roman"/>
+          <w:color w:val="auto"/>
+          <w:sz w:val="20"/>
+          <w:szCs w:val="20"/>
+        </w:rPr>
+        <w:t>train</w:t>
+      </w:r>
+      <w:proofErr w:type="spellEnd"/>
+      <w:r>
+        <w:rPr>
+          <w:rFonts w:ascii="Times New Roman" w:hAnsi="Times New Roman" w:cs="Times New Roman"/>
+          <w:color w:val="auto"/>
+          <w:sz w:val="20"/>
+          <w:szCs w:val="20"/>
+        </w:rPr>
+        <w:t xml:space="preserve"> con validación/test, sin mezclar métricas entre tareas.</w:t>
+      </w:r>
+    </w:p>
+    <w:p>
+      <w:pPr>
+        <w:ind w:left="0" w:firstLine="0"/>
+        <w:jc w:val="both"/>
+        <w:rPr>
+          <w:rFonts w:ascii="Times New Roman" w:hAnsi="Times New Roman" w:cs="Times New Roman"/>
+          <w:color w:val="auto"/>
+          <w:sz w:val="20"/>
+          <w:szCs w:val="20"/>
+        </w:rPr>
+      </w:pPr>
+    </w:p>
+    <w:p>
+      <w:pPr>
+        <w:ind w:left="0" w:firstLine="0"/>
+        <w:jc w:val="both"/>
+        <w:rPr>
+          <w:rFonts w:ascii="Times New Roman" w:hAnsi="Times New Roman" w:cs="Times New Roman"/>
+          <w:color w:val="auto"/>
+          <w:sz w:val="20"/>
+          <w:szCs w:val="20"/>
+        </w:rPr>
+      </w:pPr>
+      <w:r>
+        <w:rPr>
+          <w:rFonts w:ascii="Times New Roman" w:hAnsi="Times New Roman" w:cs="Times New Roman"/>
+          <w:color w:val="auto"/>
+          <w:sz w:val="20"/>
+          <w:szCs w:val="20"/>
+        </w:rPr>
+        <w:t>=== 4.1 Recomendaciones específicas ===</w:t>
+      </w:r>
+    </w:p>
+    <w:p>
+      <w:pPr>
+        <w:ind w:left="720" w:firstLine="0"/>
+        <w:jc w:val="both"/>
+        <w:rPr>
+          <w:rFonts w:ascii="Times New Roman" w:hAnsi="Times New Roman" w:cs="Times New Roman"/>
+          <w:color w:val="auto"/>
+          <w:sz w:val="20"/>
+          <w:szCs w:val="20"/>
+        </w:rPr>
+      </w:pPr>
+      <w:r>
+        <w:rPr>
+          <w:rFonts w:ascii="Times New Roman" w:hAnsi="Times New Roman" w:cs="Times New Roman"/>
+          <w:color w:val="auto"/>
+          <w:sz w:val="20"/>
+          <w:szCs w:val="20"/>
+        </w:rPr>
+        <w:t xml:space="preserve">Overfitting: regularización L1/L2, </w:t>
+      </w:r>
+      <w:proofErr w:type="spellStart"/>
+      <w:r>
+        <w:rPr>
+          <w:rFonts w:ascii="Times New Roman" w:hAnsi="Times New Roman" w:cs="Times New Roman"/>
+          <w:color w:val="auto"/>
+          <w:sz w:val="20"/>
+          <w:szCs w:val="20"/>
+        </w:rPr>
+        <w:t>early</w:t>
+      </w:r>
+      <w:proofErr w:type="spellEnd"/>
+      <w:r>
+        <w:rPr>
+          <w:rFonts w:ascii="Times New Roman" w:hAnsi="Times New Roman" w:cs="Times New Roman"/>
+          <w:color w:val="auto"/>
+          <w:sz w:val="20"/>
+          <w:szCs w:val="20"/>
+        </w:rPr>
+        <w:t xml:space="preserve"> </w:t>
+      </w:r>
+      <w:proofErr w:type="spellStart"/>
+      <w:r>
+        <w:rPr>
+          <w:rFonts w:ascii="Times New Roman" w:hAnsi="Times New Roman" w:cs="Times New Roman"/>
+          <w:color w:val="auto"/>
+          <w:sz w:val="20"/>
+          <w:szCs w:val="20"/>
+        </w:rPr>
+        <w:t>stopping</w:t>
+      </w:r>
+      <w:proofErr w:type="spellEnd"/>
+      <w:r>
+        <w:rPr>
+          <w:rFonts w:ascii="Times New Roman" w:hAnsi="Times New Roman" w:cs="Times New Roman"/>
+          <w:color w:val="auto"/>
+          <w:sz w:val="20"/>
+          <w:szCs w:val="20"/>
+        </w:rPr>
+        <w:t>, menor profundidad,</w:t>
+      </w:r>
+    </w:p>
+    <w:p>
+      <w:pPr>
+        <w:ind w:left="0" w:firstLine="0"/>
+        <w:jc w:val="both"/>
+        <w:rPr>
+          <w:rFonts w:ascii="Times New Roman" w:hAnsi="Times New Roman" w:cs="Times New Roman"/>
+          <w:color w:val="auto"/>
+          <w:sz w:val="20"/>
+          <w:szCs w:val="20"/>
+        </w:rPr>
+      </w:pPr>
+      <w:r>
+        <w:rPr>
+          <w:rFonts w:ascii="Times New Roman" w:hAnsi="Times New Roman" w:cs="Times New Roman"/>
+          <w:color w:val="auto"/>
+          <w:sz w:val="20"/>
+          <w:szCs w:val="20"/>
+        </w:rPr>
+        <w:t>hojas más grandes y validación temporal/</w:t>
+      </w:r>
+      <w:proofErr w:type="spellStart"/>
+      <w:r>
+        <w:rPr>
+          <w:rFonts w:ascii="Times New Roman" w:hAnsi="Times New Roman" w:cs="Times New Roman"/>
+          <w:color w:val="auto"/>
+          <w:sz w:val="20"/>
+          <w:szCs w:val="20"/>
+        </w:rPr>
+        <w:t>cross-validation</w:t>
+      </w:r>
+      <w:proofErr w:type="spellEnd"/>
+      <w:r>
+        <w:rPr>
+          <w:rFonts w:ascii="Times New Roman" w:hAnsi="Times New Roman" w:cs="Times New Roman"/>
+          <w:color w:val="auto"/>
+          <w:sz w:val="20"/>
+          <w:szCs w:val="20"/>
+        </w:rPr>
+        <w:t>.</w:t>
+      </w:r>
+    </w:p>
+    <w:p>
+      <w:pPr>
+        <w:ind w:left="720" w:firstLine="0"/>
+        <w:jc w:val="both"/>
+        <w:rPr>
+          <w:rFonts w:ascii="Times New Roman" w:hAnsi="Times New Roman" w:cs="Times New Roman"/>
+          <w:color w:val="auto"/>
+          <w:sz w:val="20"/>
+          <w:szCs w:val="20"/>
+        </w:rPr>
+      </w:pPr>
+      <w:r>
+        <w:rPr>
+          <w:rFonts w:ascii="Times New Roman" w:hAnsi="Times New Roman" w:cs="Times New Roman"/>
+          <w:color w:val="auto"/>
+          <w:sz w:val="20"/>
+          <w:szCs w:val="20"/>
+        </w:rPr>
+        <w:t xml:space="preserve">Underfitting: enriquecer </w:t>
+      </w:r>
+      <w:proofErr w:type="spellStart"/>
+      <w:r>
+        <w:rPr>
+          <w:rFonts w:ascii="Times New Roman" w:hAnsi="Times New Roman" w:cs="Times New Roman"/>
+          <w:color w:val="auto"/>
+          <w:sz w:val="20"/>
+          <w:szCs w:val="20"/>
+        </w:rPr>
+        <w:t>features</w:t>
+      </w:r>
+      <w:proofErr w:type="spellEnd"/>
+      <w:r>
+        <w:rPr>
+          <w:rFonts w:ascii="Times New Roman" w:hAnsi="Times New Roman" w:cs="Times New Roman"/>
+          <w:color w:val="auto"/>
+          <w:sz w:val="20"/>
+          <w:szCs w:val="20"/>
+        </w:rPr>
+        <w:t>, revisar la señal del objetivo y permitir</w:t>
+      </w:r>
+    </w:p>
+    <w:p>
+      <w:pPr>
+        <w:ind w:left="0" w:firstLine="0"/>
+        <w:jc w:val="both"/>
+        <w:rPr>
+          <w:rFonts w:ascii="Times New Roman" w:hAnsi="Times New Roman" w:cs="Times New Roman"/>
+          <w:color w:val="auto"/>
+          <w:sz w:val="20"/>
+          <w:szCs w:val="20"/>
+        </w:rPr>
+      </w:pPr>
+      <w:r>
+        <w:rPr>
+          <w:rFonts w:ascii="Times New Roman" w:hAnsi="Times New Roman" w:cs="Times New Roman"/>
+          <w:color w:val="auto"/>
+          <w:sz w:val="20"/>
+          <w:szCs w:val="20"/>
+        </w:rPr>
+        <w:t>más complejidad o entrenamiento.</w:t>
+      </w:r>
+    </w:p>
+    <w:p>
+      <w:pPr>
+        <w:ind w:left="720" w:firstLine="0"/>
+        <w:jc w:val="both"/>
+        <w:rPr>
+          <w:rFonts w:ascii="Times New Roman" w:hAnsi="Times New Roman" w:cs="Times New Roman"/>
+          <w:color w:val="auto"/>
+          <w:sz w:val="20"/>
+          <w:szCs w:val="20"/>
+        </w:rPr>
+      </w:pPr>
+      <w:r>
+        <w:rPr>
+          <w:rFonts w:ascii="Times New Roman" w:hAnsi="Times New Roman" w:cs="Times New Roman"/>
+          <w:color w:val="auto"/>
+          <w:sz w:val="20"/>
+          <w:szCs w:val="20"/>
+        </w:rPr>
+        <w:t xml:space="preserve">K-Means: escalar </w:t>
+      </w:r>
+      <w:proofErr w:type="spellStart"/>
+      <w:r>
+        <w:rPr>
+          <w:rFonts w:ascii="Times New Roman" w:hAnsi="Times New Roman" w:cs="Times New Roman"/>
+          <w:color w:val="auto"/>
+          <w:sz w:val="20"/>
+          <w:szCs w:val="20"/>
+        </w:rPr>
+        <w:t>features</w:t>
+      </w:r>
+      <w:proofErr w:type="spellEnd"/>
+      <w:r>
+        <w:rPr>
+          <w:rFonts w:ascii="Times New Roman" w:hAnsi="Times New Roman" w:cs="Times New Roman"/>
+          <w:color w:val="auto"/>
+          <w:sz w:val="20"/>
+          <w:szCs w:val="20"/>
+        </w:rPr>
+        <w:t xml:space="preserve">, probar distintos k y comparar </w:t>
+      </w:r>
+      <w:proofErr w:type="spellStart"/>
+      <w:r>
+        <w:rPr>
+          <w:rFonts w:ascii="Times New Roman" w:hAnsi="Times New Roman" w:cs="Times New Roman"/>
+          <w:color w:val="auto"/>
+          <w:sz w:val="20"/>
+          <w:szCs w:val="20"/>
+        </w:rPr>
+        <w:t>silhouette</w:t>
+      </w:r>
+      <w:proofErr w:type="spellEnd"/>
+      <w:r>
+        <w:rPr>
+          <w:rFonts w:ascii="Times New Roman" w:hAnsi="Times New Roman" w:cs="Times New Roman"/>
+          <w:color w:val="auto"/>
+          <w:sz w:val="20"/>
+          <w:szCs w:val="20"/>
+        </w:rPr>
+        <w:t xml:space="preserve"> en una</w:t>
+      </w:r>
+    </w:p>
+    <w:p>
+      <w:pPr>
+        <w:ind w:left="0" w:firstLine="0"/>
+        <w:jc w:val="both"/>
+        <w:rPr>
+          <w:rFonts w:ascii="Times New Roman" w:hAnsi="Times New Roman" w:cs="Times New Roman"/>
+          <w:color w:val="auto"/>
+          <w:sz w:val="20"/>
+          <w:szCs w:val="20"/>
+        </w:rPr>
+      </w:pPr>
+      <w:r>
+        <w:rPr>
+          <w:rFonts w:ascii="Times New Roman" w:hAnsi="Times New Roman" w:cs="Times New Roman"/>
+          <w:color w:val="auto"/>
+          <w:sz w:val="20"/>
+          <w:szCs w:val="20"/>
+        </w:rPr>
+        <w:t>muestra de validación.</w:t>
+      </w:r>
+    </w:p>
+    <w:p>
+      <w:pPr>
+        <w:ind w:left="0" w:firstLine="0"/>
+        <w:jc w:val="both"/>
+        <w:rPr>
+          <w:rFonts w:ascii="Times New Roman" w:hAnsi="Times New Roman" w:cs="Times New Roman"/>
+          <w:color w:val="auto"/>
+          <w:sz w:val="20"/>
+          <w:szCs w:val="20"/>
+        </w:rPr>
+      </w:pPr>
+    </w:p>
+    <w:p>
+      <w:pPr>
+        <w:ind w:left="0" w:firstLine="0"/>
+        <w:jc w:val="both"/>
+        <w:rPr>
+          <w:rFonts w:ascii="Times New Roman" w:hAnsi="Times New Roman" w:cs="Times New Roman"/>
+          <w:color w:val="auto"/>
+          <w:sz w:val="20"/>
+          <w:szCs w:val="20"/>
+        </w:rPr>
+      </w:pPr>
+      <w:r>
+        <w:rPr>
+          <w:rFonts w:ascii="Times New Roman" w:hAnsi="Times New Roman" w:cs="Times New Roman"/>
+          <w:color w:val="auto"/>
+          <w:sz w:val="20"/>
+          <w:szCs w:val="20"/>
+        </w:rPr>
+        <w:t>=== 4.2 Estrategias implementadas ===</w:t>
+      </w:r>
+    </w:p>
+    <w:p>
+      <w:pPr>
+        <w:ind w:left="1620" w:firstLine="0"/>
+        <w:jc w:val="both"/>
+        <w:rPr>
+          <w:rFonts w:ascii="Times New Roman" w:hAnsi="Times New Roman" w:cs="Times New Roman"/>
+          <w:color w:val="auto"/>
+          <w:sz w:val="20"/>
+          <w:szCs w:val="20"/>
+        </w:rPr>
+      </w:pPr>
+      <w:r>
+        <w:rPr>
+          <w:rFonts w:ascii="Times New Roman" w:hAnsi="Times New Roman" w:cs="Times New Roman"/>
+          <w:color w:val="auto"/>
+          <w:sz w:val="20"/>
+          <w:szCs w:val="20"/>
+        </w:rPr>
+        <w:t xml:space="preserve">Random Forest regularizado: </w:t>
+      </w:r>
+      <w:proofErr w:type="spellStart"/>
+      <w:r>
+        <w:rPr>
+          <w:rFonts w:ascii="Times New Roman" w:hAnsi="Times New Roman" w:cs="Times New Roman"/>
+          <w:color w:val="auto"/>
+          <w:sz w:val="20"/>
+          <w:szCs w:val="20"/>
+        </w:rPr>
+        <w:t>max_depth</w:t>
+      </w:r>
+      <w:proofErr w:type="spellEnd"/>
+      <w:r>
+        <w:rPr>
+          <w:rFonts w:ascii="Times New Roman" w:hAnsi="Times New Roman" w:cs="Times New Roman"/>
+          <w:color w:val="auto"/>
+          <w:sz w:val="20"/>
+          <w:szCs w:val="20"/>
+        </w:rPr>
+        <w:t xml:space="preserve">, </w:t>
+      </w:r>
+      <w:proofErr w:type="spellStart"/>
+      <w:r>
+        <w:rPr>
+          <w:rFonts w:ascii="Times New Roman" w:hAnsi="Times New Roman" w:cs="Times New Roman"/>
+          <w:color w:val="auto"/>
+          <w:sz w:val="20"/>
+          <w:szCs w:val="20"/>
+        </w:rPr>
+        <w:t>min_samples_leaf</w:t>
+      </w:r>
+      <w:proofErr w:type="spellEnd"/>
+      <w:r>
+        <w:rPr>
+          <w:rFonts w:ascii="Times New Roman" w:hAnsi="Times New Roman" w:cs="Times New Roman"/>
+          <w:color w:val="auto"/>
+          <w:sz w:val="20"/>
+          <w:szCs w:val="20"/>
+        </w:rPr>
+        <w:t xml:space="preserve">, </w:t>
+      </w:r>
+      <w:proofErr w:type="spellStart"/>
+      <w:r>
+        <w:rPr>
+          <w:rFonts w:ascii="Times New Roman" w:hAnsi="Times New Roman" w:cs="Times New Roman"/>
+          <w:color w:val="auto"/>
+          <w:sz w:val="20"/>
+          <w:szCs w:val="20"/>
+        </w:rPr>
+        <w:t>min_samples_split</w:t>
+      </w:r>
+      <w:proofErr w:type="spellEnd"/>
+      <w:r>
+        <w:rPr>
+          <w:rFonts w:ascii="Times New Roman" w:hAnsi="Times New Roman" w:cs="Times New Roman"/>
+          <w:color w:val="auto"/>
+          <w:sz w:val="20"/>
+          <w:szCs w:val="20"/>
+        </w:rPr>
+        <w:t>,</w:t>
+      </w:r>
+    </w:p>
+    <w:p>
+      <w:pPr>
+        <w:ind w:left="0" w:firstLine="0"/>
+        <w:jc w:val="both"/>
+        <w:rPr>
+          <w:rFonts w:ascii="Times New Roman" w:hAnsi="Times New Roman" w:cs="Times New Roman"/>
+          <w:color w:val="auto"/>
+          <w:sz w:val="20"/>
+          <w:szCs w:val="20"/>
+        </w:rPr>
+      </w:pPr>
+      <w:proofErr w:type="spellStart"/>
+      <w:r>
+        <w:rPr>
+          <w:rFonts w:ascii="Times New Roman" w:hAnsi="Times New Roman" w:cs="Times New Roman"/>
+          <w:color w:val="auto"/>
+          <w:sz w:val="20"/>
+          <w:szCs w:val="20"/>
+        </w:rPr>
+        <w:t>max_features</w:t>
+      </w:r>
+      <w:proofErr w:type="spellEnd"/>
+      <w:r>
+        <w:rPr>
+          <w:rFonts w:ascii="Times New Roman" w:hAnsi="Times New Roman" w:cs="Times New Roman"/>
+          <w:color w:val="auto"/>
+          <w:sz w:val="20"/>
+          <w:szCs w:val="20"/>
+        </w:rPr>
+        <w:t xml:space="preserve"> y </w:t>
+      </w:r>
+      <w:proofErr w:type="spellStart"/>
+      <w:r>
+        <w:rPr>
+          <w:rFonts w:ascii="Times New Roman" w:hAnsi="Times New Roman" w:cs="Times New Roman"/>
+          <w:color w:val="auto"/>
+          <w:sz w:val="20"/>
+          <w:szCs w:val="20"/>
+        </w:rPr>
+        <w:t>class_weight</w:t>
+      </w:r>
+      <w:proofErr w:type="spellEnd"/>
+      <w:r>
+        <w:rPr>
+          <w:rFonts w:ascii="Times New Roman" w:hAnsi="Times New Roman" w:cs="Times New Roman"/>
+          <w:color w:val="auto"/>
+          <w:sz w:val="20"/>
+          <w:szCs w:val="20"/>
+        </w:rPr>
+        <w:t>; resultados mostrados arriba.</w:t>
+      </w:r>
+    </w:p>
+    <w:p>
+      <w:pPr>
+        <w:ind w:left="0" w:firstLine="0"/>
+        <w:jc w:val="both"/>
+        <w:rPr>
+          <w:rFonts w:ascii="Times New Roman" w:hAnsi="Times New Roman" w:cs="Times New Roman"/>
+          <w:color w:val="auto"/>
+          <w:sz w:val="20"/>
+          <w:szCs w:val="20"/>
+        </w:rPr>
+      </w:pPr>
+      <w:r>
+        <w:rPr>
+          <w:rFonts w:ascii="Times New Roman" w:hAnsi="Times New Roman" w:cs="Times New Roman"/>
+          <w:color w:val="auto"/>
+          <w:sz w:val="20"/>
+          <w:szCs w:val="20"/>
+        </w:rPr>
+        <w:t xml:space="preserve">2) XGBoost: el </w:t>
+      </w:r>
+      <w:proofErr w:type="spellStart"/>
+      <w:r>
+        <w:rPr>
+          <w:rFonts w:ascii="Times New Roman" w:hAnsi="Times New Roman" w:cs="Times New Roman"/>
+          <w:color w:val="auto"/>
+          <w:sz w:val="20"/>
+          <w:szCs w:val="20"/>
+        </w:rPr>
+        <w:t>modelo_mejorado</w:t>
+      </w:r>
+      <w:proofErr w:type="spellEnd"/>
+      <w:r>
+        <w:rPr>
+          <w:rFonts w:ascii="Times New Roman" w:hAnsi="Times New Roman" w:cs="Times New Roman"/>
+          <w:color w:val="auto"/>
+          <w:sz w:val="20"/>
+          <w:szCs w:val="20"/>
+        </w:rPr>
+        <w:t xml:space="preserve"> existente aplica regularización y </w:t>
+      </w:r>
+      <w:proofErr w:type="spellStart"/>
+      <w:r>
+        <w:rPr>
+          <w:rFonts w:ascii="Times New Roman" w:hAnsi="Times New Roman" w:cs="Times New Roman"/>
+          <w:color w:val="auto"/>
+          <w:sz w:val="20"/>
+          <w:szCs w:val="20"/>
+        </w:rPr>
+        <w:t>early</w:t>
+      </w:r>
+      <w:proofErr w:type="spellEnd"/>
+      <w:r>
+        <w:rPr>
+          <w:rFonts w:ascii="Times New Roman" w:hAnsi="Times New Roman" w:cs="Times New Roman"/>
+          <w:color w:val="auto"/>
+          <w:sz w:val="20"/>
+          <w:szCs w:val="20"/>
+        </w:rPr>
+        <w:t xml:space="preserve"> </w:t>
+      </w:r>
+      <w:proofErr w:type="spellStart"/>
+      <w:r>
+        <w:rPr>
+          <w:rFonts w:ascii="Times New Roman" w:hAnsi="Times New Roman" w:cs="Times New Roman"/>
+          <w:color w:val="auto"/>
+          <w:sz w:val="20"/>
+          <w:szCs w:val="20"/>
+        </w:rPr>
+        <w:t>stopping</w:t>
+      </w:r>
+      <w:proofErr w:type="spellEnd"/>
+      <w:r>
+        <w:rPr>
+          <w:rFonts w:ascii="Times New Roman" w:hAnsi="Times New Roman" w:cs="Times New Roman"/>
+          <w:color w:val="auto"/>
+          <w:sz w:val="20"/>
+          <w:szCs w:val="20"/>
+        </w:rPr>
+        <w:t>;</w:t>
+      </w:r>
+    </w:p>
+    <w:p>
+      <w:pPr>
+        <w:ind w:left="0" w:firstLine="0"/>
+        <w:jc w:val="both"/>
+        <w:rPr>
+          <w:rFonts w:ascii="Times New Roman" w:hAnsi="Times New Roman" w:cs="Times New Roman"/>
+          <w:color w:val="auto"/>
+          <w:sz w:val="20"/>
+          <w:szCs w:val="20"/>
+        </w:rPr>
+      </w:pPr>
+      <w:r>
+        <w:rPr>
+          <w:rFonts w:ascii="Times New Roman" w:hAnsi="Times New Roman" w:cs="Times New Roman"/>
+          <w:color w:val="auto"/>
+          <w:sz w:val="20"/>
+          <w:szCs w:val="20"/>
+        </w:rPr>
+        <w:t xml:space="preserve">revisar sus curvas </w:t>
+      </w:r>
+      <w:proofErr w:type="spellStart"/>
+      <w:r>
+        <w:rPr>
+          <w:rFonts w:ascii="Times New Roman" w:hAnsi="Times New Roman" w:cs="Times New Roman"/>
+          <w:color w:val="auto"/>
+          <w:sz w:val="20"/>
+          <w:szCs w:val="20"/>
+        </w:rPr>
+        <w:t>train</w:t>
+      </w:r>
+      <w:proofErr w:type="spellEnd"/>
+      <w:r>
+        <w:rPr>
+          <w:rFonts w:ascii="Times New Roman" w:hAnsi="Times New Roman" w:cs="Times New Roman"/>
+          <w:color w:val="auto"/>
+          <w:sz w:val="20"/>
+          <w:szCs w:val="20"/>
+        </w:rPr>
+        <w:t xml:space="preserve">/validación y </w:t>
+      </w:r>
+      <w:proofErr w:type="spellStart"/>
+      <w:r>
+        <w:rPr>
+          <w:rFonts w:ascii="Times New Roman" w:hAnsi="Times New Roman" w:cs="Times New Roman"/>
+          <w:color w:val="auto"/>
+          <w:sz w:val="20"/>
+          <w:szCs w:val="20"/>
+        </w:rPr>
+        <w:t>metricas_mejorado</w:t>
+      </w:r>
+      <w:proofErr w:type="spellEnd"/>
+      <w:r>
+        <w:rPr>
+          <w:rFonts w:ascii="Times New Roman" w:hAnsi="Times New Roman" w:cs="Times New Roman"/>
+          <w:color w:val="auto"/>
+          <w:sz w:val="20"/>
+          <w:szCs w:val="20"/>
+        </w:rPr>
+        <w:t xml:space="preserve"> arriba.</w:t>
+      </w:r>
+    </w:p>
+    <w:p>
+      <w:pPr>
+        <w:ind w:left="0" w:firstLine="0"/>
+        <w:jc w:val="both"/>
+        <w:rPr>
+          <w:rFonts w:ascii="Times New Roman" w:hAnsi="Times New Roman" w:cs="Times New Roman"/>
+          <w:color w:val="8A0000"/>
+          <w:sz w:val="20"/>
+          <w:szCs w:val="20"/>
+        </w:rPr>
+      </w:pPr>
+    </w:p>
+    <w:p>
+      <w:pPr>
+        <w:rPr>
+          <w:rFonts w:ascii="Times New Roman" w:hAnsi="Times New Roman" w:cs="Times New Roman"/>
           <w:b/>
           <w:bCs/>
           <w:color w:val="8A0000"/>
+          <w:sz w:val="20"/>
+          <w:szCs w:val="20"/>
           <w:u w:val="single"/>
         </w:rPr>
       </w:pPr>
-      <w:r>
-        <w:rPr>
+    </w:p>
+    <w:p>
+      <w:pPr>
+        <w:rPr>
+          <w:rFonts w:ascii="Times New Roman" w:hAnsi="Times New Roman" w:cs="Times New Roman"/>
           <w:b/>
           <w:bCs/>
           <w:color w:val="8A0000"/>
+          <w:sz w:val="20"/>
+          <w:szCs w:val="20"/>
           <w:u w:val="single"/>
         </w:rPr>
-        <w:t>A</w:t>
-      </w:r>
-      <w:r>
-        <w:rPr>
+      </w:pPr>
+      <w:r>
+        <w:rPr>
+          <w:rFonts w:ascii="Times New Roman" w:hAnsi="Times New Roman" w:cs="Times New Roman"/>
           <w:b/>
           <w:bCs/>
           <w:color w:val="8A0000"/>
+          <w:sz w:val="20"/>
+          <w:szCs w:val="20"/>
           <w:u w:val="single"/>
         </w:rPr>
-        <w:t>nálisis de curvas de aprendizaje</w:t>
-      </w:r>
-      <w:r>
-        <w:rPr>
+        <w:t>Análisis de curvas de aprendizaje:</w:t>
+      </w:r>
+    </w:p>
+    <w:p>
+      <w:pPr>
+        <w:ind w:left="360" w:firstLine="0"/>
+        <w:rPr>
+          <w:rFonts w:ascii="Times New Roman" w:hAnsi="Times New Roman" w:cs="Times New Roman"/>
           <w:b/>
           <w:bCs/>
           <w:color w:val="8A0000"/>
+          <w:sz w:val="20"/>
+          <w:szCs w:val="20"/>
           <w:u w:val="single"/>
         </w:rPr>
+      </w:pPr>
+      <w:r>
+        <w:rPr>
+          <w:rFonts w:ascii="Times New Roman" w:hAnsi="Times New Roman" w:cs="Times New Roman"/>
+          <w:sz w:val="20"/>
+          <w:szCs w:val="20"/>
+        </w:rPr>
+        <w:lastRenderedPageBreak/>
+        <w:drawing>
+          <wp:inline distT="0" distB="0" distL="0" distR="0" wp14:anchorId="5E876D1C" wp14:editId="6E237441">
+            <wp:extent cx="5400040" cy="1529080"/>
+            <wp:effectExtent l="0" t="0" r="0" b="0"/>
+            <wp:docPr id="1235142248" name="Imagen 1"/>
+            <wp:cNvGraphicFramePr>
+              <a:graphicFrameLocks xmlns:a="http://schemas.openxmlformats.org/drawingml/2006/main" noChangeAspect="1"/>
+            </wp:cNvGraphicFramePr>
+            <a:graphic xmlns:a="http://schemas.openxmlformats.org/drawingml/2006/main">
+              <a:graphicData uri="http://schemas.openxmlformats.org/drawingml/2006/picture">
+                <pic:pic xmlns:pic="http://schemas.openxmlformats.org/drawingml/2006/picture">
+                  <pic:nvPicPr>
+                    <pic:cNvPr id="1235142248" name=""/>
+                    <pic:cNvPicPr/>
+                  </pic:nvPicPr>
+                  <pic:blipFill>
+                    <a:blip r:embed="rId9"/>
+                    <a:stretch>
+                      <a:fillRect/>
+                    </a:stretch>
+                  </pic:blipFill>
+                  <pic:spPr>
+                    <a:xfrm>
+                      <a:off x="0" y="0"/>
+                      <a:ext cx="5400040" cy="1529080"/>
+                    </a:xfrm>
+                    <a:prstGeom prst="rect">
+                      <a:avLst/>
+                    </a:prstGeom>
+                  </pic:spPr>
+                </pic:pic>
+              </a:graphicData>
+            </a:graphic>
+          </wp:inline>
+        </w:drawing>
+      </w:r>
+    </w:p>
+    <w:p>
+      <w:pPr>
+        <w:pStyle w:val="Prrafodelista"/>
+        <w:numPr>
+          <w:ilvl w:val="0"/>
+          <w:numId w:val="3"/>
+        </w:numPr>
+        <w:rPr>
+          <w:rFonts w:ascii="Times New Roman" w:hAnsi="Times New Roman" w:cs="Times New Roman"/>
+          <w:color w:val="auto"/>
+          <w:sz w:val="20"/>
+          <w:szCs w:val="20"/>
+        </w:rPr>
+      </w:pPr>
+      <w:r>
+        <w:rPr>
+          <w:rFonts w:ascii="Times New Roman" w:hAnsi="Times New Roman" w:cs="Times New Roman"/>
+          <w:color w:val="auto"/>
+          <w:sz w:val="20"/>
+          <w:szCs w:val="20"/>
+        </w:rPr>
+        <w:t>En K-</w:t>
+      </w:r>
+      <w:proofErr w:type="spellStart"/>
+      <w:r>
+        <w:rPr>
+          <w:rFonts w:ascii="Times New Roman" w:hAnsi="Times New Roman" w:cs="Times New Roman"/>
+          <w:color w:val="auto"/>
+          <w:sz w:val="20"/>
+          <w:szCs w:val="20"/>
+        </w:rPr>
+        <w:t>means</w:t>
+      </w:r>
+      <w:proofErr w:type="spellEnd"/>
+      <w:r>
+        <w:rPr>
+          <w:rFonts w:ascii="Times New Roman" w:hAnsi="Times New Roman" w:cs="Times New Roman"/>
+          <w:color w:val="auto"/>
+          <w:sz w:val="20"/>
+          <w:szCs w:val="20"/>
+        </w:rPr>
+        <w:t>, el error de entrenamiento baja con más datos, pero la validación se mantiene alta</w:t>
+      </w:r>
+      <w:r>
+        <w:rPr>
+          <w:rFonts w:ascii="Times New Roman" w:hAnsi="Times New Roman" w:cs="Times New Roman"/>
+          <w:color w:val="auto"/>
+          <w:sz w:val="20"/>
+          <w:szCs w:val="20"/>
+        </w:rPr>
         <w:t>:</w:t>
       </w:r>
-    </w:p>
-    <w:p>
-      <w:pPr>
-        <w:rPr>
+      <w:r>
+        <w:rPr>
+          <w:rFonts w:ascii="Times New Roman" w:hAnsi="Times New Roman" w:cs="Times New Roman"/>
+          <w:color w:val="auto"/>
+          <w:sz w:val="20"/>
+          <w:szCs w:val="20"/>
+        </w:rPr>
+        <w:t xml:space="preserve"> posible sobreajuste o baja capacidad de generalización.</w:t>
+      </w:r>
+    </w:p>
+    <w:p>
+      <w:pPr>
+        <w:pStyle w:val="Prrafodelista"/>
+        <w:numPr>
+          <w:ilvl w:val="0"/>
+          <w:numId w:val="3"/>
+        </w:numPr>
+        <w:rPr>
+          <w:rFonts w:ascii="Times New Roman" w:hAnsi="Times New Roman" w:cs="Times New Roman"/>
+          <w:color w:val="auto"/>
+          <w:sz w:val="20"/>
+          <w:szCs w:val="20"/>
+        </w:rPr>
+      </w:pPr>
+      <w:r>
+        <w:rPr>
+          <w:rFonts w:ascii="Times New Roman" w:hAnsi="Times New Roman" w:cs="Times New Roman"/>
+          <w:color w:val="auto"/>
+          <w:sz w:val="20"/>
+          <w:szCs w:val="20"/>
+        </w:rPr>
+        <w:t>En XGBoost, tanto log loss como accuracy mejoran de forma consistente en entrenamiento y validación</w:t>
+      </w:r>
+      <w:r>
+        <w:rPr>
+          <w:rFonts w:ascii="Times New Roman" w:hAnsi="Times New Roman" w:cs="Times New Roman"/>
+          <w:color w:val="auto"/>
+          <w:sz w:val="20"/>
+          <w:szCs w:val="20"/>
+        </w:rPr>
+        <w:t>:</w:t>
+      </w:r>
+      <w:r>
+        <w:rPr>
+          <w:rFonts w:ascii="Times New Roman" w:hAnsi="Times New Roman" w:cs="Times New Roman"/>
+          <w:color w:val="auto"/>
+          <w:sz w:val="20"/>
+          <w:szCs w:val="20"/>
+        </w:rPr>
+        <w:t xml:space="preserve"> buen ajuste progresivo.</w:t>
+      </w:r>
+    </w:p>
+    <w:p>
+      <w:pPr>
+        <w:pStyle w:val="Prrafodelista"/>
+        <w:numPr>
+          <w:ilvl w:val="0"/>
+          <w:numId w:val="3"/>
+        </w:numPr>
+        <w:rPr>
+          <w:rFonts w:ascii="Times New Roman" w:hAnsi="Times New Roman" w:cs="Times New Roman"/>
+          <w:color w:val="auto"/>
+          <w:sz w:val="20"/>
+          <w:szCs w:val="20"/>
+        </w:rPr>
+      </w:pPr>
+      <w:r>
+        <w:rPr>
+          <w:rFonts w:ascii="Times New Roman" w:hAnsi="Times New Roman" w:cs="Times New Roman"/>
+          <w:color w:val="auto"/>
+          <w:sz w:val="20"/>
+          <w:szCs w:val="20"/>
+        </w:rPr>
+        <w:t xml:space="preserve">En Random Forest, el entrenamiento inicia alto y baja levemente, mientras la validación sube con más muestras </w:t>
+      </w:r>
+      <w:r>
+        <w:rPr>
+          <w:rFonts w:ascii="Times New Roman" w:hAnsi="Times New Roman" w:cs="Times New Roman"/>
+          <w:color w:val="auto"/>
+          <w:sz w:val="20"/>
+          <w:szCs w:val="20"/>
+        </w:rPr>
+        <w:t>:</w:t>
+      </w:r>
+      <w:r>
+        <w:rPr>
+          <w:rFonts w:ascii="Times New Roman" w:hAnsi="Times New Roman" w:cs="Times New Roman"/>
+          <w:color w:val="auto"/>
+          <w:sz w:val="20"/>
+          <w:szCs w:val="20"/>
+        </w:rPr>
+        <w:t>el modelo gana estabilidad y generaliza mejor con más datos.</w:t>
+      </w:r>
+    </w:p>
+    <w:p>
+      <w:pPr>
+        <w:rPr>
+          <w:rFonts w:ascii="Times New Roman" w:hAnsi="Times New Roman" w:cs="Times New Roman"/>
           <w:b/>
           <w:bCs/>
           <w:color w:val="8A0000"/>
+          <w:sz w:val="20"/>
+          <w:szCs w:val="20"/>
           <w:u w:val="single"/>
         </w:rPr>
       </w:pPr>
       <w:r>
         <w:rPr>
+          <w:rFonts w:ascii="Times New Roman" w:hAnsi="Times New Roman" w:cs="Times New Roman"/>
           <w:b/>
           <w:bCs/>
           <w:color w:val="8A0000"/>
+          <w:sz w:val="20"/>
+          <w:szCs w:val="20"/>
           <w:u w:val="single"/>
         </w:rPr>
-        <w:t>Estrategias implementadas y resultados</w:t>
-      </w:r>
-      <w:r>
-        <w:rPr>
+        <w:t>Generación de Curvas de Aprendizaje</w:t>
+      </w:r>
+      <w:r>
+        <w:rPr>
+          <w:rFonts w:ascii="Times New Roman" w:hAnsi="Times New Roman" w:cs="Times New Roman"/>
           <w:b/>
           <w:bCs/>
           <w:color w:val="8A0000"/>
+          <w:sz w:val="20"/>
+          <w:szCs w:val="20"/>
           <w:u w:val="single"/>
         </w:rPr>
         <w:t>:</w:t>
@@ -5604,54 +7742,1636 @@
     <w:p>
       <w:pPr>
         <w:rPr>
+          <w:rFonts w:ascii="Times New Roman" w:hAnsi="Times New Roman" w:cs="Times New Roman"/>
           <w:b/>
           <w:bCs/>
           <w:color w:val="8A0000"/>
+          <w:sz w:val="20"/>
+          <w:szCs w:val="20"/>
           <w:u w:val="single"/>
         </w:rPr>
       </w:pPr>
       <w:r>
         <w:rPr>
+          <w:rFonts w:ascii="Times New Roman" w:hAnsi="Times New Roman" w:cs="Times New Roman"/>
           <w:b/>
           <w:bCs/>
           <w:color w:val="8A0000"/>
-          <w:u w:val="single"/>
-        </w:rPr>
-        <w:t>Conclusiones y recomendaciones futuras</w:t>
-      </w:r>
-      <w:r>
-        <w:rPr>
+          <w:sz w:val="20"/>
+          <w:szCs w:val="20"/>
+        </w:rPr>
+        <w:drawing>
+          <wp:inline distT="0" distB="0" distL="0" distR="0" wp14:anchorId="3B044AFA" wp14:editId="1202814A">
+            <wp:extent cx="5400040" cy="1887855"/>
+            <wp:effectExtent l="0" t="0" r="0" b="0"/>
+            <wp:docPr id="688695885" name="Imagen 1"/>
+            <wp:cNvGraphicFramePr>
+              <a:graphicFrameLocks xmlns:a="http://schemas.openxmlformats.org/drawingml/2006/main" noChangeAspect="1"/>
+            </wp:cNvGraphicFramePr>
+            <a:graphic xmlns:a="http://schemas.openxmlformats.org/drawingml/2006/main">
+              <a:graphicData uri="http://schemas.openxmlformats.org/drawingml/2006/picture">
+                <pic:pic xmlns:pic="http://schemas.openxmlformats.org/drawingml/2006/picture">
+                  <pic:nvPicPr>
+                    <pic:cNvPr id="688695885" name=""/>
+                    <pic:cNvPicPr/>
+                  </pic:nvPicPr>
+                  <pic:blipFill>
+                    <a:blip r:embed="rId10"/>
+                    <a:stretch>
+                      <a:fillRect/>
+                    </a:stretch>
+                  </pic:blipFill>
+                  <pic:spPr>
+                    <a:xfrm>
+                      <a:off x="0" y="0"/>
+                      <a:ext cx="5400040" cy="1887855"/>
+                    </a:xfrm>
+                    <a:prstGeom prst="rect">
+                      <a:avLst/>
+                    </a:prstGeom>
+                  </pic:spPr>
+                </pic:pic>
+              </a:graphicData>
+            </a:graphic>
+          </wp:inline>
+        </w:drawing>
+      </w:r>
+    </w:p>
+    <w:p>
+      <w:pPr>
+        <w:rPr>
+          <w:rFonts w:ascii="Times New Roman" w:hAnsi="Times New Roman" w:cs="Times New Roman"/>
           <w:b/>
           <w:bCs/>
           <w:color w:val="8A0000"/>
+          <w:sz w:val="20"/>
+          <w:szCs w:val="20"/>
           <w:u w:val="single"/>
         </w:rPr>
-        <w:t>:</w:t>
-      </w:r>
-    </w:p>
-    <w:p>
-      <w:pPr>
-        <w:rPr>
+      </w:pPr>
+    </w:p>
+    <w:p>
+      <w:pPr>
+        <w:rPr>
+          <w:rFonts w:ascii="Times New Roman" w:hAnsi="Times New Roman" w:cs="Times New Roman"/>
           <w:b/>
           <w:bCs/>
           <w:color w:val="8A0000"/>
+          <w:sz w:val="20"/>
+          <w:szCs w:val="20"/>
           <w:u w:val="single"/>
         </w:rPr>
       </w:pPr>
       <w:r>
         <w:rPr>
+          <w:rFonts w:ascii="Times New Roman" w:hAnsi="Times New Roman" w:cs="Times New Roman"/>
           <w:b/>
           <w:bCs/>
           <w:color w:val="8A0000"/>
+          <w:sz w:val="20"/>
+          <w:szCs w:val="20"/>
           <w:u w:val="single"/>
         </w:rPr>
-        <w:t>Referencias técnicas</w:t>
-      </w:r>
-      <w:r>
-        <w:rPr>
+        <w:t>Estrategias implementadas y resultados</w:t>
+      </w:r>
+      <w:r>
+        <w:rPr>
+          <w:rFonts w:ascii="Times New Roman" w:hAnsi="Times New Roman" w:cs="Times New Roman"/>
           <w:b/>
           <w:bCs/>
           <w:color w:val="8A0000"/>
+          <w:sz w:val="20"/>
+          <w:szCs w:val="20"/>
+          <w:u w:val="single"/>
+        </w:rPr>
+        <w:t>:</w:t>
+      </w:r>
+    </w:p>
+    <w:p>
+      <w:pPr>
+        <w:rPr>
+          <w:rFonts w:ascii="Times New Roman" w:hAnsi="Times New Roman" w:cs="Times New Roman"/>
+          <w:color w:val="auto"/>
+          <w:sz w:val="20"/>
+          <w:szCs w:val="20"/>
+        </w:rPr>
+      </w:pPr>
+      <w:r>
+        <w:rPr>
+          <w:rFonts w:ascii="Times New Roman" w:hAnsi="Times New Roman" w:cs="Times New Roman"/>
+          <w:color w:val="auto"/>
+          <w:sz w:val="20"/>
+          <w:szCs w:val="20"/>
+        </w:rPr>
+        <w:t>- Estrategia 1: XGBoost base</w:t>
+      </w:r>
+    </w:p>
+    <w:p>
+      <w:pPr>
+        <w:rPr>
+          <w:rFonts w:ascii="Times New Roman" w:hAnsi="Times New Roman" w:cs="Times New Roman"/>
+          <w:color w:val="auto"/>
+          <w:sz w:val="20"/>
+          <w:szCs w:val="20"/>
+        </w:rPr>
+      </w:pPr>
+      <w:r>
+        <w:rPr>
+          <w:rFonts w:ascii="Times New Roman" w:hAnsi="Times New Roman" w:cs="Times New Roman"/>
+          <w:color w:val="auto"/>
+          <w:sz w:val="20"/>
+          <w:szCs w:val="20"/>
+        </w:rPr>
+        <w:t xml:space="preserve">    - Se usó un modelo XGBoost multiclase con One-Hot </w:t>
+      </w:r>
+      <w:proofErr w:type="spellStart"/>
+      <w:r>
+        <w:rPr>
+          <w:rFonts w:ascii="Times New Roman" w:hAnsi="Times New Roman" w:cs="Times New Roman"/>
+          <w:color w:val="auto"/>
+          <w:sz w:val="20"/>
+          <w:szCs w:val="20"/>
+        </w:rPr>
+        <w:t>Encoding</w:t>
+      </w:r>
+      <w:proofErr w:type="spellEnd"/>
+      <w:r>
+        <w:rPr>
+          <w:rFonts w:ascii="Times New Roman" w:hAnsi="Times New Roman" w:cs="Times New Roman"/>
+          <w:color w:val="auto"/>
+          <w:sz w:val="20"/>
+          <w:szCs w:val="20"/>
+        </w:rPr>
+        <w:t xml:space="preserve"> y división temporal.</w:t>
+      </w:r>
+    </w:p>
+    <w:p>
+      <w:pPr>
+        <w:rPr>
+          <w:rFonts w:ascii="Times New Roman" w:hAnsi="Times New Roman" w:cs="Times New Roman"/>
+          <w:color w:val="auto"/>
+          <w:sz w:val="20"/>
+          <w:szCs w:val="20"/>
+        </w:rPr>
+      </w:pPr>
+      <w:r>
+        <w:rPr>
+          <w:rFonts w:ascii="Times New Roman" w:hAnsi="Times New Roman" w:cs="Times New Roman"/>
+          <w:color w:val="auto"/>
+          <w:sz w:val="20"/>
+          <w:szCs w:val="20"/>
+        </w:rPr>
+        <w:t>    - Resultado:</w:t>
+      </w:r>
+    </w:p>
+    <w:p>
+      <w:pPr>
+        <w:rPr>
+          <w:rFonts w:ascii="Times New Roman" w:hAnsi="Times New Roman" w:cs="Times New Roman"/>
+          <w:color w:val="auto"/>
+          <w:sz w:val="20"/>
+          <w:szCs w:val="20"/>
+        </w:rPr>
+      </w:pPr>
+      <w:r>
+        <w:rPr>
+          <w:rFonts w:ascii="Times New Roman" w:hAnsi="Times New Roman" w:cs="Times New Roman"/>
+          <w:color w:val="auto"/>
+          <w:sz w:val="20"/>
+          <w:szCs w:val="20"/>
+        </w:rPr>
+        <w:t xml:space="preserve">        - Accuracy </w:t>
+      </w:r>
+      <w:proofErr w:type="spellStart"/>
+      <w:r>
+        <w:rPr>
+          <w:rFonts w:ascii="Times New Roman" w:hAnsi="Times New Roman" w:cs="Times New Roman"/>
+          <w:color w:val="auto"/>
+          <w:sz w:val="20"/>
+          <w:szCs w:val="20"/>
+        </w:rPr>
+        <w:t>train</w:t>
+      </w:r>
+      <w:proofErr w:type="spellEnd"/>
+      <w:r>
+        <w:rPr>
+          <w:rFonts w:ascii="Times New Roman" w:hAnsi="Times New Roman" w:cs="Times New Roman"/>
+          <w:color w:val="auto"/>
+          <w:sz w:val="20"/>
+          <w:szCs w:val="20"/>
+        </w:rPr>
+        <w:t>: 0.22045</w:t>
+      </w:r>
+    </w:p>
+    <w:p>
+      <w:pPr>
+        <w:rPr>
+          <w:rFonts w:ascii="Times New Roman" w:hAnsi="Times New Roman" w:cs="Times New Roman"/>
+          <w:color w:val="auto"/>
+          <w:sz w:val="20"/>
+          <w:szCs w:val="20"/>
+        </w:rPr>
+      </w:pPr>
+      <w:r>
+        <w:rPr>
+          <w:rFonts w:ascii="Times New Roman" w:hAnsi="Times New Roman" w:cs="Times New Roman"/>
+          <w:color w:val="auto"/>
+          <w:sz w:val="20"/>
+          <w:szCs w:val="20"/>
+        </w:rPr>
+        <w:t>        - Accuracy prueba temporal: 0.08154</w:t>
+      </w:r>
+    </w:p>
+    <w:p>
+      <w:pPr>
+        <w:rPr>
+          <w:rFonts w:ascii="Times New Roman" w:hAnsi="Times New Roman" w:cs="Times New Roman"/>
+          <w:color w:val="auto"/>
+          <w:sz w:val="20"/>
+          <w:szCs w:val="20"/>
+        </w:rPr>
+      </w:pPr>
+      <w:r>
+        <w:rPr>
+          <w:rFonts w:ascii="Times New Roman" w:hAnsi="Times New Roman" w:cs="Times New Roman"/>
+          <w:color w:val="auto"/>
+          <w:sz w:val="20"/>
+          <w:szCs w:val="20"/>
+        </w:rPr>
+        <w:t xml:space="preserve">        - Log loss </w:t>
+      </w:r>
+      <w:proofErr w:type="spellStart"/>
+      <w:r>
+        <w:rPr>
+          <w:rFonts w:ascii="Times New Roman" w:hAnsi="Times New Roman" w:cs="Times New Roman"/>
+          <w:color w:val="auto"/>
+          <w:sz w:val="20"/>
+          <w:szCs w:val="20"/>
+        </w:rPr>
+        <w:t>train</w:t>
+      </w:r>
+      <w:proofErr w:type="spellEnd"/>
+      <w:r>
+        <w:rPr>
+          <w:rFonts w:ascii="Times New Roman" w:hAnsi="Times New Roman" w:cs="Times New Roman"/>
+          <w:color w:val="auto"/>
+          <w:sz w:val="20"/>
+          <w:szCs w:val="20"/>
+        </w:rPr>
+        <w:t>: 2.1868</w:t>
+      </w:r>
+    </w:p>
+    <w:p>
+      <w:pPr>
+        <w:rPr>
+          <w:rFonts w:ascii="Times New Roman" w:hAnsi="Times New Roman" w:cs="Times New Roman"/>
+          <w:color w:val="auto"/>
+          <w:sz w:val="20"/>
+          <w:szCs w:val="20"/>
+        </w:rPr>
+      </w:pPr>
+      <w:r>
+        <w:rPr>
+          <w:rFonts w:ascii="Times New Roman" w:hAnsi="Times New Roman" w:cs="Times New Roman"/>
+          <w:color w:val="auto"/>
+          <w:sz w:val="20"/>
+          <w:szCs w:val="20"/>
+        </w:rPr>
+        <w:t>        - Log loss prueba temporal: 5.1872</w:t>
+      </w:r>
+    </w:p>
+    <w:p>
+      <w:pPr>
+        <w:rPr>
+          <w:rFonts w:ascii="Times New Roman" w:hAnsi="Times New Roman" w:cs="Times New Roman"/>
+          <w:color w:val="auto"/>
+          <w:sz w:val="20"/>
+          <w:szCs w:val="20"/>
+        </w:rPr>
+      </w:pPr>
+      <w:r>
+        <w:rPr>
+          <w:rFonts w:ascii="Times New Roman" w:hAnsi="Times New Roman" w:cs="Times New Roman"/>
+          <w:color w:val="auto"/>
+          <w:sz w:val="20"/>
+          <w:szCs w:val="20"/>
+        </w:rPr>
+        <w:t>    - Interpretación: hubo sobreajuste claro, porque el modelo aprendió bien en entrenamiento pero falló mucho en datos futuros.</w:t>
+      </w:r>
+    </w:p>
+    <w:p>
+      <w:pPr>
+        <w:rPr>
+          <w:rFonts w:ascii="Times New Roman" w:hAnsi="Times New Roman" w:cs="Times New Roman"/>
+          <w:color w:val="auto"/>
+          <w:sz w:val="20"/>
+          <w:szCs w:val="20"/>
+        </w:rPr>
+      </w:pPr>
+    </w:p>
+    <w:p>
+      <w:pPr>
+        <w:rPr>
+          <w:rFonts w:ascii="Times New Roman" w:hAnsi="Times New Roman" w:cs="Times New Roman"/>
+          <w:color w:val="auto"/>
+          <w:sz w:val="20"/>
+          <w:szCs w:val="20"/>
+        </w:rPr>
+      </w:pPr>
+      <w:r>
+        <w:rPr>
+          <w:rFonts w:ascii="Times New Roman" w:hAnsi="Times New Roman" w:cs="Times New Roman"/>
+          <w:color w:val="auto"/>
+          <w:sz w:val="20"/>
+          <w:szCs w:val="20"/>
+        </w:rPr>
+        <w:t>- Estrategia 2: XGBoost mejorado / regularizado</w:t>
+      </w:r>
+    </w:p>
+    <w:p>
+      <w:pPr>
+        <w:rPr>
+          <w:rFonts w:ascii="Times New Roman" w:hAnsi="Times New Roman" w:cs="Times New Roman"/>
+          <w:color w:val="auto"/>
+          <w:sz w:val="20"/>
+          <w:szCs w:val="20"/>
+        </w:rPr>
+      </w:pPr>
+      <w:r>
+        <w:rPr>
+          <w:rFonts w:ascii="Times New Roman" w:hAnsi="Times New Roman" w:cs="Times New Roman"/>
+          <w:color w:val="auto"/>
+          <w:sz w:val="20"/>
+          <w:szCs w:val="20"/>
+        </w:rPr>
+        <w:t xml:space="preserve">    - Se redujo la complejidad del modelo y se añadió validación con </w:t>
+      </w:r>
+      <w:proofErr w:type="spellStart"/>
+      <w:r>
+        <w:rPr>
+          <w:rFonts w:ascii="Times New Roman" w:hAnsi="Times New Roman" w:cs="Times New Roman"/>
+          <w:color w:val="auto"/>
+          <w:sz w:val="20"/>
+          <w:szCs w:val="20"/>
+        </w:rPr>
+        <w:t>early</w:t>
+      </w:r>
+      <w:proofErr w:type="spellEnd"/>
+      <w:r>
+        <w:rPr>
+          <w:rFonts w:ascii="Times New Roman" w:hAnsi="Times New Roman" w:cs="Times New Roman"/>
+          <w:color w:val="auto"/>
+          <w:sz w:val="20"/>
+          <w:szCs w:val="20"/>
+        </w:rPr>
+        <w:t xml:space="preserve"> </w:t>
+      </w:r>
+      <w:proofErr w:type="spellStart"/>
+      <w:r>
+        <w:rPr>
+          <w:rFonts w:ascii="Times New Roman" w:hAnsi="Times New Roman" w:cs="Times New Roman"/>
+          <w:color w:val="auto"/>
+          <w:sz w:val="20"/>
+          <w:szCs w:val="20"/>
+        </w:rPr>
+        <w:t>stopping</w:t>
+      </w:r>
+      <w:proofErr w:type="spellEnd"/>
+      <w:r>
+        <w:rPr>
+          <w:rFonts w:ascii="Times New Roman" w:hAnsi="Times New Roman" w:cs="Times New Roman"/>
+          <w:color w:val="auto"/>
+          <w:sz w:val="20"/>
+          <w:szCs w:val="20"/>
+        </w:rPr>
+        <w:t>:</w:t>
+      </w:r>
+    </w:p>
+    <w:p>
+      <w:pPr>
+        <w:rPr>
+          <w:rFonts w:ascii="Times New Roman" w:hAnsi="Times New Roman" w:cs="Times New Roman"/>
+          <w:color w:val="auto"/>
+          <w:sz w:val="20"/>
+          <w:szCs w:val="20"/>
+        </w:rPr>
+      </w:pPr>
+      <w:r>
+        <w:rPr>
+          <w:rFonts w:ascii="Times New Roman" w:hAnsi="Times New Roman" w:cs="Times New Roman"/>
+          <w:color w:val="auto"/>
+          <w:sz w:val="20"/>
+          <w:szCs w:val="20"/>
+        </w:rPr>
+        <w:t xml:space="preserve">        - </w:t>
+      </w:r>
+      <w:proofErr w:type="spellStart"/>
+      <w:r>
+        <w:rPr>
+          <w:rFonts w:ascii="Times New Roman" w:hAnsi="Times New Roman" w:cs="Times New Roman"/>
+          <w:color w:val="auto"/>
+          <w:sz w:val="20"/>
+          <w:szCs w:val="20"/>
+        </w:rPr>
+        <w:t>max_depth</w:t>
+      </w:r>
+      <w:proofErr w:type="spellEnd"/>
+      <w:r>
+        <w:rPr>
+          <w:rFonts w:ascii="Times New Roman" w:hAnsi="Times New Roman" w:cs="Times New Roman"/>
+          <w:color w:val="auto"/>
+          <w:sz w:val="20"/>
+          <w:szCs w:val="20"/>
+        </w:rPr>
+        <w:t xml:space="preserve"> = 4</w:t>
+      </w:r>
+    </w:p>
+    <w:p>
+      <w:pPr>
+        <w:rPr>
+          <w:rFonts w:ascii="Times New Roman" w:hAnsi="Times New Roman" w:cs="Times New Roman"/>
+          <w:color w:val="auto"/>
+          <w:sz w:val="20"/>
+          <w:szCs w:val="20"/>
+        </w:rPr>
+      </w:pPr>
+      <w:r>
+        <w:rPr>
+          <w:rFonts w:ascii="Times New Roman" w:hAnsi="Times New Roman" w:cs="Times New Roman"/>
+          <w:color w:val="auto"/>
+          <w:sz w:val="20"/>
+          <w:szCs w:val="20"/>
+        </w:rPr>
+        <w:lastRenderedPageBreak/>
+        <w:t xml:space="preserve">        - </w:t>
+      </w:r>
+      <w:proofErr w:type="spellStart"/>
+      <w:r>
+        <w:rPr>
+          <w:rFonts w:ascii="Times New Roman" w:hAnsi="Times New Roman" w:cs="Times New Roman"/>
+          <w:color w:val="auto"/>
+          <w:sz w:val="20"/>
+          <w:szCs w:val="20"/>
+        </w:rPr>
+        <w:t>learning_rate</w:t>
+      </w:r>
+      <w:proofErr w:type="spellEnd"/>
+      <w:r>
+        <w:rPr>
+          <w:rFonts w:ascii="Times New Roman" w:hAnsi="Times New Roman" w:cs="Times New Roman"/>
+          <w:color w:val="auto"/>
+          <w:sz w:val="20"/>
+          <w:szCs w:val="20"/>
+        </w:rPr>
+        <w:t xml:space="preserve"> = 0.05</w:t>
+      </w:r>
+    </w:p>
+    <w:p>
+      <w:pPr>
+        <w:rPr>
+          <w:rFonts w:ascii="Times New Roman" w:hAnsi="Times New Roman" w:cs="Times New Roman"/>
+          <w:color w:val="auto"/>
+          <w:sz w:val="20"/>
+          <w:szCs w:val="20"/>
+        </w:rPr>
+      </w:pPr>
+      <w:r>
+        <w:rPr>
+          <w:rFonts w:ascii="Times New Roman" w:hAnsi="Times New Roman" w:cs="Times New Roman"/>
+          <w:color w:val="auto"/>
+          <w:sz w:val="20"/>
+          <w:szCs w:val="20"/>
+        </w:rPr>
+        <w:t xml:space="preserve">        - </w:t>
+      </w:r>
+      <w:proofErr w:type="spellStart"/>
+      <w:r>
+        <w:rPr>
+          <w:rFonts w:ascii="Times New Roman" w:hAnsi="Times New Roman" w:cs="Times New Roman"/>
+          <w:color w:val="auto"/>
+          <w:sz w:val="20"/>
+          <w:szCs w:val="20"/>
+        </w:rPr>
+        <w:t>n_estimators</w:t>
+      </w:r>
+      <w:proofErr w:type="spellEnd"/>
+      <w:r>
+        <w:rPr>
+          <w:rFonts w:ascii="Times New Roman" w:hAnsi="Times New Roman" w:cs="Times New Roman"/>
+          <w:color w:val="auto"/>
+          <w:sz w:val="20"/>
+          <w:szCs w:val="20"/>
+        </w:rPr>
+        <w:t xml:space="preserve"> = 300</w:t>
+      </w:r>
+    </w:p>
+    <w:p>
+      <w:pPr>
+        <w:rPr>
+          <w:rFonts w:ascii="Times New Roman" w:hAnsi="Times New Roman" w:cs="Times New Roman"/>
+          <w:color w:val="auto"/>
+          <w:sz w:val="20"/>
+          <w:szCs w:val="20"/>
+        </w:rPr>
+      </w:pPr>
+      <w:r>
+        <w:rPr>
+          <w:rFonts w:ascii="Times New Roman" w:hAnsi="Times New Roman" w:cs="Times New Roman"/>
+          <w:color w:val="auto"/>
+          <w:sz w:val="20"/>
+          <w:szCs w:val="20"/>
+        </w:rPr>
+        <w:t xml:space="preserve">        - </w:t>
+      </w:r>
+      <w:proofErr w:type="spellStart"/>
+      <w:r>
+        <w:rPr>
+          <w:rFonts w:ascii="Times New Roman" w:hAnsi="Times New Roman" w:cs="Times New Roman"/>
+          <w:color w:val="auto"/>
+          <w:sz w:val="20"/>
+          <w:szCs w:val="20"/>
+        </w:rPr>
+        <w:t>min_child_weight</w:t>
+      </w:r>
+      <w:proofErr w:type="spellEnd"/>
+      <w:r>
+        <w:rPr>
+          <w:rFonts w:ascii="Times New Roman" w:hAnsi="Times New Roman" w:cs="Times New Roman"/>
+          <w:color w:val="auto"/>
+          <w:sz w:val="20"/>
+          <w:szCs w:val="20"/>
+        </w:rPr>
+        <w:t xml:space="preserve"> = 5</w:t>
+      </w:r>
+    </w:p>
+    <w:p>
+      <w:pPr>
+        <w:rPr>
+          <w:rFonts w:ascii="Times New Roman" w:hAnsi="Times New Roman" w:cs="Times New Roman"/>
+          <w:color w:val="auto"/>
+          <w:sz w:val="20"/>
+          <w:szCs w:val="20"/>
+        </w:rPr>
+      </w:pPr>
+      <w:r>
+        <w:rPr>
+          <w:rFonts w:ascii="Times New Roman" w:hAnsi="Times New Roman" w:cs="Times New Roman"/>
+          <w:color w:val="auto"/>
+          <w:sz w:val="20"/>
+          <w:szCs w:val="20"/>
+        </w:rPr>
+        <w:t xml:space="preserve">        - </w:t>
+      </w:r>
+      <w:proofErr w:type="spellStart"/>
+      <w:r>
+        <w:rPr>
+          <w:rFonts w:ascii="Times New Roman" w:hAnsi="Times New Roman" w:cs="Times New Roman"/>
+          <w:color w:val="auto"/>
+          <w:sz w:val="20"/>
+          <w:szCs w:val="20"/>
+        </w:rPr>
+        <w:t>early_stopping_rounds</w:t>
+      </w:r>
+      <w:proofErr w:type="spellEnd"/>
+      <w:r>
+        <w:rPr>
+          <w:rFonts w:ascii="Times New Roman" w:hAnsi="Times New Roman" w:cs="Times New Roman"/>
+          <w:color w:val="auto"/>
+          <w:sz w:val="20"/>
+          <w:szCs w:val="20"/>
+        </w:rPr>
+        <w:t xml:space="preserve"> = 20</w:t>
+      </w:r>
+    </w:p>
+    <w:p>
+      <w:pPr>
+        <w:rPr>
+          <w:rFonts w:ascii="Times New Roman" w:hAnsi="Times New Roman" w:cs="Times New Roman"/>
+          <w:color w:val="auto"/>
+          <w:sz w:val="20"/>
+          <w:szCs w:val="20"/>
+        </w:rPr>
+      </w:pPr>
+      <w:r>
+        <w:rPr>
+          <w:rFonts w:ascii="Times New Roman" w:hAnsi="Times New Roman" w:cs="Times New Roman"/>
+          <w:color w:val="auto"/>
+          <w:sz w:val="20"/>
+          <w:szCs w:val="20"/>
+        </w:rPr>
+        <w:t xml:space="preserve">        - regularización por </w:t>
+      </w:r>
+      <w:proofErr w:type="spellStart"/>
+      <w:r>
+        <w:rPr>
+          <w:rFonts w:ascii="Times New Roman" w:hAnsi="Times New Roman" w:cs="Times New Roman"/>
+          <w:color w:val="auto"/>
+          <w:sz w:val="20"/>
+          <w:szCs w:val="20"/>
+        </w:rPr>
+        <w:t>colsample_bytree</w:t>
+      </w:r>
+      <w:proofErr w:type="spellEnd"/>
+      <w:r>
+        <w:rPr>
+          <w:rFonts w:ascii="Times New Roman" w:hAnsi="Times New Roman" w:cs="Times New Roman"/>
+          <w:color w:val="auto"/>
+          <w:sz w:val="20"/>
+          <w:szCs w:val="20"/>
+        </w:rPr>
+        <w:t xml:space="preserve"> = 0.8</w:t>
+      </w:r>
+    </w:p>
+    <w:p>
+      <w:pPr>
+        <w:rPr>
+          <w:rFonts w:ascii="Times New Roman" w:hAnsi="Times New Roman" w:cs="Times New Roman"/>
+          <w:color w:val="auto"/>
+          <w:sz w:val="20"/>
+          <w:szCs w:val="20"/>
+        </w:rPr>
+      </w:pPr>
+      <w:r>
+        <w:rPr>
+          <w:rFonts w:ascii="Times New Roman" w:hAnsi="Times New Roman" w:cs="Times New Roman"/>
+          <w:color w:val="auto"/>
+          <w:sz w:val="20"/>
+          <w:szCs w:val="20"/>
+        </w:rPr>
+        <w:t>    - Resultado:</w:t>
+      </w:r>
+    </w:p>
+    <w:p>
+      <w:pPr>
+        <w:rPr>
+          <w:rFonts w:ascii="Times New Roman" w:hAnsi="Times New Roman" w:cs="Times New Roman"/>
+          <w:color w:val="auto"/>
+          <w:sz w:val="20"/>
+          <w:szCs w:val="20"/>
+        </w:rPr>
+      </w:pPr>
+      <w:r>
+        <w:rPr>
+          <w:rFonts w:ascii="Times New Roman" w:hAnsi="Times New Roman" w:cs="Times New Roman"/>
+          <w:color w:val="auto"/>
+          <w:sz w:val="20"/>
+          <w:szCs w:val="20"/>
+        </w:rPr>
+        <w:t xml:space="preserve">        - Accuracy </w:t>
+      </w:r>
+      <w:proofErr w:type="spellStart"/>
+      <w:r>
+        <w:rPr>
+          <w:rFonts w:ascii="Times New Roman" w:hAnsi="Times New Roman" w:cs="Times New Roman"/>
+          <w:color w:val="auto"/>
+          <w:sz w:val="20"/>
+          <w:szCs w:val="20"/>
+        </w:rPr>
+        <w:t>train</w:t>
+      </w:r>
+      <w:proofErr w:type="spellEnd"/>
+      <w:r>
+        <w:rPr>
+          <w:rFonts w:ascii="Times New Roman" w:hAnsi="Times New Roman" w:cs="Times New Roman"/>
+          <w:color w:val="auto"/>
+          <w:sz w:val="20"/>
+          <w:szCs w:val="20"/>
+        </w:rPr>
+        <w:t>: 0.15479</w:t>
+      </w:r>
+    </w:p>
+    <w:p>
+      <w:pPr>
+        <w:rPr>
+          <w:rFonts w:ascii="Times New Roman" w:hAnsi="Times New Roman" w:cs="Times New Roman"/>
+          <w:color w:val="auto"/>
+          <w:sz w:val="20"/>
+          <w:szCs w:val="20"/>
+        </w:rPr>
+      </w:pPr>
+      <w:r>
+        <w:rPr>
+          <w:rFonts w:ascii="Times New Roman" w:hAnsi="Times New Roman" w:cs="Times New Roman"/>
+          <w:color w:val="auto"/>
+          <w:sz w:val="20"/>
+          <w:szCs w:val="20"/>
+        </w:rPr>
+        <w:t>        - Accuracy validación: 0.13890</w:t>
+      </w:r>
+    </w:p>
+    <w:p>
+      <w:pPr>
+        <w:rPr>
+          <w:rFonts w:ascii="Times New Roman" w:hAnsi="Times New Roman" w:cs="Times New Roman"/>
+          <w:color w:val="auto"/>
+          <w:sz w:val="20"/>
+          <w:szCs w:val="20"/>
+        </w:rPr>
+      </w:pPr>
+      <w:r>
+        <w:rPr>
+          <w:rFonts w:ascii="Times New Roman" w:hAnsi="Times New Roman" w:cs="Times New Roman"/>
+          <w:color w:val="auto"/>
+          <w:sz w:val="20"/>
+          <w:szCs w:val="20"/>
+        </w:rPr>
+        <w:t>        - Accuracy prueba temporal: 0.08006</w:t>
+      </w:r>
+    </w:p>
+    <w:p>
+      <w:pPr>
+        <w:rPr>
+          <w:rFonts w:ascii="Times New Roman" w:hAnsi="Times New Roman" w:cs="Times New Roman"/>
+          <w:color w:val="auto"/>
+          <w:sz w:val="20"/>
+          <w:szCs w:val="20"/>
+        </w:rPr>
+      </w:pPr>
+      <w:r>
+        <w:rPr>
+          <w:rFonts w:ascii="Times New Roman" w:hAnsi="Times New Roman" w:cs="Times New Roman"/>
+          <w:color w:val="auto"/>
+          <w:sz w:val="20"/>
+          <w:szCs w:val="20"/>
+        </w:rPr>
+        <w:t xml:space="preserve">        - Log loss </w:t>
+      </w:r>
+      <w:proofErr w:type="spellStart"/>
+      <w:r>
+        <w:rPr>
+          <w:rFonts w:ascii="Times New Roman" w:hAnsi="Times New Roman" w:cs="Times New Roman"/>
+          <w:color w:val="auto"/>
+          <w:sz w:val="20"/>
+          <w:szCs w:val="20"/>
+        </w:rPr>
+        <w:t>train</w:t>
+      </w:r>
+      <w:proofErr w:type="spellEnd"/>
+      <w:r>
+        <w:rPr>
+          <w:rFonts w:ascii="Times New Roman" w:hAnsi="Times New Roman" w:cs="Times New Roman"/>
+          <w:color w:val="auto"/>
+          <w:sz w:val="20"/>
+          <w:szCs w:val="20"/>
+        </w:rPr>
+        <w:t>: 2.2722</w:t>
+      </w:r>
+    </w:p>
+    <w:p>
+      <w:pPr>
+        <w:rPr>
+          <w:rFonts w:ascii="Times New Roman" w:hAnsi="Times New Roman" w:cs="Times New Roman"/>
+          <w:color w:val="auto"/>
+          <w:sz w:val="20"/>
+          <w:szCs w:val="20"/>
+        </w:rPr>
+      </w:pPr>
+      <w:r>
+        <w:rPr>
+          <w:rFonts w:ascii="Times New Roman" w:hAnsi="Times New Roman" w:cs="Times New Roman"/>
+          <w:color w:val="auto"/>
+          <w:sz w:val="20"/>
+          <w:szCs w:val="20"/>
+        </w:rPr>
+        <w:t>        - Log loss validación: 2.2770</w:t>
+      </w:r>
+    </w:p>
+    <w:p>
+      <w:pPr>
+        <w:rPr>
+          <w:rFonts w:ascii="Times New Roman" w:hAnsi="Times New Roman" w:cs="Times New Roman"/>
+          <w:color w:val="auto"/>
+          <w:sz w:val="20"/>
+          <w:szCs w:val="20"/>
+        </w:rPr>
+      </w:pPr>
+      <w:r>
+        <w:rPr>
+          <w:rFonts w:ascii="Times New Roman" w:hAnsi="Times New Roman" w:cs="Times New Roman"/>
+          <w:color w:val="auto"/>
+          <w:sz w:val="20"/>
+          <w:szCs w:val="20"/>
+        </w:rPr>
+        <w:t>        - Log loss prueba temporal: 3.1225</w:t>
+      </w:r>
+    </w:p>
+    <w:p>
+      <w:pPr>
+        <w:rPr>
+          <w:rFonts w:ascii="Times New Roman" w:hAnsi="Times New Roman" w:cs="Times New Roman"/>
+          <w:color w:val="auto"/>
+          <w:sz w:val="20"/>
+          <w:szCs w:val="20"/>
+        </w:rPr>
+      </w:pPr>
+      <w:r>
+        <w:rPr>
+          <w:rFonts w:ascii="Times New Roman" w:hAnsi="Times New Roman" w:cs="Times New Roman"/>
+          <w:color w:val="auto"/>
+          <w:sz w:val="20"/>
+          <w:szCs w:val="20"/>
+        </w:rPr>
+        <w:t xml:space="preserve">    - Interpretación: el gap entre </w:t>
+      </w:r>
+      <w:proofErr w:type="spellStart"/>
+      <w:r>
+        <w:rPr>
+          <w:rFonts w:ascii="Times New Roman" w:hAnsi="Times New Roman" w:cs="Times New Roman"/>
+          <w:color w:val="auto"/>
+          <w:sz w:val="20"/>
+          <w:szCs w:val="20"/>
+        </w:rPr>
+        <w:t>train</w:t>
+      </w:r>
+      <w:proofErr w:type="spellEnd"/>
+      <w:r>
+        <w:rPr>
+          <w:rFonts w:ascii="Times New Roman" w:hAnsi="Times New Roman" w:cs="Times New Roman"/>
+          <w:color w:val="auto"/>
+          <w:sz w:val="20"/>
+          <w:szCs w:val="20"/>
+        </w:rPr>
+        <w:t xml:space="preserve"> y validación cayó bastante (0.0159 en accuracy y 0.0048 en log loss), pero la capacidad predictiva sigue siendo débil; esto sugiere que no solo hay overfitting, sino también señal limitada/</w:t>
+      </w:r>
+      <w:proofErr w:type="spellStart"/>
+      <w:r>
+        <w:rPr>
+          <w:rFonts w:ascii="Times New Roman" w:hAnsi="Times New Roman" w:cs="Times New Roman"/>
+          <w:color w:val="auto"/>
+          <w:sz w:val="20"/>
+          <w:szCs w:val="20"/>
+        </w:rPr>
+        <w:t>underfitting</w:t>
+      </w:r>
+      <w:proofErr w:type="spellEnd"/>
+      <w:r>
+        <w:rPr>
+          <w:rFonts w:ascii="Times New Roman" w:hAnsi="Times New Roman" w:cs="Times New Roman"/>
+          <w:color w:val="auto"/>
+          <w:sz w:val="20"/>
+          <w:szCs w:val="20"/>
+        </w:rPr>
+        <w:t xml:space="preserve"> del problema.</w:t>
+      </w:r>
+    </w:p>
+    <w:p>
+      <w:pPr>
+        <w:rPr>
+          <w:rFonts w:ascii="Times New Roman" w:hAnsi="Times New Roman" w:cs="Times New Roman"/>
+          <w:color w:val="auto"/>
+          <w:sz w:val="20"/>
+          <w:szCs w:val="20"/>
+        </w:rPr>
+      </w:pPr>
+    </w:p>
+    <w:p>
+      <w:pPr>
+        <w:rPr>
+          <w:rFonts w:ascii="Times New Roman" w:hAnsi="Times New Roman" w:cs="Times New Roman"/>
+          <w:color w:val="auto"/>
+          <w:sz w:val="20"/>
+          <w:szCs w:val="20"/>
+        </w:rPr>
+      </w:pPr>
+      <w:r>
+        <w:rPr>
+          <w:rFonts w:ascii="Times New Roman" w:hAnsi="Times New Roman" w:cs="Times New Roman"/>
+          <w:color w:val="auto"/>
+          <w:sz w:val="20"/>
+          <w:szCs w:val="20"/>
+        </w:rPr>
+        <w:t>- Estrategia 3: Random Forest regularizado</w:t>
+      </w:r>
+    </w:p>
+    <w:p>
+      <w:pPr>
+        <w:rPr>
+          <w:rFonts w:ascii="Times New Roman" w:hAnsi="Times New Roman" w:cs="Times New Roman"/>
+          <w:color w:val="auto"/>
+          <w:sz w:val="20"/>
+          <w:szCs w:val="20"/>
+        </w:rPr>
+      </w:pPr>
+      <w:r>
+        <w:rPr>
+          <w:rFonts w:ascii="Times New Roman" w:hAnsi="Times New Roman" w:cs="Times New Roman"/>
+          <w:color w:val="auto"/>
+          <w:sz w:val="20"/>
+          <w:szCs w:val="20"/>
+        </w:rPr>
+        <w:t>    - Se redujo la complejidad del árbol:</w:t>
+      </w:r>
+    </w:p>
+    <w:p>
+      <w:pPr>
+        <w:rPr>
+          <w:rFonts w:ascii="Times New Roman" w:hAnsi="Times New Roman" w:cs="Times New Roman"/>
+          <w:color w:val="auto"/>
+          <w:sz w:val="20"/>
+          <w:szCs w:val="20"/>
+        </w:rPr>
+      </w:pPr>
+      <w:r>
+        <w:rPr>
+          <w:rFonts w:ascii="Times New Roman" w:hAnsi="Times New Roman" w:cs="Times New Roman"/>
+          <w:color w:val="auto"/>
+          <w:sz w:val="20"/>
+          <w:szCs w:val="20"/>
+        </w:rPr>
+        <w:t xml:space="preserve">        - </w:t>
+      </w:r>
+      <w:proofErr w:type="spellStart"/>
+      <w:r>
+        <w:rPr>
+          <w:rFonts w:ascii="Times New Roman" w:hAnsi="Times New Roman" w:cs="Times New Roman"/>
+          <w:color w:val="auto"/>
+          <w:sz w:val="20"/>
+          <w:szCs w:val="20"/>
+        </w:rPr>
+        <w:t>max_depth</w:t>
+      </w:r>
+      <w:proofErr w:type="spellEnd"/>
+      <w:r>
+        <w:rPr>
+          <w:rFonts w:ascii="Times New Roman" w:hAnsi="Times New Roman" w:cs="Times New Roman"/>
+          <w:color w:val="auto"/>
+          <w:sz w:val="20"/>
+          <w:szCs w:val="20"/>
+        </w:rPr>
+        <w:t xml:space="preserve"> = 8</w:t>
+      </w:r>
+    </w:p>
+    <w:p>
+      <w:pPr>
+        <w:rPr>
+          <w:rFonts w:ascii="Times New Roman" w:hAnsi="Times New Roman" w:cs="Times New Roman"/>
+          <w:color w:val="auto"/>
+          <w:sz w:val="20"/>
+          <w:szCs w:val="20"/>
+        </w:rPr>
+      </w:pPr>
+      <w:r>
+        <w:rPr>
+          <w:rFonts w:ascii="Times New Roman" w:hAnsi="Times New Roman" w:cs="Times New Roman"/>
+          <w:color w:val="auto"/>
+          <w:sz w:val="20"/>
+          <w:szCs w:val="20"/>
+        </w:rPr>
+        <w:t xml:space="preserve">        - </w:t>
+      </w:r>
+      <w:proofErr w:type="spellStart"/>
+      <w:r>
+        <w:rPr>
+          <w:rFonts w:ascii="Times New Roman" w:hAnsi="Times New Roman" w:cs="Times New Roman"/>
+          <w:color w:val="auto"/>
+          <w:sz w:val="20"/>
+          <w:szCs w:val="20"/>
+        </w:rPr>
+        <w:t>min_samples_leaf</w:t>
+      </w:r>
+      <w:proofErr w:type="spellEnd"/>
+      <w:r>
+        <w:rPr>
+          <w:rFonts w:ascii="Times New Roman" w:hAnsi="Times New Roman" w:cs="Times New Roman"/>
+          <w:color w:val="auto"/>
+          <w:sz w:val="20"/>
+          <w:szCs w:val="20"/>
+        </w:rPr>
+        <w:t xml:space="preserve"> = 20</w:t>
+      </w:r>
+    </w:p>
+    <w:p>
+      <w:pPr>
+        <w:rPr>
+          <w:rFonts w:ascii="Times New Roman" w:hAnsi="Times New Roman" w:cs="Times New Roman"/>
+          <w:color w:val="auto"/>
+          <w:sz w:val="20"/>
+          <w:szCs w:val="20"/>
+        </w:rPr>
+      </w:pPr>
+      <w:r>
+        <w:rPr>
+          <w:rFonts w:ascii="Times New Roman" w:hAnsi="Times New Roman" w:cs="Times New Roman"/>
+          <w:color w:val="auto"/>
+          <w:sz w:val="20"/>
+          <w:szCs w:val="20"/>
+        </w:rPr>
+        <w:t xml:space="preserve">        - </w:t>
+      </w:r>
+      <w:proofErr w:type="spellStart"/>
+      <w:r>
+        <w:rPr>
+          <w:rFonts w:ascii="Times New Roman" w:hAnsi="Times New Roman" w:cs="Times New Roman"/>
+          <w:color w:val="auto"/>
+          <w:sz w:val="20"/>
+          <w:szCs w:val="20"/>
+        </w:rPr>
+        <w:t>min_samples_split</w:t>
+      </w:r>
+      <w:proofErr w:type="spellEnd"/>
+      <w:r>
+        <w:rPr>
+          <w:rFonts w:ascii="Times New Roman" w:hAnsi="Times New Roman" w:cs="Times New Roman"/>
+          <w:color w:val="auto"/>
+          <w:sz w:val="20"/>
+          <w:szCs w:val="20"/>
+        </w:rPr>
+        <w:t xml:space="preserve"> = 40</w:t>
+      </w:r>
+    </w:p>
+    <w:p>
+      <w:pPr>
+        <w:rPr>
+          <w:rFonts w:ascii="Times New Roman" w:hAnsi="Times New Roman" w:cs="Times New Roman"/>
+          <w:color w:val="auto"/>
+          <w:sz w:val="20"/>
+          <w:szCs w:val="20"/>
+        </w:rPr>
+      </w:pPr>
+      <w:r>
+        <w:rPr>
+          <w:rFonts w:ascii="Times New Roman" w:hAnsi="Times New Roman" w:cs="Times New Roman"/>
+          <w:color w:val="auto"/>
+          <w:sz w:val="20"/>
+          <w:szCs w:val="20"/>
+        </w:rPr>
+        <w:t xml:space="preserve">        - </w:t>
+      </w:r>
+      <w:proofErr w:type="spellStart"/>
+      <w:r>
+        <w:rPr>
+          <w:rFonts w:ascii="Times New Roman" w:hAnsi="Times New Roman" w:cs="Times New Roman"/>
+          <w:color w:val="auto"/>
+          <w:sz w:val="20"/>
+          <w:szCs w:val="20"/>
+        </w:rPr>
+        <w:t>max_features</w:t>
+      </w:r>
+      <w:proofErr w:type="spellEnd"/>
+      <w:r>
+        <w:rPr>
+          <w:rFonts w:ascii="Times New Roman" w:hAnsi="Times New Roman" w:cs="Times New Roman"/>
+          <w:color w:val="auto"/>
+          <w:sz w:val="20"/>
+          <w:szCs w:val="20"/>
+        </w:rPr>
+        <w:t xml:space="preserve"> = '</w:t>
+      </w:r>
+      <w:proofErr w:type="spellStart"/>
+      <w:r>
+        <w:rPr>
+          <w:rFonts w:ascii="Times New Roman" w:hAnsi="Times New Roman" w:cs="Times New Roman"/>
+          <w:color w:val="auto"/>
+          <w:sz w:val="20"/>
+          <w:szCs w:val="20"/>
+        </w:rPr>
+        <w:t>sqrt</w:t>
+      </w:r>
+      <w:proofErr w:type="spellEnd"/>
+      <w:r>
+        <w:rPr>
+          <w:rFonts w:ascii="Times New Roman" w:hAnsi="Times New Roman" w:cs="Times New Roman"/>
+          <w:color w:val="auto"/>
+          <w:sz w:val="20"/>
+          <w:szCs w:val="20"/>
+        </w:rPr>
+        <w:t>'</w:t>
+      </w:r>
+    </w:p>
+    <w:p>
+      <w:pPr>
+        <w:rPr>
+          <w:rFonts w:ascii="Times New Roman" w:hAnsi="Times New Roman" w:cs="Times New Roman"/>
+          <w:color w:val="auto"/>
+          <w:sz w:val="20"/>
+          <w:szCs w:val="20"/>
+        </w:rPr>
+      </w:pPr>
+      <w:r>
+        <w:rPr>
+          <w:rFonts w:ascii="Times New Roman" w:hAnsi="Times New Roman" w:cs="Times New Roman"/>
+          <w:color w:val="auto"/>
+          <w:sz w:val="20"/>
+          <w:szCs w:val="20"/>
+        </w:rPr>
+        <w:t xml:space="preserve">        - </w:t>
+      </w:r>
+      <w:proofErr w:type="spellStart"/>
+      <w:r>
+        <w:rPr>
+          <w:rFonts w:ascii="Times New Roman" w:hAnsi="Times New Roman" w:cs="Times New Roman"/>
+          <w:color w:val="auto"/>
+          <w:sz w:val="20"/>
+          <w:szCs w:val="20"/>
+        </w:rPr>
+        <w:t>class_weight</w:t>
+      </w:r>
+      <w:proofErr w:type="spellEnd"/>
+      <w:r>
+        <w:rPr>
+          <w:rFonts w:ascii="Times New Roman" w:hAnsi="Times New Roman" w:cs="Times New Roman"/>
+          <w:color w:val="auto"/>
+          <w:sz w:val="20"/>
+          <w:szCs w:val="20"/>
+        </w:rPr>
+        <w:t xml:space="preserve"> = '</w:t>
+      </w:r>
+      <w:proofErr w:type="spellStart"/>
+      <w:r>
+        <w:rPr>
+          <w:rFonts w:ascii="Times New Roman" w:hAnsi="Times New Roman" w:cs="Times New Roman"/>
+          <w:color w:val="auto"/>
+          <w:sz w:val="20"/>
+          <w:szCs w:val="20"/>
+        </w:rPr>
+        <w:t>balanced</w:t>
+      </w:r>
+      <w:proofErr w:type="spellEnd"/>
+      <w:r>
+        <w:rPr>
+          <w:rFonts w:ascii="Times New Roman" w:hAnsi="Times New Roman" w:cs="Times New Roman"/>
+          <w:color w:val="auto"/>
+          <w:sz w:val="20"/>
+          <w:szCs w:val="20"/>
+        </w:rPr>
+        <w:t>'</w:t>
+      </w:r>
+    </w:p>
+    <w:p>
+      <w:pPr>
+        <w:rPr>
+          <w:rFonts w:ascii="Times New Roman" w:hAnsi="Times New Roman" w:cs="Times New Roman"/>
+          <w:color w:val="auto"/>
+          <w:sz w:val="20"/>
+          <w:szCs w:val="20"/>
+        </w:rPr>
+      </w:pPr>
+      <w:r>
+        <w:rPr>
+          <w:rFonts w:ascii="Times New Roman" w:hAnsi="Times New Roman" w:cs="Times New Roman"/>
+          <w:color w:val="auto"/>
+          <w:sz w:val="20"/>
+          <w:szCs w:val="20"/>
+        </w:rPr>
+        <w:t>    - Objetivo: controlar el overfitting y equilibrar clases.</w:t>
+      </w:r>
+    </w:p>
+    <w:p>
+      <w:pPr>
+        <w:rPr>
+          <w:rFonts w:ascii="Times New Roman" w:hAnsi="Times New Roman" w:cs="Times New Roman"/>
+          <w:color w:val="auto"/>
+          <w:sz w:val="20"/>
+          <w:szCs w:val="20"/>
+        </w:rPr>
+      </w:pPr>
+      <w:r>
+        <w:rPr>
+          <w:rFonts w:ascii="Times New Roman" w:hAnsi="Times New Roman" w:cs="Times New Roman"/>
+          <w:color w:val="auto"/>
+          <w:sz w:val="20"/>
+          <w:szCs w:val="20"/>
+        </w:rPr>
+        <w:t xml:space="preserve">    - Resultado: el bloque de diagnóstico lo preparó para comparar </w:t>
+      </w:r>
+      <w:proofErr w:type="spellStart"/>
+      <w:r>
+        <w:rPr>
+          <w:rFonts w:ascii="Times New Roman" w:hAnsi="Times New Roman" w:cs="Times New Roman"/>
+          <w:color w:val="auto"/>
+          <w:sz w:val="20"/>
+          <w:szCs w:val="20"/>
+        </w:rPr>
+        <w:t>train</w:t>
+      </w:r>
+      <w:proofErr w:type="spellEnd"/>
+      <w:r>
+        <w:rPr>
+          <w:rFonts w:ascii="Times New Roman" w:hAnsi="Times New Roman" w:cs="Times New Roman"/>
+          <w:color w:val="auto"/>
+          <w:sz w:val="20"/>
+          <w:szCs w:val="20"/>
+        </w:rPr>
+        <w:t xml:space="preserve"> vs validación/test, pero no se reportaron números finales en esa sección específica; la lógica fue la correcta, pero el modelo no mostró un rendimiento fuerte en la tarea temporal.</w:t>
+      </w:r>
+    </w:p>
+    <w:p>
+      <w:pPr>
+        <w:rPr>
+          <w:rFonts w:ascii="Times New Roman" w:hAnsi="Times New Roman" w:cs="Times New Roman"/>
+          <w:color w:val="auto"/>
+          <w:sz w:val="20"/>
+          <w:szCs w:val="20"/>
+        </w:rPr>
+      </w:pPr>
+    </w:p>
+    <w:p>
+      <w:pPr>
+        <w:rPr>
+          <w:rFonts w:ascii="Times New Roman" w:hAnsi="Times New Roman" w:cs="Times New Roman"/>
+          <w:color w:val="auto"/>
+          <w:sz w:val="20"/>
+          <w:szCs w:val="20"/>
+        </w:rPr>
+      </w:pPr>
+      <w:r>
+        <w:rPr>
+          <w:rFonts w:ascii="Times New Roman" w:hAnsi="Times New Roman" w:cs="Times New Roman"/>
+          <w:color w:val="auto"/>
+          <w:sz w:val="20"/>
+          <w:szCs w:val="20"/>
+        </w:rPr>
+        <w:t>- Estrategia 4: Diagnóstico de K-Means</w:t>
+      </w:r>
+    </w:p>
+    <w:p>
+      <w:pPr>
+        <w:rPr>
+          <w:rFonts w:ascii="Times New Roman" w:hAnsi="Times New Roman" w:cs="Times New Roman"/>
+          <w:color w:val="auto"/>
+          <w:sz w:val="20"/>
+          <w:szCs w:val="20"/>
+        </w:rPr>
+      </w:pPr>
+      <w:r>
+        <w:rPr>
+          <w:rFonts w:ascii="Times New Roman" w:hAnsi="Times New Roman" w:cs="Times New Roman"/>
+          <w:color w:val="auto"/>
+          <w:sz w:val="20"/>
+          <w:szCs w:val="20"/>
+        </w:rPr>
+        <w:t>    - No se usa accuracy como en clasificación supervisada.</w:t>
+      </w:r>
+    </w:p>
+    <w:p>
+      <w:pPr>
+        <w:rPr>
+          <w:rFonts w:ascii="Times New Roman" w:hAnsi="Times New Roman" w:cs="Times New Roman"/>
+          <w:color w:val="auto"/>
+          <w:sz w:val="20"/>
+          <w:szCs w:val="20"/>
+        </w:rPr>
+      </w:pPr>
+      <w:r>
+        <w:rPr>
+          <w:rFonts w:ascii="Times New Roman" w:hAnsi="Times New Roman" w:cs="Times New Roman"/>
+          <w:color w:val="auto"/>
+          <w:sz w:val="20"/>
+          <w:szCs w:val="20"/>
+        </w:rPr>
+        <w:t>    - Se evaluó con:</w:t>
+      </w:r>
+    </w:p>
+    <w:p>
+      <w:pPr>
+        <w:rPr>
+          <w:rFonts w:ascii="Times New Roman" w:hAnsi="Times New Roman" w:cs="Times New Roman"/>
+          <w:color w:val="auto"/>
+          <w:sz w:val="20"/>
+          <w:szCs w:val="20"/>
+        </w:rPr>
+      </w:pPr>
+      <w:r>
+        <w:rPr>
+          <w:rFonts w:ascii="Times New Roman" w:hAnsi="Times New Roman" w:cs="Times New Roman"/>
+          <w:color w:val="auto"/>
+          <w:sz w:val="20"/>
+          <w:szCs w:val="20"/>
+        </w:rPr>
+        <w:t>        - distancia al centroide</w:t>
+      </w:r>
+    </w:p>
+    <w:p>
+      <w:pPr>
+        <w:rPr>
+          <w:rFonts w:ascii="Times New Roman" w:hAnsi="Times New Roman" w:cs="Times New Roman"/>
+          <w:color w:val="auto"/>
+          <w:sz w:val="20"/>
+          <w:szCs w:val="20"/>
+        </w:rPr>
+      </w:pPr>
+      <w:r>
+        <w:rPr>
+          <w:rFonts w:ascii="Times New Roman" w:hAnsi="Times New Roman" w:cs="Times New Roman"/>
+          <w:color w:val="auto"/>
+          <w:sz w:val="20"/>
+          <w:szCs w:val="20"/>
+        </w:rPr>
+        <w:t xml:space="preserve">        - </w:t>
+      </w:r>
+      <w:proofErr w:type="spellStart"/>
+      <w:r>
+        <w:rPr>
+          <w:rFonts w:ascii="Times New Roman" w:hAnsi="Times New Roman" w:cs="Times New Roman"/>
+          <w:color w:val="auto"/>
+          <w:sz w:val="20"/>
+          <w:szCs w:val="20"/>
+        </w:rPr>
+        <w:t>silhouette_score</w:t>
+      </w:r>
+      <w:proofErr w:type="spellEnd"/>
+    </w:p>
+    <w:p>
+      <w:pPr>
+        <w:rPr>
+          <w:rFonts w:ascii="Times New Roman" w:hAnsi="Times New Roman" w:cs="Times New Roman"/>
+          <w:color w:val="auto"/>
+          <w:sz w:val="20"/>
+          <w:szCs w:val="20"/>
+        </w:rPr>
+      </w:pPr>
+      <w:r>
+        <w:rPr>
+          <w:rFonts w:ascii="Times New Roman" w:hAnsi="Times New Roman" w:cs="Times New Roman"/>
+          <w:color w:val="auto"/>
+          <w:sz w:val="20"/>
+          <w:szCs w:val="20"/>
+        </w:rPr>
+        <w:t>    - Resultado:</w:t>
+      </w:r>
+    </w:p>
+    <w:p>
+      <w:pPr>
+        <w:rPr>
+          <w:rFonts w:ascii="Times New Roman" w:hAnsi="Times New Roman" w:cs="Times New Roman"/>
+          <w:color w:val="auto"/>
+          <w:sz w:val="20"/>
+          <w:szCs w:val="20"/>
+        </w:rPr>
+      </w:pPr>
+      <w:r>
+        <w:rPr>
+          <w:rFonts w:ascii="Times New Roman" w:hAnsi="Times New Roman" w:cs="Times New Roman"/>
+          <w:color w:val="auto"/>
+          <w:sz w:val="20"/>
+          <w:szCs w:val="20"/>
+        </w:rPr>
+        <w:t xml:space="preserve">        - </w:t>
+      </w:r>
+      <w:proofErr w:type="spellStart"/>
+      <w:r>
+        <w:rPr>
+          <w:rFonts w:ascii="Times New Roman" w:hAnsi="Times New Roman" w:cs="Times New Roman"/>
+          <w:color w:val="auto"/>
+          <w:sz w:val="20"/>
+          <w:szCs w:val="20"/>
+        </w:rPr>
+        <w:t>silhouette_score</w:t>
+      </w:r>
+      <w:proofErr w:type="spellEnd"/>
+      <w:r>
+        <w:rPr>
+          <w:rFonts w:ascii="Times New Roman" w:hAnsi="Times New Roman" w:cs="Times New Roman"/>
+          <w:color w:val="auto"/>
+          <w:sz w:val="20"/>
+          <w:szCs w:val="20"/>
+        </w:rPr>
+        <w:t xml:space="preserve"> ≈ 0.274</w:t>
+      </w:r>
+    </w:p>
+    <w:p>
+      <w:pPr>
+        <w:rPr>
+          <w:rFonts w:ascii="Times New Roman" w:hAnsi="Times New Roman" w:cs="Times New Roman"/>
+          <w:color w:val="auto"/>
+          <w:sz w:val="20"/>
+          <w:szCs w:val="20"/>
+        </w:rPr>
+      </w:pPr>
+      <w:r>
+        <w:rPr>
+          <w:rFonts w:ascii="Times New Roman" w:hAnsi="Times New Roman" w:cs="Times New Roman"/>
+          <w:color w:val="auto"/>
+          <w:sz w:val="20"/>
+          <w:szCs w:val="20"/>
+        </w:rPr>
+        <w:lastRenderedPageBreak/>
+        <w:t xml:space="preserve">    - Interpretación: los </w:t>
+      </w:r>
+      <w:proofErr w:type="spellStart"/>
+      <w:proofErr w:type="gramStart"/>
+      <w:r>
+        <w:rPr>
+          <w:rFonts w:ascii="Times New Roman" w:hAnsi="Times New Roman" w:cs="Times New Roman"/>
+          <w:color w:val="auto"/>
+          <w:sz w:val="20"/>
+          <w:szCs w:val="20"/>
+        </w:rPr>
+        <w:t>clusters</w:t>
+      </w:r>
+      <w:proofErr w:type="spellEnd"/>
+      <w:proofErr w:type="gramEnd"/>
+      <w:r>
+        <w:rPr>
+          <w:rFonts w:ascii="Times New Roman" w:hAnsi="Times New Roman" w:cs="Times New Roman"/>
+          <w:color w:val="auto"/>
+          <w:sz w:val="20"/>
+          <w:szCs w:val="20"/>
+        </w:rPr>
+        <w:t xml:space="preserve"> están moderadamente separados, pero no son una solución muy fuerte para diferenciar riesgo de manera precisa; sirve más como agrupación descriptiva que predictiva.</w:t>
+      </w:r>
+    </w:p>
+    <w:p>
+      <w:pPr>
+        <w:rPr>
+          <w:rFonts w:ascii="Times New Roman" w:hAnsi="Times New Roman" w:cs="Times New Roman"/>
+          <w:color w:val="auto"/>
+          <w:sz w:val="20"/>
+          <w:szCs w:val="20"/>
+        </w:rPr>
+      </w:pPr>
+    </w:p>
+    <w:p>
+      <w:pPr>
+        <w:rPr>
+          <w:rFonts w:ascii="Times New Roman" w:hAnsi="Times New Roman" w:cs="Times New Roman"/>
+          <w:b/>
+          <w:bCs/>
+          <w:color w:val="8A0000"/>
+          <w:sz w:val="20"/>
+          <w:szCs w:val="20"/>
+          <w:u w:val="single"/>
+        </w:rPr>
+      </w:pPr>
+    </w:p>
+    <w:p>
+      <w:pPr>
+        <w:rPr>
+          <w:rFonts w:ascii="Times New Roman" w:hAnsi="Times New Roman" w:cs="Times New Roman"/>
+          <w:b/>
+          <w:bCs/>
+          <w:color w:val="8A0000"/>
+          <w:sz w:val="20"/>
+          <w:szCs w:val="20"/>
+          <w:u w:val="single"/>
+        </w:rPr>
+      </w:pPr>
+      <w:r>
+        <w:rPr>
+          <w:rFonts w:ascii="Times New Roman" w:hAnsi="Times New Roman" w:cs="Times New Roman"/>
+          <w:b/>
+          <w:bCs/>
+          <w:color w:val="8A0000"/>
+          <w:sz w:val="20"/>
+          <w:szCs w:val="20"/>
+          <w:u w:val="single"/>
+        </w:rPr>
+        <w:t>Conclusiones y recomendaciones futuras</w:t>
+      </w:r>
+      <w:r>
+        <w:rPr>
+          <w:rFonts w:ascii="Times New Roman" w:hAnsi="Times New Roman" w:cs="Times New Roman"/>
+          <w:b/>
+          <w:bCs/>
+          <w:color w:val="8A0000"/>
+          <w:sz w:val="20"/>
+          <w:szCs w:val="20"/>
+          <w:u w:val="single"/>
+        </w:rPr>
+        <w:t>:</w:t>
+      </w:r>
+    </w:p>
+    <w:p>
+      <w:pPr>
+        <w:rPr>
+          <w:rFonts w:ascii="Times New Roman" w:hAnsi="Times New Roman" w:cs="Times New Roman"/>
+          <w:color w:val="auto"/>
+          <w:sz w:val="20"/>
+          <w:szCs w:val="20"/>
+        </w:rPr>
+      </w:pPr>
+      <w:r>
+        <w:rPr>
+          <w:rFonts w:ascii="Times New Roman" w:hAnsi="Times New Roman" w:cs="Times New Roman"/>
+          <w:color w:val="auto"/>
+          <w:sz w:val="20"/>
+          <w:szCs w:val="20"/>
+        </w:rPr>
+        <w:t>Conclusión general:</w:t>
+      </w:r>
+    </w:p>
+    <w:p>
+      <w:pPr>
+        <w:rPr>
+          <w:rFonts w:ascii="Times New Roman" w:hAnsi="Times New Roman" w:cs="Times New Roman"/>
+          <w:color w:val="auto"/>
+          <w:sz w:val="20"/>
+          <w:szCs w:val="20"/>
+        </w:rPr>
+      </w:pPr>
+      <w:r>
+        <w:rPr>
+          <w:rFonts w:ascii="Times New Roman" w:hAnsi="Times New Roman" w:cs="Times New Roman"/>
+          <w:color w:val="auto"/>
+          <w:sz w:val="20"/>
+          <w:szCs w:val="20"/>
+        </w:rPr>
+        <w:t>- El problema principal no fue solo demasiada complejidad, sino también baja señal predictiva del objetivo temporal.</w:t>
+      </w:r>
+    </w:p>
+    <w:p>
+      <w:pPr>
+        <w:rPr>
+          <w:rFonts w:ascii="Times New Roman" w:hAnsi="Times New Roman" w:cs="Times New Roman"/>
+          <w:color w:val="auto"/>
+          <w:sz w:val="20"/>
+          <w:szCs w:val="20"/>
+        </w:rPr>
+      </w:pPr>
+      <w:r>
+        <w:rPr>
+          <w:rFonts w:ascii="Times New Roman" w:hAnsi="Times New Roman" w:cs="Times New Roman"/>
+          <w:color w:val="auto"/>
+          <w:sz w:val="20"/>
+          <w:szCs w:val="20"/>
+        </w:rPr>
+        <w:t>- El XGBoost regularizado mejoró la estabilidad entre entrenamiento y validación, pero no logró una buena generalización.</w:t>
+      </w:r>
+    </w:p>
+    <w:p>
+      <w:pPr>
+        <w:rPr>
+          <w:rFonts w:ascii="Times New Roman" w:hAnsi="Times New Roman" w:cs="Times New Roman"/>
+          <w:color w:val="auto"/>
+          <w:sz w:val="20"/>
+          <w:szCs w:val="20"/>
+        </w:rPr>
+      </w:pPr>
+      <w:r>
+        <w:rPr>
+          <w:rFonts w:ascii="Times New Roman" w:hAnsi="Times New Roman" w:cs="Times New Roman"/>
+          <w:color w:val="auto"/>
+          <w:sz w:val="20"/>
+          <w:szCs w:val="20"/>
+        </w:rPr>
+        <w:t xml:space="preserve">- La recomendación práctica fue: seguir con validación temporal, ajustar hiperparámetros, y revisar si la variable objetivo (mes) o las </w:t>
+      </w:r>
+      <w:proofErr w:type="spellStart"/>
+      <w:r>
+        <w:rPr>
+          <w:rFonts w:ascii="Times New Roman" w:hAnsi="Times New Roman" w:cs="Times New Roman"/>
+          <w:color w:val="auto"/>
+          <w:sz w:val="20"/>
+          <w:szCs w:val="20"/>
+        </w:rPr>
+        <w:t>features</w:t>
+      </w:r>
+      <w:proofErr w:type="spellEnd"/>
+      <w:r>
+        <w:rPr>
+          <w:rFonts w:ascii="Times New Roman" w:hAnsi="Times New Roman" w:cs="Times New Roman"/>
+          <w:color w:val="auto"/>
+          <w:sz w:val="20"/>
+          <w:szCs w:val="20"/>
+        </w:rPr>
+        <w:t xml:space="preserve"> realmente contienen información suficiente para predecirlo.</w:t>
+      </w:r>
+    </w:p>
+    <w:p>
+      <w:pPr>
+        <w:rPr>
+          <w:rFonts w:ascii="Times New Roman" w:hAnsi="Times New Roman" w:cs="Times New Roman"/>
+          <w:b/>
+          <w:bCs/>
+          <w:color w:val="8A0000"/>
+          <w:sz w:val="20"/>
+          <w:szCs w:val="20"/>
+          <w:u w:val="single"/>
+        </w:rPr>
+      </w:pPr>
+    </w:p>
+    <w:p>
+      <w:pPr>
+        <w:rPr>
+          <w:rFonts w:ascii="Times New Roman" w:hAnsi="Times New Roman" w:cs="Times New Roman"/>
+          <w:b/>
+          <w:bCs/>
+          <w:color w:val="8A0000"/>
+          <w:sz w:val="20"/>
+          <w:szCs w:val="20"/>
+          <w:u w:val="single"/>
+        </w:rPr>
+      </w:pPr>
+      <w:r>
+        <w:rPr>
+          <w:rFonts w:ascii="Times New Roman" w:hAnsi="Times New Roman" w:cs="Times New Roman"/>
+          <w:b/>
+          <w:bCs/>
+          <w:color w:val="8A0000"/>
+          <w:sz w:val="20"/>
+          <w:szCs w:val="20"/>
+          <w:u w:val="single"/>
+        </w:rPr>
+        <w:t>Referencias técnicas</w:t>
+      </w:r>
+      <w:r>
+        <w:rPr>
+          <w:rFonts w:ascii="Times New Roman" w:hAnsi="Times New Roman" w:cs="Times New Roman"/>
+          <w:b/>
+          <w:bCs/>
+          <w:color w:val="8A0000"/>
+          <w:sz w:val="20"/>
+          <w:szCs w:val="20"/>
           <w:u w:val="single"/>
         </w:rPr>
         <w:t>:</w:t>
@@ -5665,108 +9385,265 @@
           <w:numId w:val="1"/>
         </w:numPr>
         <w:rPr>
+          <w:rFonts w:ascii="Times New Roman" w:hAnsi="Times New Roman" w:cs="Times New Roman"/>
           <w:b/>
           <w:bCs/>
           <w:color w:val="8A0000"/>
-        </w:rPr>
-      </w:pPr>
-      <w:r>
-        <w:rPr>
+          <w:sz w:val="20"/>
+          <w:szCs w:val="20"/>
+        </w:rPr>
+      </w:pPr>
+      <w:r>
+        <w:rPr>
+          <w:rFonts w:ascii="Times New Roman" w:hAnsi="Times New Roman" w:cs="Times New Roman"/>
           <w:b/>
           <w:bCs/>
           <w:color w:val="8A0000"/>
+          <w:sz w:val="20"/>
+          <w:szCs w:val="20"/>
         </w:rPr>
         <w:t>Librerías utilizadas</w:t>
       </w:r>
     </w:p>
     <w:p>
-      <w:r>
+      <w:pPr>
+        <w:rPr>
+          <w:rFonts w:ascii="Times New Roman" w:hAnsi="Times New Roman" w:cs="Times New Roman"/>
+          <w:sz w:val="20"/>
+          <w:szCs w:val="20"/>
+        </w:rPr>
+      </w:pPr>
+      <w:r>
+        <w:rPr>
+          <w:rFonts w:ascii="Times New Roman" w:hAnsi="Times New Roman" w:cs="Times New Roman"/>
+          <w:sz w:val="20"/>
+          <w:szCs w:val="20"/>
+        </w:rPr>
         <w:t>Python</w:t>
       </w:r>
     </w:p>
     <w:p>
-      <w:r>
+      <w:pPr>
+        <w:rPr>
+          <w:rFonts w:ascii="Times New Roman" w:hAnsi="Times New Roman" w:cs="Times New Roman"/>
+          <w:sz w:val="20"/>
+          <w:szCs w:val="20"/>
+        </w:rPr>
+      </w:pPr>
+      <w:r>
+        <w:rPr>
+          <w:rFonts w:ascii="Times New Roman" w:hAnsi="Times New Roman" w:cs="Times New Roman"/>
+          <w:sz w:val="20"/>
+          <w:szCs w:val="20"/>
+        </w:rPr>
         <w:t>pandas==1.5.3          # Manipulación de datos</w:t>
       </w:r>
     </w:p>
     <w:p>
-      <w:r>
+      <w:pPr>
+        <w:rPr>
+          <w:rFonts w:ascii="Times New Roman" w:hAnsi="Times New Roman" w:cs="Times New Roman"/>
+          <w:sz w:val="20"/>
+          <w:szCs w:val="20"/>
+        </w:rPr>
+      </w:pPr>
+      <w:r>
+        <w:rPr>
+          <w:rFonts w:ascii="Times New Roman" w:hAnsi="Times New Roman" w:cs="Times New Roman"/>
+          <w:sz w:val="20"/>
+          <w:szCs w:val="20"/>
+        </w:rPr>
         <w:t>numpy==1.24.3          # Operaciones numéricas</w:t>
       </w:r>
     </w:p>
     <w:p>
+      <w:pPr>
+        <w:rPr>
+          <w:rFonts w:ascii="Times New Roman" w:hAnsi="Times New Roman" w:cs="Times New Roman"/>
+          <w:sz w:val="20"/>
+          <w:szCs w:val="20"/>
+        </w:rPr>
+      </w:pPr>
       <w:proofErr w:type="spellStart"/>
       <w:r>
+        <w:rPr>
+          <w:rFonts w:ascii="Times New Roman" w:hAnsi="Times New Roman" w:cs="Times New Roman"/>
+          <w:sz w:val="20"/>
+          <w:szCs w:val="20"/>
+        </w:rPr>
         <w:t>scikit-learn</w:t>
       </w:r>
       <w:proofErr w:type="spellEnd"/>
       <w:r>
+        <w:rPr>
+          <w:rFonts w:ascii="Times New Roman" w:hAnsi="Times New Roman" w:cs="Times New Roman"/>
+          <w:sz w:val="20"/>
+          <w:szCs w:val="20"/>
+        </w:rPr>
         <w:t>==1.2.2    # Machine learning</w:t>
       </w:r>
     </w:p>
     <w:p>
+      <w:pPr>
+        <w:rPr>
+          <w:rFonts w:ascii="Times New Roman" w:hAnsi="Times New Roman" w:cs="Times New Roman"/>
+          <w:sz w:val="20"/>
+          <w:szCs w:val="20"/>
+        </w:rPr>
+      </w:pPr>
       <w:proofErr w:type="spellStart"/>
       <w:r>
+        <w:rPr>
+          <w:rFonts w:ascii="Times New Roman" w:hAnsi="Times New Roman" w:cs="Times New Roman"/>
+          <w:sz w:val="20"/>
+          <w:szCs w:val="20"/>
+        </w:rPr>
         <w:t>xgboost</w:t>
       </w:r>
       <w:proofErr w:type="spellEnd"/>
       <w:r>
+        <w:rPr>
+          <w:rFonts w:ascii="Times New Roman" w:hAnsi="Times New Roman" w:cs="Times New Roman"/>
+          <w:sz w:val="20"/>
+          <w:szCs w:val="20"/>
+        </w:rPr>
         <w:t xml:space="preserve">==1.7.5         # </w:t>
       </w:r>
       <w:proofErr w:type="spellStart"/>
       <w:r>
+        <w:rPr>
+          <w:rFonts w:ascii="Times New Roman" w:hAnsi="Times New Roman" w:cs="Times New Roman"/>
+          <w:sz w:val="20"/>
+          <w:szCs w:val="20"/>
+        </w:rPr>
         <w:t>Gradient</w:t>
       </w:r>
       <w:proofErr w:type="spellEnd"/>
       <w:r>
+        <w:rPr>
+          <w:rFonts w:ascii="Times New Roman" w:hAnsi="Times New Roman" w:cs="Times New Roman"/>
+          <w:sz w:val="20"/>
+          <w:szCs w:val="20"/>
+        </w:rPr>
         <w:t xml:space="preserve"> </w:t>
       </w:r>
       <w:proofErr w:type="spellStart"/>
       <w:r>
+        <w:rPr>
+          <w:rFonts w:ascii="Times New Roman" w:hAnsi="Times New Roman" w:cs="Times New Roman"/>
+          <w:sz w:val="20"/>
+          <w:szCs w:val="20"/>
+        </w:rPr>
         <w:t>boosting</w:t>
       </w:r>
       <w:proofErr w:type="spellEnd"/>
     </w:p>
     <w:p>
-      <w:r>
+      <w:pPr>
+        <w:rPr>
+          <w:rFonts w:ascii="Times New Roman" w:hAnsi="Times New Roman" w:cs="Times New Roman"/>
+          <w:sz w:val="20"/>
+          <w:szCs w:val="20"/>
+        </w:rPr>
+      </w:pPr>
+      <w:r>
+        <w:rPr>
+          <w:rFonts w:ascii="Times New Roman" w:hAnsi="Times New Roman" w:cs="Times New Roman"/>
+          <w:sz w:val="20"/>
+          <w:szCs w:val="20"/>
+        </w:rPr>
         <w:t>matplotlib==3.7.1      # Visualización</w:t>
       </w:r>
     </w:p>
     <w:p>
-      <w:r>
+      <w:pPr>
+        <w:rPr>
+          <w:rFonts w:ascii="Times New Roman" w:hAnsi="Times New Roman" w:cs="Times New Roman"/>
+          <w:sz w:val="20"/>
+          <w:szCs w:val="20"/>
+        </w:rPr>
+      </w:pPr>
+      <w:r>
+        <w:rPr>
+          <w:rFonts w:ascii="Times New Roman" w:hAnsi="Times New Roman" w:cs="Times New Roman"/>
+          <w:sz w:val="20"/>
+          <w:szCs w:val="20"/>
+        </w:rPr>
         <w:t>seaborn==0.12.2        # Gráficos estadísticos</w:t>
       </w:r>
     </w:p>
     <w:p>
+      <w:pPr>
+        <w:rPr>
+          <w:rFonts w:ascii="Times New Roman" w:hAnsi="Times New Roman" w:cs="Times New Roman"/>
+          <w:sz w:val="20"/>
+          <w:szCs w:val="20"/>
+        </w:rPr>
+      </w:pPr>
       <w:proofErr w:type="spellStart"/>
       <w:r>
+        <w:rPr>
+          <w:rFonts w:ascii="Times New Roman" w:hAnsi="Times New Roman" w:cs="Times New Roman"/>
+          <w:sz w:val="20"/>
+          <w:szCs w:val="20"/>
+        </w:rPr>
         <w:t>shap</w:t>
       </w:r>
       <w:proofErr w:type="spellEnd"/>
       <w:r>
+        <w:rPr>
+          <w:rFonts w:ascii="Times New Roman" w:hAnsi="Times New Roman" w:cs="Times New Roman"/>
+          <w:sz w:val="20"/>
+          <w:szCs w:val="20"/>
+        </w:rPr>
         <w:t xml:space="preserve">==0.42.0           # </w:t>
       </w:r>
       <w:proofErr w:type="spellStart"/>
       <w:r>
+        <w:rPr>
+          <w:rFonts w:ascii="Times New Roman" w:hAnsi="Times New Roman" w:cs="Times New Roman"/>
+          <w:sz w:val="20"/>
+          <w:szCs w:val="20"/>
+        </w:rPr>
         <w:t>Explicabilidad</w:t>
       </w:r>
       <w:proofErr w:type="spellEnd"/>
     </w:p>
     <w:p>
+      <w:pPr>
+        <w:rPr>
+          <w:rFonts w:ascii="Times New Roman" w:hAnsi="Times New Roman" w:cs="Times New Roman"/>
+          <w:sz w:val="20"/>
+          <w:szCs w:val="20"/>
+        </w:rPr>
+      </w:pPr>
       <w:proofErr w:type="spellStart"/>
       <w:r>
+        <w:rPr>
+          <w:rFonts w:ascii="Times New Roman" w:hAnsi="Times New Roman" w:cs="Times New Roman"/>
+          <w:sz w:val="20"/>
+          <w:szCs w:val="20"/>
+        </w:rPr>
         <w:t>optuna</w:t>
       </w:r>
       <w:proofErr w:type="spellEnd"/>
       <w:r>
+        <w:rPr>
+          <w:rFonts w:ascii="Times New Roman" w:hAnsi="Times New Roman" w:cs="Times New Roman"/>
+          <w:sz w:val="20"/>
+          <w:szCs w:val="20"/>
+        </w:rPr>
         <w:t>==3.1.1          # Optimización de hiperparámetros</w:t>
       </w:r>
     </w:p>
     <w:p>
       <w:pPr>
         <w:rPr>
+          <w:rFonts w:ascii="Times New Roman" w:hAnsi="Times New Roman" w:cs="Times New Roman"/>
           <w:b/>
           <w:bCs/>
+          <w:sz w:val="20"/>
+          <w:szCs w:val="20"/>
           <w:u w:val="single"/>
         </w:rPr>
       </w:pPr>
@@ -5779,6 +9656,31 @@
     </w:sectPr>
   </w:body>
 </w:document>
+</file>
+
+<file path=word/endnotes.xml><?xml version="1.0" encoding="utf-8"?>
+<w:endnotes xmlns:wpc="http://schemas.microsoft.com/office/word/2010/wordprocessingCanvas" xmlns:cx="http://schemas.microsoft.com/office/drawing/2014/chartex" xmlns:cx1="http://schemas.microsoft.com/office/drawing/2015/9/8/chartex" xmlns:cx2="http://schemas.microsoft.com/office/drawing/2015/10/21/chartex" xmlns:cx3="http://schemas.microsoft.com/office/drawing/2016/5/9/chartex" xmlns:cx4="http://schemas.microsoft.com/office/drawing/2016/5/10/chartex" xmlns:cx5="http://schemas.microsoft.com/office/drawing/2016/5/11/chartex" xmlns:cx6="http://schemas.microsoft.com/office/drawing/2016/5/12/chartex" xmlns:cx7="http://schemas.microsoft.com/office/drawing/2016/5/13/chartex" xmlns:cx8="http://schemas.microsoft.com/office/drawing/2016/5/14/chartex" xmlns:mc="http://schemas.openxmlformats.org/markup-compatibility/2006" xmlns:aink="http://schemas.microsoft.com/office/drawing/2016/ink" xmlns:am3d="http://schemas.microsoft.com/office/drawing/2017/model3d" xmlns:o="urn:schemas-microsoft-com:office:office" xmlns:oel="http://schemas.microsoft.com/office/2019/extlst" xmlns:r="http://schemas.openxmlformats.org/officeDocument/2006/relationships" xmlns:m="http://schemas.openxmlformats.org/officeDocument/2006/math" xmlns:v="urn:schemas-microsoft-com:vml" xmlns:wp14="http://schemas.microsoft.com/office/word/2010/wordprocessingDrawing" xmlns:wp="http://schemas.openxmlformats.org/drawingml/2006/wordprocessingDrawing" xmlns:w10="urn:schemas-microsoft-com:office:word" xmlns:w="http://schemas.openxmlformats.org/wordprocessingml/2006/main" xmlns:w14="http://schemas.microsoft.com/office/word/2010/wordml" xmlns:w15="http://schemas.microsoft.com/office/word/2012/wordml" xmlns:w16cex="http://schemas.microsoft.com/office/word/2018/wordml/cex" xmlns:w16cid="http://schemas.microsoft.com/office/word/2016/wordml/cid" xmlns:w16="http://schemas.microsoft.com/office/word/2018/wordml" xmlns:w16du="http://schemas.microsoft.com/office/word/2023/wordml/word16du" xmlns:w16sdtdh="http://schemas.microsoft.com/office/word/2020/wordml/sdtdatahash" xmlns:w16sdtfl="http://schemas.microsoft.com/office/word/2024/wordml/sdtformatlock" xmlns:w16se="http://schemas.microsoft.com/office/word/2015/wordml/symex" xmlns:wpg="http://schemas.microsoft.com/office/word/2010/wordprocessingGroup" xmlns:wpi="http://schemas.microsoft.com/office/word/2010/wordprocessingInk" xmlns:wne="http://schemas.microsoft.com/office/word/2006/wordml" xmlns:wps="http://schemas.microsoft.com/office/word/2010/wordprocessingShape" mc:Ignorable="w14 w15 w16se w16cid w16 w16cex w16sdtdh w16sdtfl w16du wp14">
+  <w:endnote w:type="separator" w:id="-1">
+    <w:p>
+      <w:pPr>
+        <w:spacing w:after="0" w:line="240" w:lineRule="auto"/>
+      </w:pPr>
+      <w:r>
+        <w:separator/>
+      </w:r>
+    </w:p>
+  </w:endnote>
+  <w:endnote w:type="continuationSeparator" w:id="0">
+    <w:p>
+      <w:pPr>
+        <w:spacing w:after="0" w:line="240" w:lineRule="auto"/>
+      </w:pPr>
+      <w:r>
+        <w:continuationSeparator/>
+      </w:r>
+    </w:p>
+  </w:endnote>
+</w:endnotes>
 </file>
 
 <file path=word/footer1.xml><?xml version="1.0" encoding="utf-8"?>
@@ -5826,6 +9728,31 @@
 </w:ftr>
 </file>
 
+<file path=word/footnotes.xml><?xml version="1.0" encoding="utf-8"?>
+<w:footnotes xmlns:wpc="http://schemas.microsoft.com/office/word/2010/wordprocessingCanvas" xmlns:cx="http://schemas.microsoft.com/office/drawing/2014/chartex" xmlns:cx1="http://schemas.microsoft.com/office/drawing/2015/9/8/chartex" xmlns:cx2="http://schemas.microsoft.com/office/drawing/2015/10/21/chartex" xmlns:cx3="http://schemas.microsoft.com/office/drawing/2016/5/9/chartex" xmlns:cx4="http://schemas.microsoft.com/office/drawing/2016/5/10/chartex" xmlns:cx5="http://schemas.microsoft.com/office/drawing/2016/5/11/chartex" xmlns:cx6="http://schemas.microsoft.com/office/drawing/2016/5/12/chartex" xmlns:cx7="http://schemas.microsoft.com/office/drawing/2016/5/13/chartex" xmlns:cx8="http://schemas.microsoft.com/office/drawing/2016/5/14/chartex" xmlns:mc="http://schemas.openxmlformats.org/markup-compatibility/2006" xmlns:aink="http://schemas.microsoft.com/office/drawing/2016/ink" xmlns:am3d="http://schemas.microsoft.com/office/drawing/2017/model3d" xmlns:o="urn:schemas-microsoft-com:office:office" xmlns:oel="http://schemas.microsoft.com/office/2019/extlst" xmlns:r="http://schemas.openxmlformats.org/officeDocument/2006/relationships" xmlns:m="http://schemas.openxmlformats.org/officeDocument/2006/math" xmlns:v="urn:schemas-microsoft-com:vml" xmlns:wp14="http://schemas.microsoft.com/office/word/2010/wordprocessingDrawing" xmlns:wp="http://schemas.openxmlformats.org/drawingml/2006/wordprocessingDrawing" xmlns:w10="urn:schemas-microsoft-com:office:word" xmlns:w="http://schemas.openxmlformats.org/wordprocessingml/2006/main" xmlns:w14="http://schemas.microsoft.com/office/word/2010/wordml" xmlns:w15="http://schemas.microsoft.com/office/word/2012/wordml" xmlns:w16cex="http://schemas.microsoft.com/office/word/2018/wordml/cex" xmlns:w16cid="http://schemas.microsoft.com/office/word/2016/wordml/cid" xmlns:w16="http://schemas.microsoft.com/office/word/2018/wordml" xmlns:w16du="http://schemas.microsoft.com/office/word/2023/wordml/word16du" xmlns:w16sdtdh="http://schemas.microsoft.com/office/word/2020/wordml/sdtdatahash" xmlns:w16sdtfl="http://schemas.microsoft.com/office/word/2024/wordml/sdtformatlock" xmlns:w16se="http://schemas.microsoft.com/office/word/2015/wordml/symex" xmlns:wpg="http://schemas.microsoft.com/office/word/2010/wordprocessingGroup" xmlns:wpi="http://schemas.microsoft.com/office/word/2010/wordprocessingInk" xmlns:wne="http://schemas.microsoft.com/office/word/2006/wordml" xmlns:wps="http://schemas.microsoft.com/office/word/2010/wordprocessingShape" mc:Ignorable="w14 w15 w16se w16cid w16 w16cex w16sdtdh w16sdtfl w16du wp14">
+  <w:footnote w:type="separator" w:id="-1">
+    <w:p>
+      <w:pPr>
+        <w:spacing w:after="0" w:line="240" w:lineRule="auto"/>
+      </w:pPr>
+      <w:r>
+        <w:separator/>
+      </w:r>
+    </w:p>
+  </w:footnote>
+  <w:footnote w:type="continuationSeparator" w:id="0">
+    <w:p>
+      <w:pPr>
+        <w:spacing w:after="0" w:line="240" w:lineRule="auto"/>
+      </w:pPr>
+      <w:r>
+        <w:continuationSeparator/>
+      </w:r>
+    </w:p>
+  </w:footnote>
+</w:footnotes>
+</file>
+
 <file path=word/numbering.xml><?xml version="1.0" encoding="utf-8"?>
 <w:numbering xmlns:wpc="http://schemas.microsoft.com/office/word/2010/wordprocessingCanvas" xmlns:cx="http://schemas.microsoft.com/office/drawing/2014/chartex" xmlns:cx1="http://schemas.microsoft.com/office/drawing/2015/9/8/chartex" xmlns:cx2="http://schemas.microsoft.com/office/drawing/2015/10/21/chartex" xmlns:cx3="http://schemas.microsoft.com/office/drawing/2016/5/9/chartex" xmlns:cx4="http://schemas.microsoft.com/office/drawing/2016/5/10/chartex" xmlns:cx5="http://schemas.microsoft.com/office/drawing/2016/5/11/chartex" xmlns:cx6="http://schemas.microsoft.com/office/drawing/2016/5/12/chartex" xmlns:cx7="http://schemas.microsoft.com/office/drawing/2016/5/13/chartex" xmlns:cx8="http://schemas.microsoft.com/office/drawing/2016/5/14/chartex" xmlns:mc="http://schemas.openxmlformats.org/markup-compatibility/2006" xmlns:aink="http://schemas.microsoft.com/office/drawing/2016/ink" xmlns:am3d="http://schemas.microsoft.com/office/drawing/2017/model3d" xmlns:o="urn:schemas-microsoft-com:office:office" xmlns:oel="http://schemas.microsoft.com/office/2019/extlst" xmlns:r="http://schemas.openxmlformats.org/officeDocument/2006/relationships" xmlns:m="http://schemas.openxmlformats.org/officeDocument/2006/math" xmlns:v="urn:schemas-microsoft-com:vml" xmlns:wp14="http://schemas.microsoft.com/office/word/2010/wordprocessingDrawing" xmlns:wp="http://schemas.openxmlformats.org/drawingml/2006/wordprocessingDrawing" xmlns:w10="urn:schemas-microsoft-com:office:word" xmlns:w="http://schemas.openxmlformats.org/wordprocessingml/2006/main" xmlns:w14="http://schemas.microsoft.com/office/word/2010/wordml" xmlns:w15="http://schemas.microsoft.com/office/word/2012/wordml" xmlns:w16cex="http://schemas.microsoft.com/office/word/2018/wordml/cex" xmlns:w16cid="http://schemas.microsoft.com/office/word/2016/wordml/cid" xmlns:w16="http://schemas.microsoft.com/office/word/2018/wordml" xmlns:w16du="http://schemas.microsoft.com/office/word/2023/wordml/word16du" xmlns:w16sdtdh="http://schemas.microsoft.com/office/word/2020/wordml/sdtdatahash" xmlns:w16sdtfl="http://schemas.microsoft.com/office/word/2024/wordml/sdtformatlock" xmlns:w16se="http://schemas.microsoft.com/office/word/2015/wordml/symex" xmlns:wpg="http://schemas.microsoft.com/office/word/2010/wordprocessingGroup" xmlns:wpi="http://schemas.microsoft.com/office/word/2010/wordprocessingInk" xmlns:wne="http://schemas.microsoft.com/office/word/2006/wordml" xmlns:wps="http://schemas.microsoft.com/office/word/2010/wordprocessingShape" mc:Ignorable="w14 w15 w16se w16cid w16 w16cex w16sdtdh w16sdtfl w16du wp14">
   <w:abstractNum w:abstractNumId="0" w15:restartNumberingAfterBreak="0">
@@ -5980,7 +9907,7 @@
   <w:abstractNum w:abstractNumId="1" w15:restartNumberingAfterBreak="0">
     <w:nsid w:val="71DE1C82"/>
     <w:multiLevelType w:val="hybridMultilevel"/>
-    <w:tmpl w:val="C03C3F6C"/>
+    <w:tmpl w:val="D7E4C50E"/>
     <w:lvl w:ilvl="0" w:tplc="300A000F">
       <w:start w:val="1"/>
       <w:numFmt w:val="decimal"/>
@@ -5993,23 +9920,28 @@
         <w:rFonts w:hint="default"/>
       </w:rPr>
     </w:lvl>
-    <w:lvl w:ilvl="1" w:tplc="300A0019" w:tentative="1">
+    <w:lvl w:ilvl="1" w:tplc="13CCE1BC">
+      <w:numFmt w:val="bullet"/>
+      <w:lvlText w:val="•"/>
+      <w:lvlJc w:val="left"/>
+      <w:pPr>
+        <w:ind w:left="1440" w:hanging="360"/>
+      </w:pPr>
+      <w:rPr>
+        <w:rFonts w:ascii="Calibri" w:eastAsia="Calibri" w:hAnsi="Calibri" w:cs="Calibri" w:hint="default"/>
+      </w:rPr>
+    </w:lvl>
+    <w:lvl w:ilvl="2" w:tplc="3702C82C">
       <w:start w:val="1"/>
-      <w:numFmt w:val="lowerLetter"/>
-      <w:lvlText w:val="%2."/>
+      <w:numFmt w:val="decimal"/>
+      <w:lvlText w:val="%3)"/>
       <w:lvlJc w:val="left"/>
       <w:pPr>
-        <w:ind w:left="1440" w:hanging="360"/>
-      </w:pPr>
-    </w:lvl>
-    <w:lvl w:ilvl="2" w:tplc="300A001B" w:tentative="1">
-      <w:start w:val="1"/>
-      <w:numFmt w:val="lowerRoman"/>
-      <w:lvlText w:val="%3."/>
-      <w:lvlJc w:val="right"/>
-      <w:pPr>
-        <w:ind w:left="2160" w:hanging="180"/>
-      </w:pPr>
+        <w:ind w:left="2340" w:hanging="360"/>
+      </w:pPr>
+      <w:rPr>
+        <w:rFonts w:hint="default"/>
+      </w:rPr>
     </w:lvl>
     <w:lvl w:ilvl="3" w:tplc="300A000F" w:tentative="1">
       <w:start w:val="1"/>
@@ -6064,6 +9996,119 @@
       <w:pPr>
         <w:ind w:left="6480" w:hanging="180"/>
       </w:pPr>
+    </w:lvl>
+  </w:abstractNum>
+  <w:abstractNum w:abstractNumId="2" w15:restartNumberingAfterBreak="0">
+    <w:nsid w:val="79550C05"/>
+    <w:multiLevelType w:val="hybridMultilevel"/>
+    <w:tmpl w:val="9F1224B6"/>
+    <w:lvl w:ilvl="0" w:tplc="300A0001">
+      <w:start w:val="1"/>
+      <w:numFmt w:val="bullet"/>
+      <w:lvlText w:val=""/>
+      <w:lvlJc w:val="left"/>
+      <w:pPr>
+        <w:ind w:left="1080" w:hanging="360"/>
+      </w:pPr>
+      <w:rPr>
+        <w:rFonts w:ascii="Symbol" w:hAnsi="Symbol" w:hint="default"/>
+      </w:rPr>
+    </w:lvl>
+    <w:lvl w:ilvl="1" w:tplc="300A0003" w:tentative="1">
+      <w:start w:val="1"/>
+      <w:numFmt w:val="bullet"/>
+      <w:lvlText w:val="o"/>
+      <w:lvlJc w:val="left"/>
+      <w:pPr>
+        <w:ind w:left="1800" w:hanging="360"/>
+      </w:pPr>
+      <w:rPr>
+        <w:rFonts w:ascii="Courier New" w:hAnsi="Courier New" w:cs="Courier New" w:hint="default"/>
+      </w:rPr>
+    </w:lvl>
+    <w:lvl w:ilvl="2" w:tplc="300A0005" w:tentative="1">
+      <w:start w:val="1"/>
+      <w:numFmt w:val="bullet"/>
+      <w:lvlText w:val=""/>
+      <w:lvlJc w:val="left"/>
+      <w:pPr>
+        <w:ind w:left="2520" w:hanging="360"/>
+      </w:pPr>
+      <w:rPr>
+        <w:rFonts w:ascii="Wingdings" w:hAnsi="Wingdings" w:hint="default"/>
+      </w:rPr>
+    </w:lvl>
+    <w:lvl w:ilvl="3" w:tplc="300A0001" w:tentative="1">
+      <w:start w:val="1"/>
+      <w:numFmt w:val="bullet"/>
+      <w:lvlText w:val=""/>
+      <w:lvlJc w:val="left"/>
+      <w:pPr>
+        <w:ind w:left="3240" w:hanging="360"/>
+      </w:pPr>
+      <w:rPr>
+        <w:rFonts w:ascii="Symbol" w:hAnsi="Symbol" w:hint="default"/>
+      </w:rPr>
+    </w:lvl>
+    <w:lvl w:ilvl="4" w:tplc="300A0003" w:tentative="1">
+      <w:start w:val="1"/>
+      <w:numFmt w:val="bullet"/>
+      <w:lvlText w:val="o"/>
+      <w:lvlJc w:val="left"/>
+      <w:pPr>
+        <w:ind w:left="3960" w:hanging="360"/>
+      </w:pPr>
+      <w:rPr>
+        <w:rFonts w:ascii="Courier New" w:hAnsi="Courier New" w:cs="Courier New" w:hint="default"/>
+      </w:rPr>
+    </w:lvl>
+    <w:lvl w:ilvl="5" w:tplc="300A0005" w:tentative="1">
+      <w:start w:val="1"/>
+      <w:numFmt w:val="bullet"/>
+      <w:lvlText w:val=""/>
+      <w:lvlJc w:val="left"/>
+      <w:pPr>
+        <w:ind w:left="4680" w:hanging="360"/>
+      </w:pPr>
+      <w:rPr>
+        <w:rFonts w:ascii="Wingdings" w:hAnsi="Wingdings" w:hint="default"/>
+      </w:rPr>
+    </w:lvl>
+    <w:lvl w:ilvl="6" w:tplc="300A0001" w:tentative="1">
+      <w:start w:val="1"/>
+      <w:numFmt w:val="bullet"/>
+      <w:lvlText w:val=""/>
+      <w:lvlJc w:val="left"/>
+      <w:pPr>
+        <w:ind w:left="5400" w:hanging="360"/>
+      </w:pPr>
+      <w:rPr>
+        <w:rFonts w:ascii="Symbol" w:hAnsi="Symbol" w:hint="default"/>
+      </w:rPr>
+    </w:lvl>
+    <w:lvl w:ilvl="7" w:tplc="300A0003" w:tentative="1">
+      <w:start w:val="1"/>
+      <w:numFmt w:val="bullet"/>
+      <w:lvlText w:val="o"/>
+      <w:lvlJc w:val="left"/>
+      <w:pPr>
+        <w:ind w:left="6120" w:hanging="360"/>
+      </w:pPr>
+      <w:rPr>
+        <w:rFonts w:ascii="Courier New" w:hAnsi="Courier New" w:cs="Courier New" w:hint="default"/>
+      </w:rPr>
+    </w:lvl>
+    <w:lvl w:ilvl="8" w:tplc="300A0005" w:tentative="1">
+      <w:start w:val="1"/>
+      <w:numFmt w:val="bullet"/>
+      <w:lvlText w:val=""/>
+      <w:lvlJc w:val="left"/>
+      <w:pPr>
+        <w:ind w:left="6840" w:hanging="360"/>
+      </w:pPr>
+      <w:rPr>
+        <w:rFonts w:ascii="Wingdings" w:hAnsi="Wingdings" w:hint="default"/>
+      </w:rPr>
     </w:lvl>
   </w:abstractNum>
   <w:num w:numId="1" w16cid:durableId="356545613">
@@ -6071,6 +10116,9 @@
   </w:num>
   <w:num w:numId="2" w16cid:durableId="363211040">
     <w:abstractNumId w:val="1"/>
+  </w:num>
+  <w:num w:numId="3" w16cid:durableId="1085804841">
+    <w:abstractNumId w:val="2"/>
   </w:num>
 </w:numbering>
 </file>
@@ -6877,6 +10925,7 @@
       <w:numPr>
         <w:ilvl w:val="1"/>
       </w:numPr>
+      <w:ind w:left="370" w:hanging="10"/>
     </w:pPr>
     <w:rPr>
       <w:rFonts w:eastAsiaTheme="majorEastAsia" w:cstheme="majorBidi"/>
